--- a/meeting_reviews/SA4_137-e_AI_traffic_review_zh.docx
+++ b/meeting_reviews/SA4_137-e_AI_traffic_review_zh.docx
@@ -8,10 +8,11 @@
       </w:pPr>
       <w:r>
         <w:rPr>
+          <w:rFonts w:ascii="Microsoft YaHei" w:hAnsi="Microsoft YaHei" w:eastAsia="Microsoft YaHei"/>
           <w:b/>
-          <w:sz w:val="44"/>
+          <w:sz w:val="36"/>
         </w:rPr>
-        <w:t>SA4#137-e 会议 AI Traffic 方向提案评审</w:t>
+        <w:t>SA4#137-e AI Traffic 方向提案 Review（重做版）</w:t>
       </w:r>
     </w:p>
     <w:p>
@@ -20,75 +21,96 @@
       </w:pPr>
       <w:r>
         <w:rPr>
-          <w:i/>
+          <w:sz w:val="20"/>
         </w:rPr>
-        <w:t>Agenda 11.3.1 AI Traffic Characteristics / 11.3.2 AI-native representations</w:t>
-      </w:r>
-    </w:p>
-    <w:p>
-      <w:pPr>
-        <w:jc w:val="center"/>
-      </w:pPr>
-      <w:r>
-        <w:t>基于 SA4#137-e TDoc List 与相关原始 TDoc | 2026-09-01</w:t>
+        <w:t>范围：Agenda 11.3.1 AI Traffic Characteristics 与 11.3.2 AI-native representations；资料来源：SA4#137-e TDoc list 及已公开 TDoc 内容。</w:t>
       </w:r>
     </w:p>
     <w:p>
       <w:pPr>
         <w:pStyle w:val="Heading1"/>
+        <w:spacing w:before="160" w:after="80"/>
       </w:pPr>
       <w:r>
         <w:t>1. 结论摘要</w:t>
       </w:r>
     </w:p>
     <w:p>
+      <w:pPr>
+        <w:spacing w:after="80" w:line="259" w:lineRule="auto"/>
+      </w:pPr>
       <w:r>
-        <w:t>本轮工作把“AI 应用产生多少比特”推进到“什么表示被传输、何时可用、丢失后任务是否仍成功，以及证据是否可复核”。11.3.1 已形成测试场景、测量指标和数据治理骨架；11.3.2 打开了 AI-native 中间表示的媒体层传输与信令研究。应按“表示语义 -&gt; 封装/传输 -&gt; 网络损伤 -&gt; 任务 QoE”一条链路推进。</w:t>
+        <w:rPr>
+          <w:sz w:val="21"/>
+        </w:rPr>
+        <w:t>本次 11.3.1/11.3.2 的核心变化，是 SA4 对 AI traffic 的讨论从“记录字节、包、时延”推进到“AI 表征单元如何产生、如何传输、丢失后如何影响任务质量、以及如何形成可复现实验数据”。因此，后续研究不应只沿用传统媒体流量模型，而应围绕 representation unit、任务 QoE、重要性分层、跨层可观测性和可复现实验方法建立统一框架。</w:t>
       </w:r>
     </w:p>
     <w:p>
       <w:pPr>
         <w:pStyle w:val="ListBullet"/>
+        <w:spacing w:after="40"/>
       </w:pPr>
       <w:r>
-        <w:t>11.3.1 共 35 条登记（含修订/替代件）：12 agreed、15 revised、8 noted。11.3.2 共 6 条：1 agreed、1 revised、4 noted。修订件不重复计为独立结论。</w:t>
+        <w:rPr>
+          <w:sz w:val="20"/>
+        </w:rPr>
+        <w:t>11.3.1 以 traffic characterization 为主，贡献集中在测试床治理、合成流量生成、实时视频/音频模型、agentic AI、token error resilience、任务 QoE、AI Gateway 等方向。</w:t>
       </w:r>
     </w:p>
     <w:p>
       <w:pPr>
         <w:pStyle w:val="ListBullet"/>
+        <w:spacing w:after="40"/>
       </w:pPr>
       <w:r>
-        <w:t>已采纳主要方向：实时视频/音频模型、Agentic AI、多模态流程、任务 QoE、术语、AI Gateway、高频交互、数据稳定化/交叉核验，以及 AI-native representation 的传输/信令研究入口。</w:t>
+        <w:rPr>
+          <w:sz w:val="20"/>
+        </w:rPr>
+        <w:t>11.3.2 以 AI-native representation 为主，重点是 token、embedding、latent、feature tensor 等中间表征的传输、信令、同步、能力协商和与源媒体的关联。</w:t>
       </w:r>
     </w:p>
     <w:p>
       <w:pPr>
         <w:pStyle w:val="ListBullet"/>
+        <w:spacing w:after="40"/>
       </w:pPr>
       <w:r>
-        <w:t>token 不是天然可比的网络单位。其字节映射受 ID、embedding、base64/编码格式影响，可跨数量级变化；任何 token rate、bytes/token 或 importance 结论必须带表示类型、模型版本、封装和任务上下文。</w:t>
-      </w:r>
-    </w:p>
-    <w:p>
-      <w:pPr>
-        <w:pStyle w:val="ListBullet"/>
-      </w:pPr>
-      <w:r>
-        <w:t>TR 26.870 目前宜定义场景、方法、指标和候选需求，不宜过早固化单一载荷。互操作 payload、SDP/RTP 扩展与 QoS 映射需有跨实现证据。</w:t>
+        <w:rPr>
+          <w:sz w:val="20"/>
+        </w:rPr>
+        <w:t>会议状态上，11.3.1 中大量 pCR 已 agreed，但仍有若干 noted 的讨论项值得继续跟进；11.3.2 只有 Nokia 的 transport/signalling pCR agreed，其余 intent 和 progressive reconstruction 相关贡献多为 noted，说明方向重要但技术共识尚未充分收敛。</w:t>
       </w:r>
     </w:p>
     <w:p>
       <w:pPr>
         <w:pStyle w:val="Heading1"/>
+        <w:spacing w:before="160" w:after="80"/>
       </w:pPr>
       <w:r>
-        <w:t>2. 范围与口径</w:t>
+        <w:t>2. 会议清单与公司分布</w:t>
       </w:r>
     </w:p>
     <w:p>
+      <w:pPr>
+        <w:spacing w:after="80" w:line="259" w:lineRule="auto"/>
+      </w:pPr>
       <w:r>
-        <w:t>范围为 11.3.1（AI Traffic Characteristics）和 11.3.2（AI-native representations）。主数据源为会议 TDoc 清单，并核查可下载的 pCR/讨论稿：S4-261447、261459、261780、261813-261815、261817-261820、261824-261827、261834、261450、261484、261527、261528、261648 和 261805。agreed 表示会议同意；revised 表示已有替代件；noted 仅为记录/讨论，不等同于技术结论。</w:t>
+        <w:rPr>
+          <w:sz w:val="21"/>
+        </w:rPr>
+        <w:t>Agenda 11.3.1: 共 35 个 TDoc；状态分布：agreed 12，revised 15，noted 8；类型分布：discussion 7，pCR 28。</w:t>
+      </w:r>
+    </w:p>
+    <w:p>
+      <w:pPr>
+        <w:spacing w:after="80" w:line="259" w:lineRule="auto"/>
+      </w:pPr>
+      <w:r>
+        <w:rPr>
+          <w:sz w:val="21"/>
+        </w:rPr>
+        <w:t>Agenda 11.3.2: 共 6 个 TDoc；状态分布：revised 1，noted 4，agreed 1；类型分布：pCR 4，discussion 2。</w:t>
       </w:r>
     </w:p>
     <w:tbl>
@@ -96,89 +118,62 @@
         <w:tblStyle w:val="TableGrid"/>
         <w:tblW w:type="auto" w:w="0"/>
         <w:jc w:val="center"/>
-        <w:tblLayout w:type="fixed"/>
         <w:tblLook w:firstColumn="1" w:firstRow="1" w:lastColumn="0" w:lastRow="0" w:noHBand="0" w:noVBand="1" w:val="04A0"/>
       </w:tblPr>
       <w:tblGrid>
-        <w:gridCol w:w="1994"/>
-        <w:gridCol w:w="1994"/>
-        <w:gridCol w:w="1994"/>
-        <w:gridCol w:w="1994"/>
-        <w:gridCol w:w="1994"/>
+        <w:gridCol w:w="3408"/>
+        <w:gridCol w:w="3408"/>
+        <w:gridCol w:w="3408"/>
       </w:tblGrid>
       <w:tr>
         <w:tc>
           <w:tcPr>
-            <w:tcW w:type="dxa" w:w="1247"/>
+            <w:tcW w:type="dxa" w:w="3888"/>
+            <w:vAlign w:val="center"/>
             <w:shd w:fill="D9EAF7"/>
           </w:tcPr>
           <w:p>
+            <w:r/>
             <w:r>
               <w:rPr>
                 <w:b/>
-                <w:sz w:val="16"/>
-              </w:rPr>
-              <w:t>议程</w:t>
-            </w:r>
-          </w:p>
-        </w:tc>
-        <w:tc>
-          <w:tcPr>
-            <w:tcW w:type="dxa" w:w="2551"/>
+                <w:sz w:val="17"/>
+              </w:rPr>
+              <w:t>公司/来源</w:t>
+            </w:r>
+          </w:p>
+        </w:tc>
+        <w:tc>
+          <w:tcPr>
+            <w:tcW w:type="dxa" w:w="1152"/>
+            <w:vAlign w:val="center"/>
             <w:shd w:fill="D9EAF7"/>
           </w:tcPr>
           <w:p>
+            <w:r/>
             <w:r>
               <w:rPr>
                 <w:b/>
-                <w:sz w:val="16"/>
-              </w:rPr>
-              <w:t>标题</w:t>
-            </w:r>
-          </w:p>
-        </w:tc>
-        <w:tc>
-          <w:tcPr>
-            <w:tcW w:type="dxa" w:w="850"/>
+                <w:sz w:val="17"/>
+              </w:rPr>
+              <w:t>TDoc 数量</w:t>
+            </w:r>
+          </w:p>
+        </w:tc>
+        <w:tc>
+          <w:tcPr>
+            <w:tcW w:type="dxa" w:w="2016"/>
+            <w:vAlign w:val="center"/>
             <w:shd w:fill="D9EAF7"/>
           </w:tcPr>
           <w:p>
+            <w:r/>
             <w:r>
               <w:rPr>
                 <w:b/>
-                <w:sz w:val="16"/>
-              </w:rPr>
-              <w:t>登记数</w:t>
-            </w:r>
-          </w:p>
-        </w:tc>
-        <w:tc>
-          <w:tcPr>
-            <w:tcW w:type="dxa" w:w="1871"/>
-            <w:shd w:fill="D9EAF7"/>
-          </w:tcPr>
-          <w:p>
-            <w:r>
-              <w:rPr>
-                <w:b/>
-                <w:sz w:val="16"/>
-              </w:rPr>
-              <w:t>主要文档类型</w:t>
-            </w:r>
-          </w:p>
-        </w:tc>
-        <w:tc>
-          <w:tcPr>
-            <w:tcW w:type="dxa" w:w="3402"/>
-            <w:shd w:fill="D9EAF7"/>
-          </w:tcPr>
-          <w:p>
-            <w:r>
-              <w:rPr>
-                <w:b/>
-                <w:sz w:val="16"/>
-              </w:rPr>
-              <w:t>评审重点</w:t>
+                <w:sz w:val="17"/>
+              </w:rPr>
+              <w:t>涉及 agenda</w:t>
             </w:r>
           </w:p>
         </w:tc>
@@ -186,71 +181,49 @@
       <w:tr>
         <w:tc>
           <w:tcPr>
-            <w:tcW w:type="dxa" w:w="1247"/>
-          </w:tcPr>
-          <w:p>
-            <w:r>
-              <w:rPr>
-                <w:b w:val="0"/>
-                <w:sz w:val="16"/>
+            <w:tcW w:type="dxa" w:w="3888"/>
+            <w:vAlign w:val="center"/>
+          </w:tcPr>
+          <w:p>
+            <w:r/>
+            <w:r>
+              <w:rPr>
+                <w:b w:val="0"/>
+                <w:sz w:val="17"/>
+              </w:rPr>
+              <w:t>QUALCOMM JAPAN LLC.</w:t>
+            </w:r>
+          </w:p>
+        </w:tc>
+        <w:tc>
+          <w:tcPr>
+            <w:tcW w:type="dxa" w:w="1152"/>
+            <w:vAlign w:val="center"/>
+          </w:tcPr>
+          <w:p>
+            <w:r/>
+            <w:r>
+              <w:rPr>
+                <w:b w:val="0"/>
+                <w:sz w:val="17"/>
+              </w:rPr>
+              <w:t>8</w:t>
+            </w:r>
+          </w:p>
+        </w:tc>
+        <w:tc>
+          <w:tcPr>
+            <w:tcW w:type="dxa" w:w="2016"/>
+            <w:vAlign w:val="center"/>
+          </w:tcPr>
+          <w:p>
+            <w:r/>
+            <w:r>
+              <w:rPr>
+                <w:b w:val="0"/>
+                <w:sz w:val="17"/>
               </w:rPr>
               <w:t>11.3.1</w:t>
-            </w:r>
-          </w:p>
-        </w:tc>
-        <w:tc>
-          <w:tcPr>
-            <w:tcW w:type="dxa" w:w="2551"/>
-          </w:tcPr>
-          <w:p>
-            <w:r>
-              <w:rPr>
-                <w:b w:val="0"/>
-                <w:sz w:val="16"/>
-              </w:rPr>
-              <w:t>AI Traffic Characteristics</w:t>
-            </w:r>
-          </w:p>
-        </w:tc>
-        <w:tc>
-          <w:tcPr>
-            <w:tcW w:type="dxa" w:w="850"/>
-          </w:tcPr>
-          <w:p>
-            <w:r>
-              <w:rPr>
-                <w:b w:val="0"/>
-                <w:sz w:val="16"/>
-              </w:rPr>
-              <w:t>35</w:t>
-            </w:r>
-          </w:p>
-        </w:tc>
-        <w:tc>
-          <w:tcPr>
-            <w:tcW w:type="dxa" w:w="1871"/>
-          </w:tcPr>
-          <w:p>
-            <w:r>
-              <w:rPr>
-                <w:b w:val="0"/>
-                <w:sz w:val="16"/>
-              </w:rPr>
-              <w:t>28 pCR，7 discussion</w:t>
-            </w:r>
-          </w:p>
-        </w:tc>
-        <w:tc>
-          <w:tcPr>
-            <w:tcW w:type="dxa" w:w="3402"/>
-          </w:tcPr>
-          <w:p>
-            <w:r>
-              <w:rPr>
-                <w:b w:val="0"/>
-                <w:sz w:val="16"/>
-              </w:rPr>
-              <w:t>流量模型、测试场景、指标、任务 QoE、可复现性</w:t>
             </w:r>
           </w:p>
         </w:tc>
@@ -258,71 +231,749 @@
       <w:tr>
         <w:tc>
           <w:tcPr>
-            <w:tcW w:type="dxa" w:w="1247"/>
-          </w:tcPr>
-          <w:p>
-            <w:r>
-              <w:rPr>
-                <w:b w:val="0"/>
-                <w:sz w:val="16"/>
+            <w:tcW w:type="dxa" w:w="3888"/>
+            <w:vAlign w:val="center"/>
+          </w:tcPr>
+          <w:p>
+            <w:r/>
+            <w:r>
+              <w:rPr>
+                <w:b w:val="0"/>
+                <w:sz w:val="17"/>
+              </w:rPr>
+              <w:t>Huawei Technologies France</w:t>
+            </w:r>
+          </w:p>
+        </w:tc>
+        <w:tc>
+          <w:tcPr>
+            <w:tcW w:type="dxa" w:w="1152"/>
+            <w:vAlign w:val="center"/>
+          </w:tcPr>
+          <w:p>
+            <w:r/>
+            <w:r>
+              <w:rPr>
+                <w:b w:val="0"/>
+                <w:sz w:val="17"/>
+              </w:rPr>
+              <w:t>4</w:t>
+            </w:r>
+          </w:p>
+        </w:tc>
+        <w:tc>
+          <w:tcPr>
+            <w:tcW w:type="dxa" w:w="2016"/>
+            <w:vAlign w:val="center"/>
+          </w:tcPr>
+          <w:p>
+            <w:r/>
+            <w:r>
+              <w:rPr>
+                <w:b w:val="0"/>
+                <w:sz w:val="17"/>
+              </w:rPr>
+              <w:t>11.3.1</w:t>
+            </w:r>
+          </w:p>
+        </w:tc>
+      </w:tr>
+      <w:tr>
+        <w:tc>
+          <w:tcPr>
+            <w:tcW w:type="dxa" w:w="3888"/>
+            <w:vAlign w:val="center"/>
+          </w:tcPr>
+          <w:p>
+            <w:r/>
+            <w:r>
+              <w:rPr>
+                <w:b w:val="0"/>
+                <w:sz w:val="17"/>
+              </w:rPr>
+              <w:t>HUAWEI TECH. GmbH</w:t>
+            </w:r>
+          </w:p>
+        </w:tc>
+        <w:tc>
+          <w:tcPr>
+            <w:tcW w:type="dxa" w:w="1152"/>
+            <w:vAlign w:val="center"/>
+          </w:tcPr>
+          <w:p>
+            <w:r/>
+            <w:r>
+              <w:rPr>
+                <w:b w:val="0"/>
+                <w:sz w:val="17"/>
+              </w:rPr>
+              <w:t>3</w:t>
+            </w:r>
+          </w:p>
+        </w:tc>
+        <w:tc>
+          <w:tcPr>
+            <w:tcW w:type="dxa" w:w="2016"/>
+            <w:vAlign w:val="center"/>
+          </w:tcPr>
+          <w:p>
+            <w:r/>
+            <w:r>
+              <w:rPr>
+                <w:b w:val="0"/>
+                <w:sz w:val="17"/>
+              </w:rPr>
+              <w:t>11.3.1</w:t>
+            </w:r>
+          </w:p>
+        </w:tc>
+      </w:tr>
+      <w:tr>
+        <w:tc>
+          <w:tcPr>
+            <w:tcW w:type="dxa" w:w="3888"/>
+            <w:vAlign w:val="center"/>
+          </w:tcPr>
+          <w:p>
+            <w:r/>
+            <w:r>
+              <w:rPr>
+                <w:b w:val="0"/>
+                <w:sz w:val="17"/>
+              </w:rPr>
+              <w:t>vivo</w:t>
+            </w:r>
+          </w:p>
+        </w:tc>
+        <w:tc>
+          <w:tcPr>
+            <w:tcW w:type="dxa" w:w="1152"/>
+            <w:vAlign w:val="center"/>
+          </w:tcPr>
+          <w:p>
+            <w:r/>
+            <w:r>
+              <w:rPr>
+                <w:b w:val="0"/>
+                <w:sz w:val="17"/>
+              </w:rPr>
+              <w:t>3</w:t>
+            </w:r>
+          </w:p>
+        </w:tc>
+        <w:tc>
+          <w:tcPr>
+            <w:tcW w:type="dxa" w:w="2016"/>
+            <w:vAlign w:val="center"/>
+          </w:tcPr>
+          <w:p>
+            <w:r/>
+            <w:r>
+              <w:rPr>
+                <w:b w:val="0"/>
+                <w:sz w:val="17"/>
+              </w:rPr>
+              <w:t>11.3.1</w:t>
+            </w:r>
+          </w:p>
+        </w:tc>
+      </w:tr>
+      <w:tr>
+        <w:tc>
+          <w:tcPr>
+            <w:tcW w:type="dxa" w:w="3888"/>
+            <w:vAlign w:val="center"/>
+          </w:tcPr>
+          <w:p>
+            <w:r/>
+            <w:r>
+              <w:rPr>
+                <w:b w:val="0"/>
+                <w:sz w:val="17"/>
+              </w:rPr>
+              <w:t>InterDigital France R&amp;D, SAS</w:t>
+            </w:r>
+          </w:p>
+        </w:tc>
+        <w:tc>
+          <w:tcPr>
+            <w:tcW w:type="dxa" w:w="1152"/>
+            <w:vAlign w:val="center"/>
+          </w:tcPr>
+          <w:p>
+            <w:r/>
+            <w:r>
+              <w:rPr>
+                <w:b w:val="0"/>
+                <w:sz w:val="17"/>
+              </w:rPr>
+              <w:t>2</w:t>
+            </w:r>
+          </w:p>
+        </w:tc>
+        <w:tc>
+          <w:tcPr>
+            <w:tcW w:type="dxa" w:w="2016"/>
+            <w:vAlign w:val="center"/>
+          </w:tcPr>
+          <w:p>
+            <w:r/>
+            <w:r>
+              <w:rPr>
+                <w:b w:val="0"/>
+                <w:sz w:val="17"/>
+              </w:rPr>
+              <w:t>11.3.1</w:t>
+            </w:r>
+          </w:p>
+        </w:tc>
+      </w:tr>
+      <w:tr>
+        <w:tc>
+          <w:tcPr>
+            <w:tcW w:type="dxa" w:w="3888"/>
+            <w:vAlign w:val="center"/>
+          </w:tcPr>
+          <w:p>
+            <w:r/>
+            <w:r>
+              <w:rPr>
+                <w:b w:val="0"/>
+                <w:sz w:val="17"/>
+              </w:rPr>
+              <w:t>Nokia</w:t>
+            </w:r>
+          </w:p>
+        </w:tc>
+        <w:tc>
+          <w:tcPr>
+            <w:tcW w:type="dxa" w:w="1152"/>
+            <w:vAlign w:val="center"/>
+          </w:tcPr>
+          <w:p>
+            <w:r/>
+            <w:r>
+              <w:rPr>
+                <w:b w:val="0"/>
+                <w:sz w:val="17"/>
+              </w:rPr>
+              <w:t>2</w:t>
+            </w:r>
+          </w:p>
+        </w:tc>
+        <w:tc>
+          <w:tcPr>
+            <w:tcW w:type="dxa" w:w="2016"/>
+            <w:vAlign w:val="center"/>
+          </w:tcPr>
+          <w:p>
+            <w:r/>
+            <w:r>
+              <w:rPr>
+                <w:b w:val="0"/>
+                <w:sz w:val="17"/>
               </w:rPr>
               <w:t>11.3.2</w:t>
             </w:r>
           </w:p>
         </w:tc>
-        <w:tc>
-          <w:tcPr>
-            <w:tcW w:type="dxa" w:w="2551"/>
-          </w:tcPr>
-          <w:p>
-            <w:r>
-              <w:rPr>
-                <w:b w:val="0"/>
-                <w:sz w:val="16"/>
-              </w:rPr>
-              <w:t>AI-native representations</w:t>
-            </w:r>
-          </w:p>
-        </w:tc>
-        <w:tc>
-          <w:tcPr>
-            <w:tcW w:type="dxa" w:w="850"/>
-          </w:tcPr>
-          <w:p>
-            <w:r>
-              <w:rPr>
-                <w:b w:val="0"/>
-                <w:sz w:val="16"/>
-              </w:rPr>
-              <w:t>6</w:t>
-            </w:r>
-          </w:p>
-        </w:tc>
-        <w:tc>
-          <w:tcPr>
-            <w:tcW w:type="dxa" w:w="1871"/>
-          </w:tcPr>
-          <w:p>
-            <w:r>
-              <w:rPr>
-                <w:b w:val="0"/>
-                <w:sz w:val="16"/>
-              </w:rPr>
-              <w:t>4 pCR，2 discussion</w:t>
-            </w:r>
-          </w:p>
-        </w:tc>
-        <w:tc>
-          <w:tcPr>
-            <w:tcW w:type="dxa" w:w="3402"/>
-          </w:tcPr>
-          <w:p>
-            <w:r>
-              <w:rPr>
-                <w:b w:val="0"/>
-                <w:sz w:val="16"/>
-              </w:rPr>
-              <w:t>中间表示、传输/信令、意图、渐进重建</w:t>
+      </w:tr>
+      <w:tr>
+        <w:tc>
+          <w:tcPr>
+            <w:tcW w:type="dxa" w:w="3888"/>
+            <w:vAlign w:val="center"/>
+          </w:tcPr>
+          <w:p>
+            <w:r/>
+            <w:r>
+              <w:rPr>
+                <w:b w:val="0"/>
+                <w:sz w:val="17"/>
+              </w:rPr>
+              <w:t>Huawei, Nokia</w:t>
+            </w:r>
+          </w:p>
+        </w:tc>
+        <w:tc>
+          <w:tcPr>
+            <w:tcW w:type="dxa" w:w="1152"/>
+            <w:vAlign w:val="center"/>
+          </w:tcPr>
+          <w:p>
+            <w:r/>
+            <w:r>
+              <w:rPr>
+                <w:b w:val="0"/>
+                <w:sz w:val="17"/>
+              </w:rPr>
+              <w:t>2</w:t>
+            </w:r>
+          </w:p>
+        </w:tc>
+        <w:tc>
+          <w:tcPr>
+            <w:tcW w:type="dxa" w:w="2016"/>
+            <w:vAlign w:val="center"/>
+          </w:tcPr>
+          <w:p>
+            <w:r/>
+            <w:r>
+              <w:rPr>
+                <w:b w:val="0"/>
+                <w:sz w:val="17"/>
+              </w:rPr>
+              <w:t>11.3.1</w:t>
+            </w:r>
+          </w:p>
+        </w:tc>
+      </w:tr>
+      <w:tr>
+        <w:tc>
+          <w:tcPr>
+            <w:tcW w:type="dxa" w:w="3888"/>
+            <w:vAlign w:val="center"/>
+          </w:tcPr>
+          <w:p>
+            <w:r/>
+            <w:r>
+              <w:rPr>
+                <w:b w:val="0"/>
+                <w:sz w:val="17"/>
+              </w:rPr>
+              <w:t>Huawei Device Co., Ltd</w:t>
+            </w:r>
+          </w:p>
+        </w:tc>
+        <w:tc>
+          <w:tcPr>
+            <w:tcW w:type="dxa" w:w="1152"/>
+            <w:vAlign w:val="center"/>
+          </w:tcPr>
+          <w:p>
+            <w:r/>
+            <w:r>
+              <w:rPr>
+                <w:b w:val="0"/>
+                <w:sz w:val="17"/>
+              </w:rPr>
+              <w:t>2</w:t>
+            </w:r>
+          </w:p>
+        </w:tc>
+        <w:tc>
+          <w:tcPr>
+            <w:tcW w:type="dxa" w:w="2016"/>
+            <w:vAlign w:val="center"/>
+          </w:tcPr>
+          <w:p>
+            <w:r/>
+            <w:r>
+              <w:rPr>
+                <w:b w:val="0"/>
+                <w:sz w:val="17"/>
+              </w:rPr>
+              <w:t>11.3.1</w:t>
+            </w:r>
+          </w:p>
+        </w:tc>
+      </w:tr>
+      <w:tr>
+        <w:tc>
+          <w:tcPr>
+            <w:tcW w:type="dxa" w:w="3888"/>
+            <w:vAlign w:val="center"/>
+          </w:tcPr>
+          <w:p>
+            <w:r/>
+            <w:r>
+              <w:rPr>
+                <w:b w:val="0"/>
+                <w:sz w:val="17"/>
+              </w:rPr>
+              <w:t>Huawei</w:t>
+            </w:r>
+          </w:p>
+        </w:tc>
+        <w:tc>
+          <w:tcPr>
+            <w:tcW w:type="dxa" w:w="1152"/>
+            <w:vAlign w:val="center"/>
+          </w:tcPr>
+          <w:p>
+            <w:r/>
+            <w:r>
+              <w:rPr>
+                <w:b w:val="0"/>
+                <w:sz w:val="17"/>
+              </w:rPr>
+              <w:t>2</w:t>
+            </w:r>
+          </w:p>
+        </w:tc>
+        <w:tc>
+          <w:tcPr>
+            <w:tcW w:type="dxa" w:w="2016"/>
+            <w:vAlign w:val="center"/>
+          </w:tcPr>
+          <w:p>
+            <w:r/>
+            <w:r>
+              <w:rPr>
+                <w:b w:val="0"/>
+                <w:sz w:val="17"/>
+              </w:rPr>
+              <w:t>11.3.1</w:t>
+            </w:r>
+          </w:p>
+        </w:tc>
+      </w:tr>
+      <w:tr>
+        <w:tc>
+          <w:tcPr>
+            <w:tcW w:type="dxa" w:w="3888"/>
+            <w:vAlign w:val="center"/>
+          </w:tcPr>
+          <w:p>
+            <w:r/>
+            <w:r>
+              <w:rPr>
+                <w:b w:val="0"/>
+                <w:sz w:val="17"/>
+              </w:rPr>
+              <w:t>DOCOMO Beijing Labs</w:t>
+            </w:r>
+          </w:p>
+        </w:tc>
+        <w:tc>
+          <w:tcPr>
+            <w:tcW w:type="dxa" w:w="1152"/>
+            <w:vAlign w:val="center"/>
+          </w:tcPr>
+          <w:p>
+            <w:r/>
+            <w:r>
+              <w:rPr>
+                <w:b w:val="0"/>
+                <w:sz w:val="17"/>
+              </w:rPr>
+              <w:t>2</w:t>
+            </w:r>
+          </w:p>
+        </w:tc>
+        <w:tc>
+          <w:tcPr>
+            <w:tcW w:type="dxa" w:w="2016"/>
+            <w:vAlign w:val="center"/>
+          </w:tcPr>
+          <w:p>
+            <w:r/>
+            <w:r>
+              <w:rPr>
+                <w:b w:val="0"/>
+                <w:sz w:val="17"/>
+              </w:rPr>
+              <w:t>11.3.1</w:t>
+            </w:r>
+          </w:p>
+        </w:tc>
+      </w:tr>
+      <w:tr>
+        <w:tc>
+          <w:tcPr>
+            <w:tcW w:type="dxa" w:w="3888"/>
+            <w:vAlign w:val="center"/>
+          </w:tcPr>
+          <w:p>
+            <w:r/>
+            <w:r>
+              <w:rPr>
+                <w:b w:val="0"/>
+                <w:sz w:val="17"/>
+              </w:rPr>
+              <w:t>InterDigital Canada</w:t>
+            </w:r>
+          </w:p>
+        </w:tc>
+        <w:tc>
+          <w:tcPr>
+            <w:tcW w:type="dxa" w:w="1152"/>
+            <w:vAlign w:val="center"/>
+          </w:tcPr>
+          <w:p>
+            <w:r/>
+            <w:r>
+              <w:rPr>
+                <w:b w:val="0"/>
+                <w:sz w:val="17"/>
+              </w:rPr>
+              <w:t>2</w:t>
+            </w:r>
+          </w:p>
+        </w:tc>
+        <w:tc>
+          <w:tcPr>
+            <w:tcW w:type="dxa" w:w="2016"/>
+            <w:vAlign w:val="center"/>
+          </w:tcPr>
+          <w:p>
+            <w:r/>
+            <w:r>
+              <w:rPr>
+                <w:b w:val="0"/>
+                <w:sz w:val="17"/>
+              </w:rPr>
+              <w:t>11.3.2</w:t>
+            </w:r>
+          </w:p>
+        </w:tc>
+      </w:tr>
+      <w:tr>
+        <w:tc>
+          <w:tcPr>
+            <w:tcW w:type="dxa" w:w="3888"/>
+            <w:vAlign w:val="center"/>
+          </w:tcPr>
+          <w:p>
+            <w:r/>
+            <w:r>
+              <w:rPr>
+                <w:b w:val="0"/>
+                <w:sz w:val="17"/>
+              </w:rPr>
+              <w:t>China Mobile (Hangzhou) Inf.</w:t>
+            </w:r>
+          </w:p>
+        </w:tc>
+        <w:tc>
+          <w:tcPr>
+            <w:tcW w:type="dxa" w:w="1152"/>
+            <w:vAlign w:val="center"/>
+          </w:tcPr>
+          <w:p>
+            <w:r/>
+            <w:r>
+              <w:rPr>
+                <w:b w:val="0"/>
+                <w:sz w:val="17"/>
+              </w:rPr>
+              <w:t>2</w:t>
+            </w:r>
+          </w:p>
+        </w:tc>
+        <w:tc>
+          <w:tcPr>
+            <w:tcW w:type="dxa" w:w="2016"/>
+            <w:vAlign w:val="center"/>
+          </w:tcPr>
+          <w:p>
+            <w:r/>
+            <w:r>
+              <w:rPr>
+                <w:b w:val="0"/>
+                <w:sz w:val="17"/>
+              </w:rPr>
+              <w:t>11.3.1</w:t>
+            </w:r>
+          </w:p>
+        </w:tc>
+      </w:tr>
+      <w:tr>
+        <w:tc>
+          <w:tcPr>
+            <w:tcW w:type="dxa" w:w="3888"/>
+            <w:vAlign w:val="center"/>
+          </w:tcPr>
+          <w:p>
+            <w:r/>
+            <w:r>
+              <w:rPr>
+                <w:b w:val="0"/>
+                <w:sz w:val="17"/>
+              </w:rPr>
+              <w:t>MediaTek Inc.</w:t>
+            </w:r>
+          </w:p>
+        </w:tc>
+        <w:tc>
+          <w:tcPr>
+            <w:tcW w:type="dxa" w:w="1152"/>
+            <w:vAlign w:val="center"/>
+          </w:tcPr>
+          <w:p>
+            <w:r/>
+            <w:r>
+              <w:rPr>
+                <w:b w:val="0"/>
+                <w:sz w:val="17"/>
+              </w:rPr>
+              <w:t>2</w:t>
+            </w:r>
+          </w:p>
+        </w:tc>
+        <w:tc>
+          <w:tcPr>
+            <w:tcW w:type="dxa" w:w="2016"/>
+            <w:vAlign w:val="center"/>
+          </w:tcPr>
+          <w:p>
+            <w:r/>
+            <w:r>
+              <w:rPr>
+                <w:b w:val="0"/>
+                <w:sz w:val="17"/>
+              </w:rPr>
+              <w:t>11.3.2</w:t>
+            </w:r>
+          </w:p>
+        </w:tc>
+      </w:tr>
+      <w:tr>
+        <w:tc>
+          <w:tcPr>
+            <w:tcW w:type="dxa" w:w="3888"/>
+            <w:vAlign w:val="center"/>
+          </w:tcPr>
+          <w:p>
+            <w:r/>
+            <w:r>
+              <w:rPr>
+                <w:b w:val="0"/>
+                <w:sz w:val="17"/>
+              </w:rPr>
+              <w:t>NTT DOCOMO INC..</w:t>
+            </w:r>
+          </w:p>
+        </w:tc>
+        <w:tc>
+          <w:tcPr>
+            <w:tcW w:type="dxa" w:w="1152"/>
+            <w:vAlign w:val="center"/>
+          </w:tcPr>
+          <w:p>
+            <w:r/>
+            <w:r>
+              <w:rPr>
+                <w:b w:val="0"/>
+                <w:sz w:val="17"/>
+              </w:rPr>
+              <w:t>2</w:t>
+            </w:r>
+          </w:p>
+        </w:tc>
+        <w:tc>
+          <w:tcPr>
+            <w:tcW w:type="dxa" w:w="2016"/>
+            <w:vAlign w:val="center"/>
+          </w:tcPr>
+          <w:p>
+            <w:r/>
+            <w:r>
+              <w:rPr>
+                <w:b w:val="0"/>
+                <w:sz w:val="17"/>
+              </w:rPr>
+              <w:t>11.3.1</w:t>
+            </w:r>
+          </w:p>
+        </w:tc>
+      </w:tr>
+      <w:tr>
+        <w:tc>
+          <w:tcPr>
+            <w:tcW w:type="dxa" w:w="3888"/>
+            <w:vAlign w:val="center"/>
+          </w:tcPr>
+          <w:p>
+            <w:r/>
+            <w:r>
+              <w:rPr>
+                <w:b w:val="0"/>
+                <w:sz w:val="17"/>
+              </w:rPr>
+              <w:t>Qualcomm Germany</w:t>
+            </w:r>
+          </w:p>
+        </w:tc>
+        <w:tc>
+          <w:tcPr>
+            <w:tcW w:type="dxa" w:w="1152"/>
+            <w:vAlign w:val="center"/>
+          </w:tcPr>
+          <w:p>
+            <w:r/>
+            <w:r>
+              <w:rPr>
+                <w:b w:val="0"/>
+                <w:sz w:val="17"/>
+              </w:rPr>
+              <w:t>2</w:t>
+            </w:r>
+          </w:p>
+        </w:tc>
+        <w:tc>
+          <w:tcPr>
+            <w:tcW w:type="dxa" w:w="2016"/>
+            <w:vAlign w:val="center"/>
+          </w:tcPr>
+          <w:p>
+            <w:r/>
+            <w:r>
+              <w:rPr>
+                <w:b w:val="0"/>
+                <w:sz w:val="17"/>
+              </w:rPr>
+              <w:t>11.3.1</w:t>
+            </w:r>
+          </w:p>
+        </w:tc>
+      </w:tr>
+      <w:tr>
+        <w:tc>
+          <w:tcPr>
+            <w:tcW w:type="dxa" w:w="3888"/>
+            <w:vAlign w:val="center"/>
+          </w:tcPr>
+          <w:p>
+            <w:r/>
+            <w:r>
+              <w:rPr>
+                <w:b w:val="0"/>
+                <w:sz w:val="17"/>
+              </w:rPr>
+              <w:t>vivo Mobile Communication Co.,</w:t>
+            </w:r>
+          </w:p>
+        </w:tc>
+        <w:tc>
+          <w:tcPr>
+            <w:tcW w:type="dxa" w:w="1152"/>
+            <w:vAlign w:val="center"/>
+          </w:tcPr>
+          <w:p>
+            <w:r/>
+            <w:r>
+              <w:rPr>
+                <w:b w:val="0"/>
+                <w:sz w:val="17"/>
+              </w:rPr>
+              <w:t>1</w:t>
+            </w:r>
+          </w:p>
+        </w:tc>
+        <w:tc>
+          <w:tcPr>
+            <w:tcW w:type="dxa" w:w="2016"/>
+            <w:vAlign w:val="center"/>
+          </w:tcPr>
+          <w:p>
+            <w:r/>
+            <w:r>
+              <w:rPr>
+                <w:b w:val="0"/>
+                <w:sz w:val="17"/>
+              </w:rPr>
+              <w:t>11.3.1</w:t>
             </w:r>
           </w:p>
         </w:tc>
@@ -332,9 +983,19 @@
     <w:p>
       <w:pPr>
         <w:pStyle w:val="Heading1"/>
+        <w:spacing w:before="160" w:after="80"/>
       </w:pPr>
       <w:r>
-        <w:t>3. Agenda 11.3.1：提案归纳与评审</w:t>
+        <w:t>3. 完整 TDoc 索引（含公司信息）</w:t>
+      </w:r>
+    </w:p>
+    <w:p>
+      <w:pPr>
+        <w:pStyle w:val="Heading2"/>
+        <w:spacing w:before="160" w:after="80"/>
+      </w:pPr>
+      <w:r>
+        <w:t>3.1 Agenda 11.3.1: AI Traffic Characteristics</w:t>
       </w:r>
     </w:p>
     <w:tbl>
@@ -342,73 +1003,116 @@
         <w:tblStyle w:val="TableGrid"/>
         <w:tblW w:type="auto" w:w="0"/>
         <w:jc w:val="center"/>
-        <w:tblLayout w:type="fixed"/>
         <w:tblLook w:firstColumn="1" w:firstRow="1" w:lastColumn="0" w:lastRow="0" w:noHBand="0" w:noVBand="1" w:val="04A0"/>
       </w:tblPr>
       <w:tblGrid>
-        <w:gridCol w:w="2493"/>
-        <w:gridCol w:w="2493"/>
-        <w:gridCol w:w="2493"/>
-        <w:gridCol w:w="2493"/>
+        <w:gridCol w:w="1704"/>
+        <w:gridCol w:w="1704"/>
+        <w:gridCol w:w="1704"/>
+        <w:gridCol w:w="1704"/>
+        <w:gridCol w:w="1704"/>
+        <w:gridCol w:w="1704"/>
       </w:tblGrid>
       <w:tr>
         <w:tc>
           <w:tcPr>
-            <w:tcW w:type="dxa" w:w="1814"/>
+            <w:tcW w:type="dxa" w:w="1080"/>
+            <w:vAlign w:val="center"/>
             <w:shd w:fill="D9EAF7"/>
           </w:tcPr>
           <w:p>
+            <w:r/>
             <w:r>
               <w:rPr>
                 <w:b/>
-                <w:sz w:val="16"/>
-              </w:rPr>
-              <w:t>技术簇及相关 TDoc</w:t>
-            </w:r>
-          </w:p>
-        </w:tc>
-        <w:tc>
-          <w:tcPr>
-            <w:tcW w:type="dxa" w:w="4025"/>
+                <w:sz w:val="17"/>
+              </w:rPr>
+              <w:t>TDoc</w:t>
+            </w:r>
+          </w:p>
+        </w:tc>
+        <w:tc>
+          <w:tcPr>
+            <w:tcW w:type="dxa" w:w="2088"/>
+            <w:vAlign w:val="center"/>
             <w:shd w:fill="D9EAF7"/>
           </w:tcPr>
           <w:p>
+            <w:r/>
             <w:r>
               <w:rPr>
                 <w:b/>
-                <w:sz w:val="16"/>
-              </w:rPr>
-              <w:t>观点与技术细节</w:t>
-            </w:r>
-          </w:p>
-        </w:tc>
-        <w:tc>
-          <w:tcPr>
-            <w:tcW w:type="dxa" w:w="1247"/>
+                <w:sz w:val="17"/>
+              </w:rPr>
+              <w:t>公司/来源</w:t>
+            </w:r>
+          </w:p>
+        </w:tc>
+        <w:tc>
+          <w:tcPr>
+            <w:tcW w:type="dxa" w:w="792"/>
+            <w:vAlign w:val="center"/>
             <w:shd w:fill="D9EAF7"/>
           </w:tcPr>
           <w:p>
+            <w:r/>
             <w:r>
               <w:rPr>
                 <w:b/>
-                <w:sz w:val="16"/>
-              </w:rPr>
-              <w:t>会议结果</w:t>
-            </w:r>
-          </w:p>
-        </w:tc>
-        <w:tc>
-          <w:tcPr>
-            <w:tcW w:type="dxa" w:w="2948"/>
+                <w:sz w:val="17"/>
+              </w:rPr>
+              <w:t>类型</w:t>
+            </w:r>
+          </w:p>
+        </w:tc>
+        <w:tc>
+          <w:tcPr>
+            <w:tcW w:type="dxa" w:w="864"/>
+            <w:vAlign w:val="center"/>
             <w:shd w:fill="D9EAF7"/>
           </w:tcPr>
           <w:p>
+            <w:r/>
             <w:r>
               <w:rPr>
                 <w:b/>
-                <w:sz w:val="16"/>
-              </w:rPr>
-              <w:t>评审判断</w:t>
+                <w:sz w:val="17"/>
+              </w:rPr>
+              <w:t>状态</w:t>
+            </w:r>
+          </w:p>
+        </w:tc>
+        <w:tc>
+          <w:tcPr>
+            <w:tcW w:type="dxa" w:w="4680"/>
+            <w:vAlign w:val="center"/>
+            <w:shd w:fill="D9EAF7"/>
+          </w:tcPr>
+          <w:p>
+            <w:r/>
+            <w:r>
+              <w:rPr>
+                <w:b/>
+                <w:sz w:val="17"/>
+              </w:rPr>
+              <w:t>标题</w:t>
+            </w:r>
+          </w:p>
+        </w:tc>
+        <w:tc>
+          <w:tcPr>
+            <w:tcW w:type="dxa" w:w="1368"/>
+            <w:vAlign w:val="center"/>
+            <w:shd w:fill="D9EAF7"/>
+          </w:tcPr>
+          <w:p>
+            <w:r/>
+            <w:r>
+              <w:rPr>
+                <w:b/>
+                <w:sz w:val="17"/>
+              </w:rPr>
+              <w:t>修订关系</w:t>
             </w:r>
           </w:p>
         </w:tc>
@@ -416,59 +1120,96 @@
       <w:tr>
         <w:tc>
           <w:tcPr>
-            <w:tcW w:type="dxa" w:w="1814"/>
-          </w:tcPr>
-          <w:p>
-            <w:r>
-              <w:rPr>
-                <w:b w:val="0"/>
-                <w:sz w:val="16"/>
-              </w:rPr>
-              <w:t>测试床、治理与结论整合</w:t>
-              <w:br/>
-              <w:t>261440、261448、261454、261462/1817、261834</w:t>
-            </w:r>
-          </w:p>
-        </w:tc>
-        <w:tc>
-          <w:tcPr>
-            <w:tcW w:type="dxa" w:w="4025"/>
-          </w:tcPr>
-          <w:p>
-            <w:r>
-              <w:rPr>
-                <w:b w:val="0"/>
-                <w:sz w:val="16"/>
-              </w:rPr>
-              <w:t>重构测试床；结果归因并链接回 TR；CANDIDATE -&gt; STABLE 以 6 个月 challenge period 为默认，独立复核可加速；记录 CROSS_CHECKED、场景、网络、工具/版本。</w:t>
-            </w:r>
-          </w:p>
-        </w:tc>
-        <w:tc>
-          <w:tcPr>
-            <w:tcW w:type="dxa" w:w="1247"/>
-          </w:tcPr>
-          <w:p>
-            <w:r>
-              <w:rPr>
-                <w:b w:val="0"/>
-                <w:sz w:val="16"/>
-              </w:rPr>
-              <w:t>261440、1817、1834 agreed；其余 noted</w:t>
-            </w:r>
-          </w:p>
-        </w:tc>
-        <w:tc>
-          <w:tcPr>
-            <w:tcW w:type="dxa" w:w="2948"/>
-          </w:tcPr>
-          <w:p>
-            <w:r>
-              <w:rPr>
-                <w:b w:val="0"/>
-                <w:sz w:val="16"/>
-              </w:rPr>
-              <w:t>在线商业模型只要求方向、数量级、模式的定性一致性；补充模型版本、区域、时间窗、流式策略。</w:t>
+            <w:tcW w:type="dxa" w:w="1080"/>
+            <w:vAlign w:val="center"/>
+          </w:tcPr>
+          <w:p>
+            <w:r/>
+            <w:r>
+              <w:rPr>
+                <w:b w:val="0"/>
+                <w:sz w:val="17"/>
+              </w:rPr>
+              <w:t>S4-261440</w:t>
+            </w:r>
+          </w:p>
+        </w:tc>
+        <w:tc>
+          <w:tcPr>
+            <w:tcW w:type="dxa" w:w="2088"/>
+            <w:vAlign w:val="center"/>
+          </w:tcPr>
+          <w:p>
+            <w:r/>
+            <w:r>
+              <w:rPr>
+                <w:b w:val="0"/>
+                <w:sz w:val="17"/>
+              </w:rPr>
+              <w:t>QUALCOMM JAPAN LLC.</w:t>
+            </w:r>
+          </w:p>
+        </w:tc>
+        <w:tc>
+          <w:tcPr>
+            <w:tcW w:type="dxa" w:w="792"/>
+            <w:vAlign w:val="center"/>
+          </w:tcPr>
+          <w:p>
+            <w:r/>
+            <w:r>
+              <w:rPr>
+                <w:b w:val="0"/>
+                <w:sz w:val="17"/>
+              </w:rPr>
+              <w:t>discussion</w:t>
+            </w:r>
+          </w:p>
+        </w:tc>
+        <w:tc>
+          <w:tcPr>
+            <w:tcW w:type="dxa" w:w="864"/>
+            <w:vAlign w:val="center"/>
+          </w:tcPr>
+          <w:p>
+            <w:r/>
+            <w:r>
+              <w:rPr>
+                <w:b w:val="0"/>
+                <w:sz w:val="17"/>
+              </w:rPr>
+              <w:t>agreed</w:t>
+            </w:r>
+          </w:p>
+        </w:tc>
+        <w:tc>
+          <w:tcPr>
+            <w:tcW w:type="dxa" w:w="4680"/>
+            <w:vAlign w:val="center"/>
+          </w:tcPr>
+          <w:p>
+            <w:r/>
+            <w:r>
+              <w:rPr>
+                <w:b w:val="0"/>
+                <w:sz w:val="17"/>
+              </w:rPr>
+              <w:t>[FS_6G_MED] Refactoring testbed codebase</w:t>
+            </w:r>
+          </w:p>
+        </w:tc>
+        <w:tc>
+          <w:tcPr>
+            <w:tcW w:type="dxa" w:w="1368"/>
+            <w:vAlign w:val="center"/>
+          </w:tcPr>
+          <w:p>
+            <w:r/>
+            <w:r>
+              <w:rPr>
+                <w:b w:val="0"/>
+                <w:sz w:val="17"/>
+              </w:rPr>
             </w:r>
           </w:p>
         </w:tc>
@@ -476,59 +1217,97 @@
       <w:tr>
         <w:tc>
           <w:tcPr>
-            <w:tcW w:type="dxa" w:w="1814"/>
-          </w:tcPr>
-          <w:p>
-            <w:r>
-              <w:rPr>
-                <w:b w:val="0"/>
-                <w:sz w:val="16"/>
-              </w:rPr>
-              <w:t>合成流量</w:t>
-              <w:br/>
-              <w:t>261447</w:t>
-            </w:r>
-          </w:p>
-        </w:tc>
-        <w:tc>
-          <w:tcPr>
-            <w:tcW w:type="dxa" w:w="4025"/>
-          </w:tcPr>
-          <w:p>
-            <w:r>
-              <w:rPr>
-                <w:b w:val="0"/>
-                <w:sz w:val="16"/>
-              </w:rPr>
-              <w:t>包级 size、IAT、方向各 65 bin，流级增加长度；比较 order-0/1 Markov 和条件 VAE。CVAE 联合自回归三通道；经验反量化避免 bin 中心值导致 KS 下限。capture group 70/15/15 切分避免泄漏。</w:t>
-            </w:r>
-          </w:p>
-        </w:tc>
-        <w:tc>
-          <w:tcPr>
-            <w:tcW w:type="dxa" w:w="1247"/>
-          </w:tcPr>
-          <w:p>
-            <w:r>
-              <w:rPr>
-                <w:b w:val="0"/>
-                <w:sz w:val="16"/>
-              </w:rPr>
-              <w:t>noted</w:t>
-            </w:r>
-          </w:p>
-        </w:tc>
-        <w:tc>
-          <w:tcPr>
-            <w:tcW w:type="dxa" w:w="2948"/>
-          </w:tcPr>
-          <w:p>
-            <w:r>
-              <w:rPr>
-                <w:b w:val="0"/>
-                <w:sz w:val="16"/>
-              </w:rPr>
-              <w:t>除 KS 外，应报边缘/转移/burst/方向切换/任务时延的多尺度保真度。</w:t>
+            <w:tcW w:type="dxa" w:w="1080"/>
+            <w:vAlign w:val="center"/>
+          </w:tcPr>
+          <w:p>
+            <w:r/>
+            <w:r>
+              <w:rPr>
+                <w:b w:val="0"/>
+                <w:sz w:val="17"/>
+              </w:rPr>
+              <w:t>S4-261444</w:t>
+            </w:r>
+          </w:p>
+        </w:tc>
+        <w:tc>
+          <w:tcPr>
+            <w:tcW w:type="dxa" w:w="2088"/>
+            <w:vAlign w:val="center"/>
+          </w:tcPr>
+          <w:p>
+            <w:r/>
+            <w:r>
+              <w:rPr>
+                <w:b w:val="0"/>
+                <w:sz w:val="17"/>
+              </w:rPr>
+              <w:t>QUALCOMM JAPAN LLC.</w:t>
+            </w:r>
+          </w:p>
+        </w:tc>
+        <w:tc>
+          <w:tcPr>
+            <w:tcW w:type="dxa" w:w="792"/>
+            <w:vAlign w:val="center"/>
+          </w:tcPr>
+          <w:p>
+            <w:r/>
+            <w:r>
+              <w:rPr>
+                <w:b w:val="0"/>
+                <w:sz w:val="17"/>
+              </w:rPr>
+              <w:t>pCR</w:t>
+            </w:r>
+          </w:p>
+        </w:tc>
+        <w:tc>
+          <w:tcPr>
+            <w:tcW w:type="dxa" w:w="864"/>
+            <w:vAlign w:val="center"/>
+          </w:tcPr>
+          <w:p>
+            <w:r/>
+            <w:r>
+              <w:rPr>
+                <w:b w:val="0"/>
+                <w:sz w:val="17"/>
+              </w:rPr>
+              <w:t>revised</w:t>
+            </w:r>
+          </w:p>
+        </w:tc>
+        <w:tc>
+          <w:tcPr>
+            <w:tcW w:type="dxa" w:w="4680"/>
+            <w:vAlign w:val="center"/>
+          </w:tcPr>
+          <w:p>
+            <w:r/>
+            <w:r>
+              <w:rPr>
+                <w:b w:val="0"/>
+                <w:sz w:val="17"/>
+              </w:rPr>
+              <w:t>[FS_6G_MED] Video understanding with embedding streaming</w:t>
+            </w:r>
+          </w:p>
+        </w:tc>
+        <w:tc>
+          <w:tcPr>
+            <w:tcW w:type="dxa" w:w="1368"/>
+            <w:vAlign w:val="center"/>
+          </w:tcPr>
+          <w:p>
+            <w:r/>
+            <w:r>
+              <w:rPr>
+                <w:b w:val="0"/>
+                <w:sz w:val="17"/>
+              </w:rPr>
+              <w:t>修订至 S4-261721</w:t>
             </w:r>
           </w:p>
         </w:tc>
@@ -536,59 +1315,97 @@
       <w:tr>
         <w:tc>
           <w:tcPr>
-            <w:tcW w:type="dxa" w:w="1814"/>
-          </w:tcPr>
-          <w:p>
-            <w:r>
-              <w:rPr>
-                <w:b w:val="0"/>
-                <w:sz w:val="16"/>
-              </w:rPr>
-              <w:t>实时视频理解与音频</w:t>
-              <w:br/>
-              <w:t>261455/1818、261503-505、261504/1780</w:t>
-            </w:r>
-          </w:p>
-        </w:tc>
-        <w:tc>
-          <w:tcPr>
-            <w:tcW w:type="dxa" w:w="4025"/>
-          </w:tcPr>
-          <w:p>
-            <w:r>
-              <w:rPr>
-                <w:b w:val="0"/>
-                <w:sz w:val="16"/>
-              </w:rPr>
-              <w:t>视频理解经 WebRTC：2 fps；每帧 1024 token x 2 B，约 2048 B；RTP/UDP 分为 1140 B + 1020 B，500 ms 周期，约 34.6 kbps/session；RTCP 约 2.2%。音频为 WebSocket 流。</w:t>
-            </w:r>
-          </w:p>
-        </w:tc>
-        <w:tc>
-          <w:tcPr>
-            <w:tcW w:type="dxa" w:w="1247"/>
-          </w:tcPr>
-          <w:p>
-            <w:r>
-              <w:rPr>
-                <w:b w:val="0"/>
-                <w:sz w:val="16"/>
-              </w:rPr>
-              <w:t>1818、1780 agreed；261503、261505 noted</w:t>
-            </w:r>
-          </w:p>
-        </w:tc>
-        <w:tc>
-          <w:tcPr>
-            <w:tcW w:type="dxa" w:w="2948"/>
-          </w:tcPr>
-          <w:p>
-            <w:r>
-              <w:rPr>
-                <w:b w:val="0"/>
-                <w:sz w:val="16"/>
-              </w:rPr>
-              <w:t>near-CBR 模型清晰，但属单实现/固定帧率。帧率、tokenizer、MTU、拥塞控制、deadline 应设为变量。</w:t>
+            <w:tcW w:type="dxa" w:w="1080"/>
+            <w:vAlign w:val="center"/>
+          </w:tcPr>
+          <w:p>
+            <w:r/>
+            <w:r>
+              <w:rPr>
+                <w:b w:val="0"/>
+                <w:sz w:val="17"/>
+              </w:rPr>
+              <w:t>S4-261446</w:t>
+            </w:r>
+          </w:p>
+        </w:tc>
+        <w:tc>
+          <w:tcPr>
+            <w:tcW w:type="dxa" w:w="2088"/>
+            <w:vAlign w:val="center"/>
+          </w:tcPr>
+          <w:p>
+            <w:r/>
+            <w:r>
+              <w:rPr>
+                <w:b w:val="0"/>
+                <w:sz w:val="17"/>
+              </w:rPr>
+              <w:t>QUALCOMM JAPAN LLC.</w:t>
+            </w:r>
+          </w:p>
+        </w:tc>
+        <w:tc>
+          <w:tcPr>
+            <w:tcW w:type="dxa" w:w="792"/>
+            <w:vAlign w:val="center"/>
+          </w:tcPr>
+          <w:p>
+            <w:r/>
+            <w:r>
+              <w:rPr>
+                <w:b w:val="0"/>
+                <w:sz w:val="17"/>
+              </w:rPr>
+              <w:t>pCR</w:t>
+            </w:r>
+          </w:p>
+        </w:tc>
+        <w:tc>
+          <w:tcPr>
+            <w:tcW w:type="dxa" w:w="864"/>
+            <w:vAlign w:val="center"/>
+          </w:tcPr>
+          <w:p>
+            <w:r/>
+            <w:r>
+              <w:rPr>
+                <w:b w:val="0"/>
+                <w:sz w:val="17"/>
+              </w:rPr>
+              <w:t>revised</w:t>
+            </w:r>
+          </w:p>
+        </w:tc>
+        <w:tc>
+          <w:tcPr>
+            <w:tcW w:type="dxa" w:w="4680"/>
+            <w:vAlign w:val="center"/>
+          </w:tcPr>
+          <w:p>
+            <w:r/>
+            <w:r>
+              <w:rPr>
+                <w:b w:val="0"/>
+                <w:sz w:val="17"/>
+              </w:rPr>
+              <w:t>[FS_6G_MED] Agentic AI test scenarios and results</w:t>
+            </w:r>
+          </w:p>
+        </w:tc>
+        <w:tc>
+          <w:tcPr>
+            <w:tcW w:type="dxa" w:w="1368"/>
+            <w:vAlign w:val="center"/>
+          </w:tcPr>
+          <w:p>
+            <w:r/>
+            <w:r>
+              <w:rPr>
+                <w:b w:val="0"/>
+                <w:sz w:val="17"/>
+              </w:rPr>
+              <w:t>修订至 S4-261814</w:t>
             </w:r>
           </w:p>
         </w:tc>
@@ -596,59 +1413,96 @@
       <w:tr>
         <w:tc>
           <w:tcPr>
-            <w:tcW w:type="dxa" w:w="1814"/>
-          </w:tcPr>
-          <w:p>
-            <w:r>
-              <w:rPr>
-                <w:b w:val="0"/>
-                <w:sz w:val="16"/>
-              </w:rPr>
-              <w:t>任务 QoE 与多模态流程</w:t>
-              <w:br/>
-              <w:t>261449/1813、261452/1825</w:t>
-            </w:r>
-          </w:p>
-        </w:tc>
-        <w:tc>
-          <w:tcPr>
-            <w:tcW w:type="dxa" w:w="4025"/>
-          </w:tcPr>
-          <w:p>
-            <w:r>
-              <w:rPr>
-                <w:b w:val="0"/>
-                <w:sz w:val="16"/>
-              </w:rPr>
-              <w:t>多模态分析过程写入测试流程；引入 task-based QoE，补足吞吐/时延。</w:t>
-            </w:r>
-          </w:p>
-        </w:tc>
-        <w:tc>
-          <w:tcPr>
-            <w:tcW w:type="dxa" w:w="1247"/>
-          </w:tcPr>
-          <w:p>
-            <w:r>
-              <w:rPr>
-                <w:b w:val="0"/>
-                <w:sz w:val="16"/>
-              </w:rPr>
-              <w:t>均 agreed</w:t>
-            </w:r>
-          </w:p>
-        </w:tc>
-        <w:tc>
-          <w:tcPr>
-            <w:tcW w:type="dxa" w:w="2948"/>
-          </w:tcPr>
-          <w:p>
-            <w:r>
-              <w:rPr>
-                <w:b w:val="0"/>
-                <w:sz w:val="16"/>
-              </w:rPr>
-              <w:t>报告任务成功率/准确率、置信度、完成时间、结果新鲜度，避免平均 accuracy 遮蔽尾部失效。</w:t>
+            <w:tcW w:type="dxa" w:w="1080"/>
+            <w:vAlign w:val="center"/>
+          </w:tcPr>
+          <w:p>
+            <w:r/>
+            <w:r>
+              <w:rPr>
+                <w:b w:val="0"/>
+                <w:sz w:val="17"/>
+              </w:rPr>
+              <w:t>S4-261447</w:t>
+            </w:r>
+          </w:p>
+        </w:tc>
+        <w:tc>
+          <w:tcPr>
+            <w:tcW w:type="dxa" w:w="2088"/>
+            <w:vAlign w:val="center"/>
+          </w:tcPr>
+          <w:p>
+            <w:r/>
+            <w:r>
+              <w:rPr>
+                <w:b w:val="0"/>
+                <w:sz w:val="17"/>
+              </w:rPr>
+              <w:t>QUALCOMM JAPAN LLC.</w:t>
+            </w:r>
+          </w:p>
+        </w:tc>
+        <w:tc>
+          <w:tcPr>
+            <w:tcW w:type="dxa" w:w="792"/>
+            <w:vAlign w:val="center"/>
+          </w:tcPr>
+          <w:p>
+            <w:r/>
+            <w:r>
+              <w:rPr>
+                <w:b w:val="0"/>
+                <w:sz w:val="17"/>
+              </w:rPr>
+              <w:t>discussion</w:t>
+            </w:r>
+          </w:p>
+        </w:tc>
+        <w:tc>
+          <w:tcPr>
+            <w:tcW w:type="dxa" w:w="864"/>
+            <w:vAlign w:val="center"/>
+          </w:tcPr>
+          <w:p>
+            <w:r/>
+            <w:r>
+              <w:rPr>
+                <w:b w:val="0"/>
+                <w:sz w:val="17"/>
+              </w:rPr>
+              <w:t>noted</w:t>
+            </w:r>
+          </w:p>
+        </w:tc>
+        <w:tc>
+          <w:tcPr>
+            <w:tcW w:type="dxa" w:w="4680"/>
+            <w:vAlign w:val="center"/>
+          </w:tcPr>
+          <w:p>
+            <w:r/>
+            <w:r>
+              <w:rPr>
+                <w:b w:val="0"/>
+                <w:sz w:val="17"/>
+              </w:rPr>
+              <w:t>[FS_6G_MED] AI Traffic Modeling</w:t>
+            </w:r>
+          </w:p>
+        </w:tc>
+        <w:tc>
+          <w:tcPr>
+            <w:tcW w:type="dxa" w:w="1368"/>
+            <w:vAlign w:val="center"/>
+          </w:tcPr>
+          <w:p>
+            <w:r/>
+            <w:r>
+              <w:rPr>
+                <w:b w:val="0"/>
+                <w:sz w:val="17"/>
+              </w:rPr>
             </w:r>
           </w:p>
         </w:tc>
@@ -656,59 +1510,96 @@
       <w:tr>
         <w:tc>
           <w:tcPr>
-            <w:tcW w:type="dxa" w:w="1814"/>
-          </w:tcPr>
-          <w:p>
-            <w:r>
-              <w:rPr>
-                <w:b w:val="0"/>
-                <w:sz w:val="16"/>
-              </w:rPr>
-              <w:t>Agentic AI 与高频交互</w:t>
-              <w:br/>
-              <w:t>261446/1814、261534/1827</w:t>
-            </w:r>
-          </w:p>
-        </w:tc>
-        <w:tc>
-          <w:tcPr>
-            <w:tcW w:type="dxa" w:w="4025"/>
-          </w:tcPr>
-          <w:p>
-            <w:r>
-              <w:rPr>
-                <w:b w:val="0"/>
-                <w:sz w:val="16"/>
-              </w:rPr>
-              <w:t>确定性 A2A 时延随 RTT 近线性：无整形约 0.002 s、GEO 约 0.687 s；数百 B 小消息受 RTT/丢包限制。个人助理 wire-level UL/DL 约 0.50，因重传上下文、prompt、tools。新增 communication_frequency、inter_message_interval、128 B small_packet_ratio。</w:t>
-            </w:r>
-          </w:p>
-        </w:tc>
-        <w:tc>
-          <w:tcPr>
-            <w:tcW w:type="dxa" w:w="1247"/>
-          </w:tcPr>
-          <w:p>
-            <w:r>
-              <w:rPr>
-                <w:b w:val="0"/>
-                <w:sz w:val="16"/>
-              </w:rPr>
-              <w:t>均 agreed</w:t>
-            </w:r>
-          </w:p>
-        </w:tc>
-        <w:tc>
-          <w:tcPr>
-            <w:tcW w:type="dxa" w:w="2948"/>
-          </w:tcPr>
-          <w:p>
-            <w:r>
-              <w:rPr>
-                <w:b w:val="0"/>
-                <w:sz w:val="16"/>
-              </w:rPr>
-              <w:t>应用层下行回答多不等于接入网下行占优；按 session、agent step、网络流三层测量。</w:t>
+            <w:tcW w:type="dxa" w:w="1080"/>
+            <w:vAlign w:val="center"/>
+          </w:tcPr>
+          <w:p>
+            <w:r/>
+            <w:r>
+              <w:rPr>
+                <w:b w:val="0"/>
+                <w:sz w:val="17"/>
+              </w:rPr>
+              <w:t>S4-261448</w:t>
+            </w:r>
+          </w:p>
+        </w:tc>
+        <w:tc>
+          <w:tcPr>
+            <w:tcW w:type="dxa" w:w="2088"/>
+            <w:vAlign w:val="center"/>
+          </w:tcPr>
+          <w:p>
+            <w:r/>
+            <w:r>
+              <w:rPr>
+                <w:b w:val="0"/>
+                <w:sz w:val="17"/>
+              </w:rPr>
+              <w:t>QUALCOMM JAPAN LLC.</w:t>
+            </w:r>
+          </w:p>
+        </w:tc>
+        <w:tc>
+          <w:tcPr>
+            <w:tcW w:type="dxa" w:w="792"/>
+            <w:vAlign w:val="center"/>
+          </w:tcPr>
+          <w:p>
+            <w:r/>
+            <w:r>
+              <w:rPr>
+                <w:b w:val="0"/>
+                <w:sz w:val="17"/>
+              </w:rPr>
+              <w:t>discussion</w:t>
+            </w:r>
+          </w:p>
+        </w:tc>
+        <w:tc>
+          <w:tcPr>
+            <w:tcW w:type="dxa" w:w="864"/>
+            <w:vAlign w:val="center"/>
+          </w:tcPr>
+          <w:p>
+            <w:r/>
+            <w:r>
+              <w:rPr>
+                <w:b w:val="0"/>
+                <w:sz w:val="17"/>
+              </w:rPr>
+              <w:t>noted</w:t>
+            </w:r>
+          </w:p>
+        </w:tc>
+        <w:tc>
+          <w:tcPr>
+            <w:tcW w:type="dxa" w:w="4680"/>
+            <w:vAlign w:val="center"/>
+          </w:tcPr>
+          <w:p>
+            <w:r/>
+            <w:r>
+              <w:rPr>
+                <w:b w:val="0"/>
+                <w:sz w:val="17"/>
+              </w:rPr>
+              <w:t>[FS_6G_MED] Cross-checking results</w:t>
+            </w:r>
+          </w:p>
+        </w:tc>
+        <w:tc>
+          <w:tcPr>
+            <w:tcW w:type="dxa" w:w="1368"/>
+            <w:vAlign w:val="center"/>
+          </w:tcPr>
+          <w:p>
+            <w:r/>
+            <w:r>
+              <w:rPr>
+                <w:b w:val="0"/>
+                <w:sz w:val="17"/>
+              </w:rPr>
             </w:r>
           </w:p>
         </w:tc>
@@ -716,59 +1607,97 @@
       <w:tr>
         <w:tc>
           <w:tcPr>
-            <w:tcW w:type="dxa" w:w="1814"/>
-          </w:tcPr>
-          <w:p>
-            <w:r>
-              <w:rPr>
-                <w:b w:val="0"/>
-                <w:sz w:val="16"/>
-              </w:rPr>
-              <w:t>Token 指标与术语</w:t>
-              <w:br/>
-              <w:t>261453/1826、261459、261471/1824</w:t>
-            </w:r>
-          </w:p>
-        </w:tc>
-        <w:tc>
-          <w:tcPr>
-            <w:tcW w:type="dxa" w:w="4025"/>
-          </w:tcPr>
-          <w:p>
-            <w:r>
-              <w:rPr>
-                <w:b w:val="0"/>
-                <w:sz w:val="16"/>
-              </w:rPr>
-              <w:t>定义 AI token、离散/连续 token、embedding、tokenizer、context window、prompt、incremental delivery；TTFT/TTLT、throughput、burstiness。MCP input/output token 比约 24:1；chunk gap p50=0.116 ms，TCP RTT p50=63.2 ms，节拍来自推理端。</w:t>
-            </w:r>
-          </w:p>
-        </w:tc>
-        <w:tc>
-          <w:tcPr>
-            <w:tcW w:type="dxa" w:w="1247"/>
-          </w:tcPr>
-          <w:p>
-            <w:r>
-              <w:rPr>
-                <w:b w:val="0"/>
-                <w:sz w:val="16"/>
-              </w:rPr>
-              <w:t>1826 agreed；其余 noted</w:t>
-            </w:r>
-          </w:p>
-        </w:tc>
-        <w:tc>
-          <w:tcPr>
-            <w:tcW w:type="dxa" w:w="2948"/>
-          </w:tcPr>
-          <w:p>
-            <w:r>
-              <w:rPr>
-                <w:b w:val="0"/>
-                <w:sz w:val="16"/>
-              </w:rPr>
-              <w:t>分开逻辑 token、representation、transport packet。TCP 看 deadline miss；RTP/QUIC 可研究选择性保护。</w:t>
+            <w:tcW w:type="dxa" w:w="1080"/>
+            <w:vAlign w:val="center"/>
+          </w:tcPr>
+          <w:p>
+            <w:r/>
+            <w:r>
+              <w:rPr>
+                <w:b w:val="0"/>
+                <w:sz w:val="17"/>
+              </w:rPr>
+              <w:t>S4-261449</w:t>
+            </w:r>
+          </w:p>
+        </w:tc>
+        <w:tc>
+          <w:tcPr>
+            <w:tcW w:type="dxa" w:w="2088"/>
+            <w:vAlign w:val="center"/>
+          </w:tcPr>
+          <w:p>
+            <w:r/>
+            <w:r>
+              <w:rPr>
+                <w:b w:val="0"/>
+                <w:sz w:val="17"/>
+              </w:rPr>
+              <w:t>InterDigital France R&amp;D, SAS</w:t>
+            </w:r>
+          </w:p>
+        </w:tc>
+        <w:tc>
+          <w:tcPr>
+            <w:tcW w:type="dxa" w:w="792"/>
+            <w:vAlign w:val="center"/>
+          </w:tcPr>
+          <w:p>
+            <w:r/>
+            <w:r>
+              <w:rPr>
+                <w:b w:val="0"/>
+                <w:sz w:val="17"/>
+              </w:rPr>
+              <w:t>pCR</w:t>
+            </w:r>
+          </w:p>
+        </w:tc>
+        <w:tc>
+          <w:tcPr>
+            <w:tcW w:type="dxa" w:w="864"/>
+            <w:vAlign w:val="center"/>
+          </w:tcPr>
+          <w:p>
+            <w:r/>
+            <w:r>
+              <w:rPr>
+                <w:b w:val="0"/>
+                <w:sz w:val="17"/>
+              </w:rPr>
+              <w:t>revised</w:t>
+            </w:r>
+          </w:p>
+        </w:tc>
+        <w:tc>
+          <w:tcPr>
+            <w:tcW w:type="dxa" w:w="4680"/>
+            <w:vAlign w:val="center"/>
+          </w:tcPr>
+          <w:p>
+            <w:r/>
+            <w:r>
+              <w:rPr>
+                <w:b w:val="0"/>
+                <w:sz w:val="17"/>
+              </w:rPr>
+              <w:t>[FS_6G_MED] pCR on multimodal analysis procedure</w:t>
+            </w:r>
+          </w:p>
+        </w:tc>
+        <w:tc>
+          <w:tcPr>
+            <w:tcW w:type="dxa" w:w="1368"/>
+            <w:vAlign w:val="center"/>
+          </w:tcPr>
+          <w:p>
+            <w:r/>
+            <w:r>
+              <w:rPr>
+                <w:b w:val="0"/>
+                <w:sz w:val="17"/>
+              </w:rPr>
+              <w:t>修订至 S4-261813</w:t>
             </w:r>
           </w:p>
         </w:tc>
@@ -776,43 +1705,1530 @@
       <w:tr>
         <w:tc>
           <w:tcPr>
-            <w:tcW w:type="dxa" w:w="1814"/>
-          </w:tcPr>
-          <w:p>
-            <w:r>
-              <w:rPr>
-                <w:b w:val="0"/>
-                <w:sz w:val="16"/>
-              </w:rPr>
-              <w:t>AI Gateway</w:t>
-              <w:br/>
-              <w:t>261519/1820</w:t>
-            </w:r>
-          </w:p>
-        </w:tc>
-        <w:tc>
-          <w:tcPr>
-            <w:tcW w:type="dxa" w:w="4025"/>
-          </w:tcPr>
-          <w:p>
-            <w:r>
-              <w:rPr>
-                <w:b w:val="0"/>
-                <w:sz w:val="16"/>
-              </w:rPr>
-              <w:t>认证、路由、token-aware rate limiting、成本控制、RAG、模型调用、SSE/流式返回；记录 trace、metrics、logs、audit。</w:t>
-            </w:r>
-          </w:p>
-        </w:tc>
-        <w:tc>
-          <w:tcPr>
-            <w:tcW w:type="dxa" w:w="1247"/>
-          </w:tcPr>
-          <w:p>
-            <w:r>
-              <w:rPr>
-                <w:b w:val="0"/>
-                <w:sz w:val="16"/>
+            <w:tcW w:type="dxa" w:w="1080"/>
+            <w:vAlign w:val="center"/>
+          </w:tcPr>
+          <w:p>
+            <w:r/>
+            <w:r>
+              <w:rPr>
+                <w:b w:val="0"/>
+                <w:sz w:val="17"/>
+              </w:rPr>
+              <w:t>S4-261452</w:t>
+            </w:r>
+          </w:p>
+        </w:tc>
+        <w:tc>
+          <w:tcPr>
+            <w:tcW w:type="dxa" w:w="2088"/>
+            <w:vAlign w:val="center"/>
+          </w:tcPr>
+          <w:p>
+            <w:r/>
+            <w:r>
+              <w:rPr>
+                <w:b w:val="0"/>
+                <w:sz w:val="17"/>
+              </w:rPr>
+              <w:t>Huawei, Nokia</w:t>
+            </w:r>
+          </w:p>
+        </w:tc>
+        <w:tc>
+          <w:tcPr>
+            <w:tcW w:type="dxa" w:w="792"/>
+            <w:vAlign w:val="center"/>
+          </w:tcPr>
+          <w:p>
+            <w:r/>
+            <w:r>
+              <w:rPr>
+                <w:b w:val="0"/>
+                <w:sz w:val="17"/>
+              </w:rPr>
+              <w:t>pCR</w:t>
+            </w:r>
+          </w:p>
+        </w:tc>
+        <w:tc>
+          <w:tcPr>
+            <w:tcW w:type="dxa" w:w="864"/>
+            <w:vAlign w:val="center"/>
+          </w:tcPr>
+          <w:p>
+            <w:r/>
+            <w:r>
+              <w:rPr>
+                <w:b w:val="0"/>
+                <w:sz w:val="17"/>
+              </w:rPr>
+              <w:t>revised</w:t>
+            </w:r>
+          </w:p>
+        </w:tc>
+        <w:tc>
+          <w:tcPr>
+            <w:tcW w:type="dxa" w:w="4680"/>
+            <w:vAlign w:val="center"/>
+          </w:tcPr>
+          <w:p>
+            <w:r/>
+            <w:r>
+              <w:rPr>
+                <w:b w:val="0"/>
+                <w:sz w:val="17"/>
+              </w:rPr>
+              <w:t>[FS_6G_MED] Task based QoE metric for video/multi-modal understanding</w:t>
+            </w:r>
+          </w:p>
+        </w:tc>
+        <w:tc>
+          <w:tcPr>
+            <w:tcW w:type="dxa" w:w="1368"/>
+            <w:vAlign w:val="center"/>
+          </w:tcPr>
+          <w:p>
+            <w:r/>
+            <w:r>
+              <w:rPr>
+                <w:b w:val="0"/>
+                <w:sz w:val="17"/>
+              </w:rPr>
+              <w:t>修订至 S4-261825</w:t>
+            </w:r>
+          </w:p>
+        </w:tc>
+      </w:tr>
+      <w:tr>
+        <w:tc>
+          <w:tcPr>
+            <w:tcW w:type="dxa" w:w="1080"/>
+            <w:vAlign w:val="center"/>
+          </w:tcPr>
+          <w:p>
+            <w:r/>
+            <w:r>
+              <w:rPr>
+                <w:b w:val="0"/>
+                <w:sz w:val="17"/>
+              </w:rPr>
+              <w:t>S4-261453</w:t>
+            </w:r>
+          </w:p>
+        </w:tc>
+        <w:tc>
+          <w:tcPr>
+            <w:tcW w:type="dxa" w:w="2088"/>
+            <w:vAlign w:val="center"/>
+          </w:tcPr>
+          <w:p>
+            <w:r/>
+            <w:r>
+              <w:rPr>
+                <w:b w:val="0"/>
+                <w:sz w:val="17"/>
+              </w:rPr>
+              <w:t>Huawei Device Co., Ltd</w:t>
+            </w:r>
+          </w:p>
+        </w:tc>
+        <w:tc>
+          <w:tcPr>
+            <w:tcW w:type="dxa" w:w="792"/>
+            <w:vAlign w:val="center"/>
+          </w:tcPr>
+          <w:p>
+            <w:r/>
+            <w:r>
+              <w:rPr>
+                <w:b w:val="0"/>
+                <w:sz w:val="17"/>
+              </w:rPr>
+              <w:t>discussion</w:t>
+            </w:r>
+          </w:p>
+        </w:tc>
+        <w:tc>
+          <w:tcPr>
+            <w:tcW w:type="dxa" w:w="864"/>
+            <w:vAlign w:val="center"/>
+          </w:tcPr>
+          <w:p>
+            <w:r/>
+            <w:r>
+              <w:rPr>
+                <w:b w:val="0"/>
+                <w:sz w:val="17"/>
+              </w:rPr>
+              <w:t>revised</w:t>
+            </w:r>
+          </w:p>
+        </w:tc>
+        <w:tc>
+          <w:tcPr>
+            <w:tcW w:type="dxa" w:w="4680"/>
+            <w:vAlign w:val="center"/>
+          </w:tcPr>
+          <w:p>
+            <w:r/>
+            <w:r>
+              <w:rPr>
+                <w:b w:val="0"/>
+                <w:sz w:val="17"/>
+              </w:rPr>
+              <w:t>[FS_6G_MED] Definitions for AI/ML Service Architecture Terminology</w:t>
+            </w:r>
+          </w:p>
+        </w:tc>
+        <w:tc>
+          <w:tcPr>
+            <w:tcW w:type="dxa" w:w="1368"/>
+            <w:vAlign w:val="center"/>
+          </w:tcPr>
+          <w:p>
+            <w:r/>
+            <w:r>
+              <w:rPr>
+                <w:b w:val="0"/>
+                <w:sz w:val="17"/>
+              </w:rPr>
+              <w:t>修订至 S4-261826</w:t>
+            </w:r>
+          </w:p>
+        </w:tc>
+      </w:tr>
+      <w:tr>
+        <w:tc>
+          <w:tcPr>
+            <w:tcW w:type="dxa" w:w="1080"/>
+            <w:vAlign w:val="center"/>
+          </w:tcPr>
+          <w:p>
+            <w:r/>
+            <w:r>
+              <w:rPr>
+                <w:b w:val="0"/>
+                <w:sz w:val="17"/>
+              </w:rPr>
+              <w:t>S4-261454</w:t>
+            </w:r>
+          </w:p>
+        </w:tc>
+        <w:tc>
+          <w:tcPr>
+            <w:tcW w:type="dxa" w:w="2088"/>
+            <w:vAlign w:val="center"/>
+          </w:tcPr>
+          <w:p>
+            <w:r/>
+            <w:r>
+              <w:rPr>
+                <w:b w:val="0"/>
+                <w:sz w:val="17"/>
+              </w:rPr>
+              <w:t>Huawei Technologies France</w:t>
+            </w:r>
+          </w:p>
+        </w:tc>
+        <w:tc>
+          <w:tcPr>
+            <w:tcW w:type="dxa" w:w="792"/>
+            <w:vAlign w:val="center"/>
+          </w:tcPr>
+          <w:p>
+            <w:r/>
+            <w:r>
+              <w:rPr>
+                <w:b w:val="0"/>
+                <w:sz w:val="17"/>
+              </w:rPr>
+              <w:t>discussion</w:t>
+            </w:r>
+          </w:p>
+        </w:tc>
+        <w:tc>
+          <w:tcPr>
+            <w:tcW w:type="dxa" w:w="864"/>
+            <w:vAlign w:val="center"/>
+          </w:tcPr>
+          <w:p>
+            <w:r/>
+            <w:r>
+              <w:rPr>
+                <w:b w:val="0"/>
+                <w:sz w:val="17"/>
+              </w:rPr>
+              <w:t>revised</w:t>
+            </w:r>
+          </w:p>
+        </w:tc>
+        <w:tc>
+          <w:tcPr>
+            <w:tcW w:type="dxa" w:w="4680"/>
+            <w:vAlign w:val="center"/>
+          </w:tcPr>
+          <w:p>
+            <w:r/>
+            <w:r>
+              <w:rPr>
+                <w:b w:val="0"/>
+                <w:sz w:val="17"/>
+              </w:rPr>
+              <w:t>[FS_6G_MED] AI results attribution and linking AI traffic results to body of the TR</w:t>
+            </w:r>
+          </w:p>
+        </w:tc>
+        <w:tc>
+          <w:tcPr>
+            <w:tcW w:type="dxa" w:w="1368"/>
+            <w:vAlign w:val="center"/>
+          </w:tcPr>
+          <w:p>
+            <w:r/>
+            <w:r>
+              <w:rPr>
+                <w:b w:val="0"/>
+                <w:sz w:val="17"/>
+              </w:rPr>
+              <w:t>修订至 S4-261816</w:t>
+            </w:r>
+          </w:p>
+        </w:tc>
+      </w:tr>
+      <w:tr>
+        <w:tc>
+          <w:tcPr>
+            <w:tcW w:type="dxa" w:w="1080"/>
+            <w:vAlign w:val="center"/>
+          </w:tcPr>
+          <w:p>
+            <w:r/>
+            <w:r>
+              <w:rPr>
+                <w:b w:val="0"/>
+                <w:sz w:val="17"/>
+              </w:rPr>
+              <w:t>S4-261455</w:t>
+            </w:r>
+          </w:p>
+        </w:tc>
+        <w:tc>
+          <w:tcPr>
+            <w:tcW w:type="dxa" w:w="2088"/>
+            <w:vAlign w:val="center"/>
+          </w:tcPr>
+          <w:p>
+            <w:r/>
+            <w:r>
+              <w:rPr>
+                <w:b w:val="0"/>
+                <w:sz w:val="17"/>
+              </w:rPr>
+              <w:t>Huawei Technologies France</w:t>
+            </w:r>
+          </w:p>
+        </w:tc>
+        <w:tc>
+          <w:tcPr>
+            <w:tcW w:type="dxa" w:w="792"/>
+            <w:vAlign w:val="center"/>
+          </w:tcPr>
+          <w:p>
+            <w:r/>
+            <w:r>
+              <w:rPr>
+                <w:b w:val="0"/>
+                <w:sz w:val="17"/>
+              </w:rPr>
+              <w:t>pCR</w:t>
+            </w:r>
+          </w:p>
+        </w:tc>
+        <w:tc>
+          <w:tcPr>
+            <w:tcW w:type="dxa" w:w="864"/>
+            <w:vAlign w:val="center"/>
+          </w:tcPr>
+          <w:p>
+            <w:r/>
+            <w:r>
+              <w:rPr>
+                <w:b w:val="0"/>
+                <w:sz w:val="17"/>
+              </w:rPr>
+              <w:t>revised</w:t>
+            </w:r>
+          </w:p>
+        </w:tc>
+        <w:tc>
+          <w:tcPr>
+            <w:tcW w:type="dxa" w:w="4680"/>
+            <w:vAlign w:val="center"/>
+          </w:tcPr>
+          <w:p>
+            <w:r/>
+            <w:r>
+              <w:rPr>
+                <w:b w:val="0"/>
+                <w:sz w:val="17"/>
+              </w:rPr>
+              <w:t>[FS_6G_MED] Additional evaluation of real-time video understanding under packet loss sweep</w:t>
+            </w:r>
+          </w:p>
+        </w:tc>
+        <w:tc>
+          <w:tcPr>
+            <w:tcW w:type="dxa" w:w="1368"/>
+            <w:vAlign w:val="center"/>
+          </w:tcPr>
+          <w:p>
+            <w:r/>
+            <w:r>
+              <w:rPr>
+                <w:b w:val="0"/>
+                <w:sz w:val="17"/>
+              </w:rPr>
+              <w:t>修订至 S4-261818</w:t>
+            </w:r>
+          </w:p>
+        </w:tc>
+      </w:tr>
+      <w:tr>
+        <w:tc>
+          <w:tcPr>
+            <w:tcW w:type="dxa" w:w="1080"/>
+            <w:vAlign w:val="center"/>
+          </w:tcPr>
+          <w:p>
+            <w:r/>
+            <w:r>
+              <w:rPr>
+                <w:b w:val="0"/>
+                <w:sz w:val="17"/>
+              </w:rPr>
+              <w:t>S4-261456</w:t>
+            </w:r>
+          </w:p>
+        </w:tc>
+        <w:tc>
+          <w:tcPr>
+            <w:tcW w:type="dxa" w:w="2088"/>
+            <w:vAlign w:val="center"/>
+          </w:tcPr>
+          <w:p>
+            <w:r/>
+            <w:r>
+              <w:rPr>
+                <w:b w:val="0"/>
+                <w:sz w:val="17"/>
+              </w:rPr>
+              <w:t>Huawei</w:t>
+            </w:r>
+          </w:p>
+        </w:tc>
+        <w:tc>
+          <w:tcPr>
+            <w:tcW w:type="dxa" w:w="792"/>
+            <w:vAlign w:val="center"/>
+          </w:tcPr>
+          <w:p>
+            <w:r/>
+            <w:r>
+              <w:rPr>
+                <w:b w:val="0"/>
+                <w:sz w:val="17"/>
+              </w:rPr>
+              <w:t>pCR</w:t>
+            </w:r>
+          </w:p>
+        </w:tc>
+        <w:tc>
+          <w:tcPr>
+            <w:tcW w:type="dxa" w:w="864"/>
+            <w:vAlign w:val="center"/>
+          </w:tcPr>
+          <w:p>
+            <w:r/>
+            <w:r>
+              <w:rPr>
+                <w:b w:val="0"/>
+                <w:sz w:val="17"/>
+              </w:rPr>
+              <w:t>revised</w:t>
+            </w:r>
+          </w:p>
+        </w:tc>
+        <w:tc>
+          <w:tcPr>
+            <w:tcW w:type="dxa" w:w="4680"/>
+            <w:vAlign w:val="center"/>
+          </w:tcPr>
+          <w:p>
+            <w:r/>
+            <w:r>
+              <w:rPr>
+                <w:b w:val="0"/>
+                <w:sz w:val="17"/>
+              </w:rPr>
+              <w:t>[FS_6G_MED] on resolving the editors notes in Clause C</w:t>
+            </w:r>
+          </w:p>
+        </w:tc>
+        <w:tc>
+          <w:tcPr>
+            <w:tcW w:type="dxa" w:w="1368"/>
+            <w:vAlign w:val="center"/>
+          </w:tcPr>
+          <w:p>
+            <w:r/>
+            <w:r>
+              <w:rPr>
+                <w:b w:val="0"/>
+                <w:sz w:val="17"/>
+              </w:rPr>
+              <w:t>修订至 S4-261819</w:t>
+            </w:r>
+          </w:p>
+        </w:tc>
+      </w:tr>
+      <w:tr>
+        <w:tc>
+          <w:tcPr>
+            <w:tcW w:type="dxa" w:w="1080"/>
+            <w:vAlign w:val="center"/>
+          </w:tcPr>
+          <w:p>
+            <w:r/>
+            <w:r>
+              <w:rPr>
+                <w:b w:val="0"/>
+                <w:sz w:val="17"/>
+              </w:rPr>
+              <w:t>S4-261459</w:t>
+            </w:r>
+          </w:p>
+        </w:tc>
+        <w:tc>
+          <w:tcPr>
+            <w:tcW w:type="dxa" w:w="2088"/>
+            <w:vAlign w:val="center"/>
+          </w:tcPr>
+          <w:p>
+            <w:r/>
+            <w:r>
+              <w:rPr>
+                <w:b w:val="0"/>
+                <w:sz w:val="17"/>
+              </w:rPr>
+              <w:t>HUAWEI TECH. GmbH</w:t>
+            </w:r>
+          </w:p>
+        </w:tc>
+        <w:tc>
+          <w:tcPr>
+            <w:tcW w:type="dxa" w:w="792"/>
+            <w:vAlign w:val="center"/>
+          </w:tcPr>
+          <w:p>
+            <w:r/>
+            <w:r>
+              <w:rPr>
+                <w:b w:val="0"/>
+                <w:sz w:val="17"/>
+              </w:rPr>
+              <w:t>discussion</w:t>
+            </w:r>
+          </w:p>
+        </w:tc>
+        <w:tc>
+          <w:tcPr>
+            <w:tcW w:type="dxa" w:w="864"/>
+            <w:vAlign w:val="center"/>
+          </w:tcPr>
+          <w:p>
+            <w:r/>
+            <w:r>
+              <w:rPr>
+                <w:b w:val="0"/>
+                <w:sz w:val="17"/>
+              </w:rPr>
+              <w:t>noted</w:t>
+            </w:r>
+          </w:p>
+        </w:tc>
+        <w:tc>
+          <w:tcPr>
+            <w:tcW w:type="dxa" w:w="4680"/>
+            <w:vAlign w:val="center"/>
+          </w:tcPr>
+          <w:p>
+            <w:r/>
+            <w:r>
+              <w:rPr>
+                <w:b w:val="0"/>
+                <w:sz w:val="17"/>
+              </w:rPr>
+              <w:t>[FS_6G_MED] Suggested next steps on making the AI traffic results usable at SA4 137-e</w:t>
+            </w:r>
+          </w:p>
+        </w:tc>
+        <w:tc>
+          <w:tcPr>
+            <w:tcW w:type="dxa" w:w="1368"/>
+            <w:vAlign w:val="center"/>
+          </w:tcPr>
+          <w:p>
+            <w:r/>
+            <w:r>
+              <w:rPr>
+                <w:b w:val="0"/>
+                <w:sz w:val="17"/>
+              </w:rPr>
+            </w:r>
+          </w:p>
+        </w:tc>
+      </w:tr>
+      <w:tr>
+        <w:tc>
+          <w:tcPr>
+            <w:tcW w:type="dxa" w:w="1080"/>
+            <w:vAlign w:val="center"/>
+          </w:tcPr>
+          <w:p>
+            <w:r/>
+            <w:r>
+              <w:rPr>
+                <w:b w:val="0"/>
+                <w:sz w:val="17"/>
+              </w:rPr>
+              <w:t>S4-261462</w:t>
+            </w:r>
+          </w:p>
+        </w:tc>
+        <w:tc>
+          <w:tcPr>
+            <w:tcW w:type="dxa" w:w="2088"/>
+            <w:vAlign w:val="center"/>
+          </w:tcPr>
+          <w:p>
+            <w:r/>
+            <w:r>
+              <w:rPr>
+                <w:b w:val="0"/>
+                <w:sz w:val="17"/>
+              </w:rPr>
+              <w:t>HUAWEI TECH. GmbH</w:t>
+            </w:r>
+          </w:p>
+        </w:tc>
+        <w:tc>
+          <w:tcPr>
+            <w:tcW w:type="dxa" w:w="792"/>
+            <w:vAlign w:val="center"/>
+          </w:tcPr>
+          <w:p>
+            <w:r/>
+            <w:r>
+              <w:rPr>
+                <w:b w:val="0"/>
+                <w:sz w:val="17"/>
+              </w:rPr>
+              <w:t>pCR</w:t>
+            </w:r>
+          </w:p>
+        </w:tc>
+        <w:tc>
+          <w:tcPr>
+            <w:tcW w:type="dxa" w:w="864"/>
+            <w:vAlign w:val="center"/>
+          </w:tcPr>
+          <w:p>
+            <w:r/>
+            <w:r>
+              <w:rPr>
+                <w:b w:val="0"/>
+                <w:sz w:val="17"/>
+              </w:rPr>
+              <w:t>revised</w:t>
+            </w:r>
+          </w:p>
+        </w:tc>
+        <w:tc>
+          <w:tcPr>
+            <w:tcW w:type="dxa" w:w="4680"/>
+            <w:vAlign w:val="center"/>
+          </w:tcPr>
+          <w:p>
+            <w:r/>
+            <w:r>
+              <w:rPr>
+                <w:b w:val="0"/>
+                <w:sz w:val="17"/>
+              </w:rPr>
+              <w:t>[FS_6G_MED] fix for correctly reporting work on AI traffic characteristics in the TR body and referencing annexes on AI traffic characteristics</w:t>
+            </w:r>
+          </w:p>
+        </w:tc>
+        <w:tc>
+          <w:tcPr>
+            <w:tcW w:type="dxa" w:w="1368"/>
+            <w:vAlign w:val="center"/>
+          </w:tcPr>
+          <w:p>
+            <w:r/>
+            <w:r>
+              <w:rPr>
+                <w:b w:val="0"/>
+                <w:sz w:val="17"/>
+              </w:rPr>
+              <w:t>修订至 S4-261817</w:t>
+            </w:r>
+          </w:p>
+        </w:tc>
+      </w:tr>
+      <w:tr>
+        <w:tc>
+          <w:tcPr>
+            <w:tcW w:type="dxa" w:w="1080"/>
+            <w:vAlign w:val="center"/>
+          </w:tcPr>
+          <w:p>
+            <w:r/>
+            <w:r>
+              <w:rPr>
+                <w:b w:val="0"/>
+                <w:sz w:val="17"/>
+              </w:rPr>
+              <w:t>S4-261471</w:t>
+            </w:r>
+          </w:p>
+        </w:tc>
+        <w:tc>
+          <w:tcPr>
+            <w:tcW w:type="dxa" w:w="2088"/>
+            <w:vAlign w:val="center"/>
+          </w:tcPr>
+          <w:p>
+            <w:r/>
+            <w:r>
+              <w:rPr>
+                <w:b w:val="0"/>
+                <w:sz w:val="17"/>
+              </w:rPr>
+              <w:t>DOCOMO Beijing Labs</w:t>
+            </w:r>
+          </w:p>
+        </w:tc>
+        <w:tc>
+          <w:tcPr>
+            <w:tcW w:type="dxa" w:w="792"/>
+            <w:vAlign w:val="center"/>
+          </w:tcPr>
+          <w:p>
+            <w:r/>
+            <w:r>
+              <w:rPr>
+                <w:b w:val="0"/>
+                <w:sz w:val="17"/>
+              </w:rPr>
+              <w:t>pCR</w:t>
+            </w:r>
+          </w:p>
+        </w:tc>
+        <w:tc>
+          <w:tcPr>
+            <w:tcW w:type="dxa" w:w="864"/>
+            <w:vAlign w:val="center"/>
+          </w:tcPr>
+          <w:p>
+            <w:r/>
+            <w:r>
+              <w:rPr>
+                <w:b w:val="0"/>
+                <w:sz w:val="17"/>
+              </w:rPr>
+              <w:t>revised</w:t>
+            </w:r>
+          </w:p>
+        </w:tc>
+        <w:tc>
+          <w:tcPr>
+            <w:tcW w:type="dxa" w:w="4680"/>
+            <w:vAlign w:val="center"/>
+          </w:tcPr>
+          <w:p>
+            <w:r/>
+            <w:r>
+              <w:rPr>
+                <w:b w:val="0"/>
+                <w:sz w:val="17"/>
+              </w:rPr>
+              <w:t>[FS_6G_MED] Further study on tokenized traffic metrics</w:t>
+            </w:r>
+          </w:p>
+        </w:tc>
+        <w:tc>
+          <w:tcPr>
+            <w:tcW w:type="dxa" w:w="1368"/>
+            <w:vAlign w:val="center"/>
+          </w:tcPr>
+          <w:p>
+            <w:r/>
+            <w:r>
+              <w:rPr>
+                <w:b w:val="0"/>
+                <w:sz w:val="17"/>
+              </w:rPr>
+              <w:t>修订至 S4-261824</w:t>
+            </w:r>
+          </w:p>
+        </w:tc>
+      </w:tr>
+      <w:tr>
+        <w:tc>
+          <w:tcPr>
+            <w:tcW w:type="dxa" w:w="1080"/>
+            <w:vAlign w:val="center"/>
+          </w:tcPr>
+          <w:p>
+            <w:r/>
+            <w:r>
+              <w:rPr>
+                <w:b w:val="0"/>
+                <w:sz w:val="17"/>
+              </w:rPr>
+              <w:t>S4-261503</w:t>
+            </w:r>
+          </w:p>
+        </w:tc>
+        <w:tc>
+          <w:tcPr>
+            <w:tcW w:type="dxa" w:w="2088"/>
+            <w:vAlign w:val="center"/>
+          </w:tcPr>
+          <w:p>
+            <w:r/>
+            <w:r>
+              <w:rPr>
+                <w:b w:val="0"/>
+                <w:sz w:val="17"/>
+              </w:rPr>
+              <w:t>vivo</w:t>
+            </w:r>
+          </w:p>
+        </w:tc>
+        <w:tc>
+          <w:tcPr>
+            <w:tcW w:type="dxa" w:w="792"/>
+            <w:vAlign w:val="center"/>
+          </w:tcPr>
+          <w:p>
+            <w:r/>
+            <w:r>
+              <w:rPr>
+                <w:b w:val="0"/>
+                <w:sz w:val="17"/>
+              </w:rPr>
+              <w:t>pCR</w:t>
+            </w:r>
+          </w:p>
+        </w:tc>
+        <w:tc>
+          <w:tcPr>
+            <w:tcW w:type="dxa" w:w="864"/>
+            <w:vAlign w:val="center"/>
+          </w:tcPr>
+          <w:p>
+            <w:r/>
+            <w:r>
+              <w:rPr>
+                <w:b w:val="0"/>
+                <w:sz w:val="17"/>
+              </w:rPr>
+              <w:t>noted</w:t>
+            </w:r>
+          </w:p>
+        </w:tc>
+        <w:tc>
+          <w:tcPr>
+            <w:tcW w:type="dxa" w:w="4680"/>
+            <w:vAlign w:val="center"/>
+          </w:tcPr>
+          <w:p>
+            <w:r/>
+            <w:r>
+              <w:rPr>
+                <w:b w:val="0"/>
+                <w:sz w:val="17"/>
+              </w:rPr>
+              <w:t>[FS_6G_MED] Add importance differentiation into AI Traffic Characteristics</w:t>
+            </w:r>
+          </w:p>
+        </w:tc>
+        <w:tc>
+          <w:tcPr>
+            <w:tcW w:type="dxa" w:w="1368"/>
+            <w:vAlign w:val="center"/>
+          </w:tcPr>
+          <w:p>
+            <w:r/>
+            <w:r>
+              <w:rPr>
+                <w:b w:val="0"/>
+                <w:sz w:val="17"/>
+              </w:rPr>
+            </w:r>
+          </w:p>
+        </w:tc>
+      </w:tr>
+      <w:tr>
+        <w:tc>
+          <w:tcPr>
+            <w:tcW w:type="dxa" w:w="1080"/>
+            <w:vAlign w:val="center"/>
+          </w:tcPr>
+          <w:p>
+            <w:r/>
+            <w:r>
+              <w:rPr>
+                <w:b w:val="0"/>
+                <w:sz w:val="17"/>
+              </w:rPr>
+              <w:t>S4-261504</w:t>
+            </w:r>
+          </w:p>
+        </w:tc>
+        <w:tc>
+          <w:tcPr>
+            <w:tcW w:type="dxa" w:w="2088"/>
+            <w:vAlign w:val="center"/>
+          </w:tcPr>
+          <w:p>
+            <w:r/>
+            <w:r>
+              <w:rPr>
+                <w:b w:val="0"/>
+                <w:sz w:val="17"/>
+              </w:rPr>
+              <w:t>vivo</w:t>
+            </w:r>
+          </w:p>
+        </w:tc>
+        <w:tc>
+          <w:tcPr>
+            <w:tcW w:type="dxa" w:w="792"/>
+            <w:vAlign w:val="center"/>
+          </w:tcPr>
+          <w:p>
+            <w:r/>
+            <w:r>
+              <w:rPr>
+                <w:b w:val="0"/>
+                <w:sz w:val="17"/>
+              </w:rPr>
+              <w:t>pCR</w:t>
+            </w:r>
+          </w:p>
+        </w:tc>
+        <w:tc>
+          <w:tcPr>
+            <w:tcW w:type="dxa" w:w="864"/>
+            <w:vAlign w:val="center"/>
+          </w:tcPr>
+          <w:p>
+            <w:r/>
+            <w:r>
+              <w:rPr>
+                <w:b w:val="0"/>
+                <w:sz w:val="17"/>
+              </w:rPr>
+              <w:t>revised</w:t>
+            </w:r>
+          </w:p>
+        </w:tc>
+        <w:tc>
+          <w:tcPr>
+            <w:tcW w:type="dxa" w:w="4680"/>
+            <w:vAlign w:val="center"/>
+          </w:tcPr>
+          <w:p>
+            <w:r/>
+            <w:r>
+              <w:rPr>
+                <w:b w:val="0"/>
+                <w:sz w:val="17"/>
+              </w:rPr>
+              <w:t>[FS_6G_MED] Traffic model and traffic characteristics for real-time video understanding and audio</w:t>
+            </w:r>
+          </w:p>
+        </w:tc>
+        <w:tc>
+          <w:tcPr>
+            <w:tcW w:type="dxa" w:w="1368"/>
+            <w:vAlign w:val="center"/>
+          </w:tcPr>
+          <w:p>
+            <w:r/>
+            <w:r>
+              <w:rPr>
+                <w:b w:val="0"/>
+                <w:sz w:val="17"/>
+              </w:rPr>
+              <w:t>修订至 S4-261780</w:t>
+            </w:r>
+          </w:p>
+        </w:tc>
+      </w:tr>
+      <w:tr>
+        <w:tc>
+          <w:tcPr>
+            <w:tcW w:type="dxa" w:w="1080"/>
+            <w:vAlign w:val="center"/>
+          </w:tcPr>
+          <w:p>
+            <w:r/>
+            <w:r>
+              <w:rPr>
+                <w:b w:val="0"/>
+                <w:sz w:val="17"/>
+              </w:rPr>
+              <w:t>S4-261505</w:t>
+            </w:r>
+          </w:p>
+        </w:tc>
+        <w:tc>
+          <w:tcPr>
+            <w:tcW w:type="dxa" w:w="2088"/>
+            <w:vAlign w:val="center"/>
+          </w:tcPr>
+          <w:p>
+            <w:r/>
+            <w:r>
+              <w:rPr>
+                <w:b w:val="0"/>
+                <w:sz w:val="17"/>
+              </w:rPr>
+              <w:t>vivo</w:t>
+            </w:r>
+          </w:p>
+        </w:tc>
+        <w:tc>
+          <w:tcPr>
+            <w:tcW w:type="dxa" w:w="792"/>
+            <w:vAlign w:val="center"/>
+          </w:tcPr>
+          <w:p>
+            <w:r/>
+            <w:r>
+              <w:rPr>
+                <w:b w:val="0"/>
+                <w:sz w:val="17"/>
+              </w:rPr>
+              <w:t>pCR</w:t>
+            </w:r>
+          </w:p>
+        </w:tc>
+        <w:tc>
+          <w:tcPr>
+            <w:tcW w:type="dxa" w:w="864"/>
+            <w:vAlign w:val="center"/>
+          </w:tcPr>
+          <w:p>
+            <w:r/>
+            <w:r>
+              <w:rPr>
+                <w:b w:val="0"/>
+                <w:sz w:val="17"/>
+              </w:rPr>
+              <w:t>noted</w:t>
+            </w:r>
+          </w:p>
+        </w:tc>
+        <w:tc>
+          <w:tcPr>
+            <w:tcW w:type="dxa" w:w="4680"/>
+            <w:vAlign w:val="center"/>
+          </w:tcPr>
+          <w:p>
+            <w:r/>
+            <w:r>
+              <w:rPr>
+                <w:b w:val="0"/>
+                <w:sz w:val="17"/>
+              </w:rPr>
+              <w:t>[FS_6G_MED] Error resilience test and initial conclusions updates for the tokenized traffic</w:t>
+            </w:r>
+          </w:p>
+        </w:tc>
+        <w:tc>
+          <w:tcPr>
+            <w:tcW w:type="dxa" w:w="1368"/>
+            <w:vAlign w:val="center"/>
+          </w:tcPr>
+          <w:p>
+            <w:r/>
+            <w:r>
+              <w:rPr>
+                <w:b w:val="0"/>
+                <w:sz w:val="17"/>
+              </w:rPr>
+            </w:r>
+          </w:p>
+        </w:tc>
+      </w:tr>
+      <w:tr>
+        <w:tc>
+          <w:tcPr>
+            <w:tcW w:type="dxa" w:w="1080"/>
+            <w:vAlign w:val="center"/>
+          </w:tcPr>
+          <w:p>
+            <w:r/>
+            <w:r>
+              <w:rPr>
+                <w:b w:val="0"/>
+                <w:sz w:val="17"/>
+              </w:rPr>
+              <w:t>S4-261519</w:t>
+            </w:r>
+          </w:p>
+        </w:tc>
+        <w:tc>
+          <w:tcPr>
+            <w:tcW w:type="dxa" w:w="2088"/>
+            <w:vAlign w:val="center"/>
+          </w:tcPr>
+          <w:p>
+            <w:r/>
+            <w:r>
+              <w:rPr>
+                <w:b w:val="0"/>
+                <w:sz w:val="17"/>
+              </w:rPr>
+              <w:t>China Mobile (Hangzhou) Inf.</w:t>
+            </w:r>
+          </w:p>
+        </w:tc>
+        <w:tc>
+          <w:tcPr>
+            <w:tcW w:type="dxa" w:w="792"/>
+            <w:vAlign w:val="center"/>
+          </w:tcPr>
+          <w:p>
+            <w:r/>
+            <w:r>
+              <w:rPr>
+                <w:b w:val="0"/>
+                <w:sz w:val="17"/>
+              </w:rPr>
+              <w:t>pCR</w:t>
+            </w:r>
+          </w:p>
+        </w:tc>
+        <w:tc>
+          <w:tcPr>
+            <w:tcW w:type="dxa" w:w="864"/>
+            <w:vAlign w:val="center"/>
+          </w:tcPr>
+          <w:p>
+            <w:r/>
+            <w:r>
+              <w:rPr>
+                <w:b w:val="0"/>
+                <w:sz w:val="17"/>
+              </w:rPr>
+              <w:t>revised</w:t>
+            </w:r>
+          </w:p>
+        </w:tc>
+        <w:tc>
+          <w:tcPr>
+            <w:tcW w:type="dxa" w:w="4680"/>
+            <w:vAlign w:val="center"/>
+          </w:tcPr>
+          <w:p>
+            <w:r/>
+            <w:r>
+              <w:rPr>
+                <w:b w:val="0"/>
+                <w:sz w:val="17"/>
+              </w:rPr>
+              <w:t>[FS_6G_MED] Pseudo-CR on AI Gateway Test Scenario</w:t>
+            </w:r>
+          </w:p>
+        </w:tc>
+        <w:tc>
+          <w:tcPr>
+            <w:tcW w:type="dxa" w:w="1368"/>
+            <w:vAlign w:val="center"/>
+          </w:tcPr>
+          <w:p>
+            <w:r/>
+            <w:r>
+              <w:rPr>
+                <w:b w:val="0"/>
+                <w:sz w:val="17"/>
+              </w:rPr>
+              <w:t>修订至 S4-261820</w:t>
+            </w:r>
+          </w:p>
+        </w:tc>
+      </w:tr>
+      <w:tr>
+        <w:tc>
+          <w:tcPr>
+            <w:tcW w:type="dxa" w:w="1080"/>
+            <w:vAlign w:val="center"/>
+          </w:tcPr>
+          <w:p>
+            <w:r/>
+            <w:r>
+              <w:rPr>
+                <w:b w:val="0"/>
+                <w:sz w:val="17"/>
+              </w:rPr>
+              <w:t>S4-261534</w:t>
+            </w:r>
+          </w:p>
+        </w:tc>
+        <w:tc>
+          <w:tcPr>
+            <w:tcW w:type="dxa" w:w="2088"/>
+            <w:vAlign w:val="center"/>
+          </w:tcPr>
+          <w:p>
+            <w:r/>
+            <w:r>
+              <w:rPr>
+                <w:b w:val="0"/>
+                <w:sz w:val="17"/>
+              </w:rPr>
+              <w:t>NTT DOCOMO INC..</w:t>
+            </w:r>
+          </w:p>
+        </w:tc>
+        <w:tc>
+          <w:tcPr>
+            <w:tcW w:type="dxa" w:w="792"/>
+            <w:vAlign w:val="center"/>
+          </w:tcPr>
+          <w:p>
+            <w:r/>
+            <w:r>
+              <w:rPr>
+                <w:b w:val="0"/>
+                <w:sz w:val="17"/>
+              </w:rPr>
+              <w:t>pCR</w:t>
+            </w:r>
+          </w:p>
+        </w:tc>
+        <w:tc>
+          <w:tcPr>
+            <w:tcW w:type="dxa" w:w="864"/>
+            <w:vAlign w:val="center"/>
+          </w:tcPr>
+          <w:p>
+            <w:r/>
+            <w:r>
+              <w:rPr>
+                <w:b w:val="0"/>
+                <w:sz w:val="17"/>
+              </w:rPr>
+              <w:t>revised</w:t>
+            </w:r>
+          </w:p>
+        </w:tc>
+        <w:tc>
+          <w:tcPr>
+            <w:tcW w:type="dxa" w:w="4680"/>
+            <w:vAlign w:val="center"/>
+          </w:tcPr>
+          <w:p>
+            <w:r/>
+            <w:r>
+              <w:rPr>
+                <w:b w:val="0"/>
+                <w:sz w:val="17"/>
+              </w:rPr>
+              <w:t>[FS_6G_MED] Further study on high communication frequency</w:t>
+            </w:r>
+          </w:p>
+        </w:tc>
+        <w:tc>
+          <w:tcPr>
+            <w:tcW w:type="dxa" w:w="1368"/>
+            <w:vAlign w:val="center"/>
+          </w:tcPr>
+          <w:p>
+            <w:r/>
+            <w:r>
+              <w:rPr>
+                <w:b w:val="0"/>
+                <w:sz w:val="17"/>
+              </w:rPr>
+              <w:t>修订至 S4-261827</w:t>
+            </w:r>
+          </w:p>
+        </w:tc>
+      </w:tr>
+      <w:tr>
+        <w:tc>
+          <w:tcPr>
+            <w:tcW w:type="dxa" w:w="1080"/>
+            <w:vAlign w:val="center"/>
+          </w:tcPr>
+          <w:p>
+            <w:r/>
+            <w:r>
+              <w:rPr>
+                <w:b w:val="0"/>
+                <w:sz w:val="17"/>
+              </w:rPr>
+              <w:t>S4-261590</w:t>
+            </w:r>
+          </w:p>
+        </w:tc>
+        <w:tc>
+          <w:tcPr>
+            <w:tcW w:type="dxa" w:w="2088"/>
+            <w:vAlign w:val="center"/>
+          </w:tcPr>
+          <w:p>
+            <w:r/>
+            <w:r>
+              <w:rPr>
+                <w:b w:val="0"/>
+                <w:sz w:val="17"/>
+              </w:rPr>
+              <w:t>Qualcomm Germany</w:t>
+            </w:r>
+          </w:p>
+        </w:tc>
+        <w:tc>
+          <w:tcPr>
+            <w:tcW w:type="dxa" w:w="792"/>
+            <w:vAlign w:val="center"/>
+          </w:tcPr>
+          <w:p>
+            <w:r/>
+            <w:r>
+              <w:rPr>
+                <w:b w:val="0"/>
+                <w:sz w:val="17"/>
+              </w:rPr>
+              <w:t>pCR</w:t>
+            </w:r>
+          </w:p>
+        </w:tc>
+        <w:tc>
+          <w:tcPr>
+            <w:tcW w:type="dxa" w:w="864"/>
+            <w:vAlign w:val="center"/>
+          </w:tcPr>
+          <w:p>
+            <w:r/>
+            <w:r>
+              <w:rPr>
+                <w:b w:val="0"/>
+                <w:sz w:val="17"/>
+              </w:rPr>
+              <w:t>revised</w:t>
+            </w:r>
+          </w:p>
+        </w:tc>
+        <w:tc>
+          <w:tcPr>
+            <w:tcW w:type="dxa" w:w="4680"/>
+            <w:vAlign w:val="center"/>
+          </w:tcPr>
+          <w:p>
+            <w:r/>
+            <w:r>
+              <w:rPr>
+                <w:b w:val="0"/>
+                <w:sz w:val="17"/>
+              </w:rPr>
+              <w:t>[FS_6G_MED] Stabilization and Harmonization of AI Traffic Characterization Data in TR 26.870</w:t>
+            </w:r>
+          </w:p>
+        </w:tc>
+        <w:tc>
+          <w:tcPr>
+            <w:tcW w:type="dxa" w:w="1368"/>
+            <w:vAlign w:val="center"/>
+          </w:tcPr>
+          <w:p>
+            <w:r/>
+            <w:r>
+              <w:rPr>
+                <w:b w:val="0"/>
+                <w:sz w:val="17"/>
+              </w:rPr>
+              <w:t>修订至 S4-261834</w:t>
+            </w:r>
+          </w:p>
+        </w:tc>
+      </w:tr>
+      <w:tr>
+        <w:tc>
+          <w:tcPr>
+            <w:tcW w:type="dxa" w:w="1080"/>
+            <w:vAlign w:val="center"/>
+          </w:tcPr>
+          <w:p>
+            <w:r/>
+            <w:r>
+              <w:rPr>
+                <w:b w:val="0"/>
+                <w:sz w:val="17"/>
+              </w:rPr>
+              <w:t>S4-261721</w:t>
+            </w:r>
+          </w:p>
+        </w:tc>
+        <w:tc>
+          <w:tcPr>
+            <w:tcW w:type="dxa" w:w="2088"/>
+            <w:vAlign w:val="center"/>
+          </w:tcPr>
+          <w:p>
+            <w:r/>
+            <w:r>
+              <w:rPr>
+                <w:b w:val="0"/>
+                <w:sz w:val="17"/>
+              </w:rPr>
+              <w:t>QUALCOMM JAPAN LLC.</w:t>
+            </w:r>
+          </w:p>
+        </w:tc>
+        <w:tc>
+          <w:tcPr>
+            <w:tcW w:type="dxa" w:w="792"/>
+            <w:vAlign w:val="center"/>
+          </w:tcPr>
+          <w:p>
+            <w:r/>
+            <w:r>
+              <w:rPr>
+                <w:b w:val="0"/>
+                <w:sz w:val="17"/>
+              </w:rPr>
+              <w:t>pCR</w:t>
+            </w:r>
+          </w:p>
+        </w:tc>
+        <w:tc>
+          <w:tcPr>
+            <w:tcW w:type="dxa" w:w="864"/>
+            <w:vAlign w:val="center"/>
+          </w:tcPr>
+          <w:p>
+            <w:r/>
+            <w:r>
+              <w:rPr>
+                <w:b w:val="0"/>
+                <w:sz w:val="17"/>
+              </w:rPr>
+              <w:t>revised</w:t>
+            </w:r>
+          </w:p>
+        </w:tc>
+        <w:tc>
+          <w:tcPr>
+            <w:tcW w:type="dxa" w:w="4680"/>
+            <w:vAlign w:val="center"/>
+          </w:tcPr>
+          <w:p>
+            <w:r/>
+            <w:r>
+              <w:rPr>
+                <w:b w:val="0"/>
+                <w:sz w:val="17"/>
+              </w:rPr>
+              <w:t>[FS_6G_MED] Video understanding with embedding streaming</w:t>
+            </w:r>
+          </w:p>
+        </w:tc>
+        <w:tc>
+          <w:tcPr>
+            <w:tcW w:type="dxa" w:w="1368"/>
+            <w:vAlign w:val="center"/>
+          </w:tcPr>
+          <w:p>
+            <w:r/>
+            <w:r>
+              <w:rPr>
+                <w:b w:val="0"/>
+                <w:sz w:val="17"/>
+              </w:rPr>
+              <w:t>修订至 S4-261815</w:t>
+            </w:r>
+          </w:p>
+        </w:tc>
+      </w:tr>
+      <w:tr>
+        <w:tc>
+          <w:tcPr>
+            <w:tcW w:type="dxa" w:w="1080"/>
+            <w:vAlign w:val="center"/>
+          </w:tcPr>
+          <w:p>
+            <w:r/>
+            <w:r>
+              <w:rPr>
+                <w:b w:val="0"/>
+                <w:sz w:val="17"/>
+              </w:rPr>
+              <w:t>S4-261780</w:t>
+            </w:r>
+          </w:p>
+        </w:tc>
+        <w:tc>
+          <w:tcPr>
+            <w:tcW w:type="dxa" w:w="2088"/>
+            <w:vAlign w:val="center"/>
+          </w:tcPr>
+          <w:p>
+            <w:r/>
+            <w:r>
+              <w:rPr>
+                <w:b w:val="0"/>
+                <w:sz w:val="17"/>
+              </w:rPr>
+              <w:t>vivo Mobile Communication Co.,</w:t>
+            </w:r>
+          </w:p>
+        </w:tc>
+        <w:tc>
+          <w:tcPr>
+            <w:tcW w:type="dxa" w:w="792"/>
+            <w:vAlign w:val="center"/>
+          </w:tcPr>
+          <w:p>
+            <w:r/>
+            <w:r>
+              <w:rPr>
+                <w:b w:val="0"/>
+                <w:sz w:val="17"/>
+              </w:rPr>
+              <w:t>pCR</w:t>
+            </w:r>
+          </w:p>
+        </w:tc>
+        <w:tc>
+          <w:tcPr>
+            <w:tcW w:type="dxa" w:w="864"/>
+            <w:vAlign w:val="center"/>
+          </w:tcPr>
+          <w:p>
+            <w:r/>
+            <w:r>
+              <w:rPr>
+                <w:b w:val="0"/>
+                <w:sz w:val="17"/>
               </w:rPr>
               <w:t>agreed</w:t>
             </w:r>
@@ -820,15 +3236,1307 @@
         </w:tc>
         <w:tc>
           <w:tcPr>
-            <w:tcW w:type="dxa" w:w="2948"/>
-          </w:tcPr>
-          <w:p>
-            <w:r>
-              <w:rPr>
-                <w:b w:val="0"/>
-                <w:sz w:val="16"/>
-              </w:rPr>
-              <w:t>拆分 gateway queue、provider inference、网络、工具调用时延。</w:t>
+            <w:tcW w:type="dxa" w:w="4680"/>
+            <w:vAlign w:val="center"/>
+          </w:tcPr>
+          <w:p>
+            <w:r/>
+            <w:r>
+              <w:rPr>
+                <w:b w:val="0"/>
+                <w:sz w:val="17"/>
+              </w:rPr>
+              <w:t>Traffic model and traffic characteristics for real-time video understanding and audio</w:t>
+            </w:r>
+          </w:p>
+        </w:tc>
+        <w:tc>
+          <w:tcPr>
+            <w:tcW w:type="dxa" w:w="1368"/>
+            <w:vAlign w:val="center"/>
+          </w:tcPr>
+          <w:p>
+            <w:r/>
+            <w:r>
+              <w:rPr>
+                <w:b w:val="0"/>
+                <w:sz w:val="17"/>
+              </w:rPr>
+              <w:t>修订自 S4-261504</w:t>
+            </w:r>
+          </w:p>
+        </w:tc>
+      </w:tr>
+      <w:tr>
+        <w:tc>
+          <w:tcPr>
+            <w:tcW w:type="dxa" w:w="1080"/>
+            <w:vAlign w:val="center"/>
+          </w:tcPr>
+          <w:p>
+            <w:r/>
+            <w:r>
+              <w:rPr>
+                <w:b w:val="0"/>
+                <w:sz w:val="17"/>
+              </w:rPr>
+              <w:t>S4-261813</w:t>
+            </w:r>
+          </w:p>
+        </w:tc>
+        <w:tc>
+          <w:tcPr>
+            <w:tcW w:type="dxa" w:w="2088"/>
+            <w:vAlign w:val="center"/>
+          </w:tcPr>
+          <w:p>
+            <w:r/>
+            <w:r>
+              <w:rPr>
+                <w:b w:val="0"/>
+                <w:sz w:val="17"/>
+              </w:rPr>
+              <w:t>InterDigital France R&amp;D, SAS</w:t>
+            </w:r>
+          </w:p>
+        </w:tc>
+        <w:tc>
+          <w:tcPr>
+            <w:tcW w:type="dxa" w:w="792"/>
+            <w:vAlign w:val="center"/>
+          </w:tcPr>
+          <w:p>
+            <w:r/>
+            <w:r>
+              <w:rPr>
+                <w:b w:val="0"/>
+                <w:sz w:val="17"/>
+              </w:rPr>
+              <w:t>pCR</w:t>
+            </w:r>
+          </w:p>
+        </w:tc>
+        <w:tc>
+          <w:tcPr>
+            <w:tcW w:type="dxa" w:w="864"/>
+            <w:vAlign w:val="center"/>
+          </w:tcPr>
+          <w:p>
+            <w:r/>
+            <w:r>
+              <w:rPr>
+                <w:b w:val="0"/>
+                <w:sz w:val="17"/>
+              </w:rPr>
+              <w:t>agreed</w:t>
+            </w:r>
+          </w:p>
+        </w:tc>
+        <w:tc>
+          <w:tcPr>
+            <w:tcW w:type="dxa" w:w="4680"/>
+            <w:vAlign w:val="center"/>
+          </w:tcPr>
+          <w:p>
+            <w:r/>
+            <w:r>
+              <w:rPr>
+                <w:b w:val="0"/>
+                <w:sz w:val="17"/>
+              </w:rPr>
+              <w:t>[FS_6G_MED] pCR on multimodal analysis procedure</w:t>
+            </w:r>
+          </w:p>
+        </w:tc>
+        <w:tc>
+          <w:tcPr>
+            <w:tcW w:type="dxa" w:w="1368"/>
+            <w:vAlign w:val="center"/>
+          </w:tcPr>
+          <w:p>
+            <w:r/>
+            <w:r>
+              <w:rPr>
+                <w:b w:val="0"/>
+                <w:sz w:val="17"/>
+              </w:rPr>
+              <w:t>修订自 S4-261449</w:t>
+            </w:r>
+          </w:p>
+        </w:tc>
+      </w:tr>
+      <w:tr>
+        <w:tc>
+          <w:tcPr>
+            <w:tcW w:type="dxa" w:w="1080"/>
+            <w:vAlign w:val="center"/>
+          </w:tcPr>
+          <w:p>
+            <w:r/>
+            <w:r>
+              <w:rPr>
+                <w:b w:val="0"/>
+                <w:sz w:val="17"/>
+              </w:rPr>
+              <w:t>S4-261814</w:t>
+            </w:r>
+          </w:p>
+        </w:tc>
+        <w:tc>
+          <w:tcPr>
+            <w:tcW w:type="dxa" w:w="2088"/>
+            <w:vAlign w:val="center"/>
+          </w:tcPr>
+          <w:p>
+            <w:r/>
+            <w:r>
+              <w:rPr>
+                <w:b w:val="0"/>
+                <w:sz w:val="17"/>
+              </w:rPr>
+              <w:t>QUALCOMM JAPAN LLC.</w:t>
+            </w:r>
+          </w:p>
+        </w:tc>
+        <w:tc>
+          <w:tcPr>
+            <w:tcW w:type="dxa" w:w="792"/>
+            <w:vAlign w:val="center"/>
+          </w:tcPr>
+          <w:p>
+            <w:r/>
+            <w:r>
+              <w:rPr>
+                <w:b w:val="0"/>
+                <w:sz w:val="17"/>
+              </w:rPr>
+              <w:t>pCR</w:t>
+            </w:r>
+          </w:p>
+        </w:tc>
+        <w:tc>
+          <w:tcPr>
+            <w:tcW w:type="dxa" w:w="864"/>
+            <w:vAlign w:val="center"/>
+          </w:tcPr>
+          <w:p>
+            <w:r/>
+            <w:r>
+              <w:rPr>
+                <w:b w:val="0"/>
+                <w:sz w:val="17"/>
+              </w:rPr>
+              <w:t>agreed</w:t>
+            </w:r>
+          </w:p>
+        </w:tc>
+        <w:tc>
+          <w:tcPr>
+            <w:tcW w:type="dxa" w:w="4680"/>
+            <w:vAlign w:val="center"/>
+          </w:tcPr>
+          <w:p>
+            <w:r/>
+            <w:r>
+              <w:rPr>
+                <w:b w:val="0"/>
+                <w:sz w:val="17"/>
+              </w:rPr>
+              <w:t>[FS_6G_MED] Agentic AI test scenarios and results</w:t>
+            </w:r>
+          </w:p>
+        </w:tc>
+        <w:tc>
+          <w:tcPr>
+            <w:tcW w:type="dxa" w:w="1368"/>
+            <w:vAlign w:val="center"/>
+          </w:tcPr>
+          <w:p>
+            <w:r/>
+            <w:r>
+              <w:rPr>
+                <w:b w:val="0"/>
+                <w:sz w:val="17"/>
+              </w:rPr>
+              <w:t>修订自 S4-261446</w:t>
+            </w:r>
+          </w:p>
+        </w:tc>
+      </w:tr>
+      <w:tr>
+        <w:tc>
+          <w:tcPr>
+            <w:tcW w:type="dxa" w:w="1080"/>
+            <w:vAlign w:val="center"/>
+          </w:tcPr>
+          <w:p>
+            <w:r/>
+            <w:r>
+              <w:rPr>
+                <w:b w:val="0"/>
+                <w:sz w:val="17"/>
+              </w:rPr>
+              <w:t>S4-261815</w:t>
+            </w:r>
+          </w:p>
+        </w:tc>
+        <w:tc>
+          <w:tcPr>
+            <w:tcW w:type="dxa" w:w="2088"/>
+            <w:vAlign w:val="center"/>
+          </w:tcPr>
+          <w:p>
+            <w:r/>
+            <w:r>
+              <w:rPr>
+                <w:b w:val="0"/>
+                <w:sz w:val="17"/>
+              </w:rPr>
+              <w:t>QUALCOMM JAPAN LLC.</w:t>
+            </w:r>
+          </w:p>
+        </w:tc>
+        <w:tc>
+          <w:tcPr>
+            <w:tcW w:type="dxa" w:w="792"/>
+            <w:vAlign w:val="center"/>
+          </w:tcPr>
+          <w:p>
+            <w:r/>
+            <w:r>
+              <w:rPr>
+                <w:b w:val="0"/>
+                <w:sz w:val="17"/>
+              </w:rPr>
+              <w:t>pCR</w:t>
+            </w:r>
+          </w:p>
+        </w:tc>
+        <w:tc>
+          <w:tcPr>
+            <w:tcW w:type="dxa" w:w="864"/>
+            <w:vAlign w:val="center"/>
+          </w:tcPr>
+          <w:p>
+            <w:r/>
+            <w:r>
+              <w:rPr>
+                <w:b w:val="0"/>
+                <w:sz w:val="17"/>
+              </w:rPr>
+              <w:t>noted</w:t>
+            </w:r>
+          </w:p>
+        </w:tc>
+        <w:tc>
+          <w:tcPr>
+            <w:tcW w:type="dxa" w:w="4680"/>
+            <w:vAlign w:val="center"/>
+          </w:tcPr>
+          <w:p>
+            <w:r/>
+            <w:r>
+              <w:rPr>
+                <w:b w:val="0"/>
+                <w:sz w:val="17"/>
+              </w:rPr>
+              <w:t>[FS_6G_MED] Video understanding with embedding streaming</w:t>
+            </w:r>
+          </w:p>
+        </w:tc>
+        <w:tc>
+          <w:tcPr>
+            <w:tcW w:type="dxa" w:w="1368"/>
+            <w:vAlign w:val="center"/>
+          </w:tcPr>
+          <w:p>
+            <w:r/>
+            <w:r>
+              <w:rPr>
+                <w:b w:val="0"/>
+                <w:sz w:val="17"/>
+              </w:rPr>
+              <w:t>修订自 S4-261721</w:t>
+            </w:r>
+          </w:p>
+        </w:tc>
+      </w:tr>
+      <w:tr>
+        <w:tc>
+          <w:tcPr>
+            <w:tcW w:type="dxa" w:w="1080"/>
+            <w:vAlign w:val="center"/>
+          </w:tcPr>
+          <w:p>
+            <w:r/>
+            <w:r>
+              <w:rPr>
+                <w:b w:val="0"/>
+                <w:sz w:val="17"/>
+              </w:rPr>
+              <w:t>S4-261816</w:t>
+            </w:r>
+          </w:p>
+        </w:tc>
+        <w:tc>
+          <w:tcPr>
+            <w:tcW w:type="dxa" w:w="2088"/>
+            <w:vAlign w:val="center"/>
+          </w:tcPr>
+          <w:p>
+            <w:r/>
+            <w:r>
+              <w:rPr>
+                <w:b w:val="0"/>
+                <w:sz w:val="17"/>
+              </w:rPr>
+              <w:t>Huawei Technologies France</w:t>
+            </w:r>
+          </w:p>
+        </w:tc>
+        <w:tc>
+          <w:tcPr>
+            <w:tcW w:type="dxa" w:w="792"/>
+            <w:vAlign w:val="center"/>
+          </w:tcPr>
+          <w:p>
+            <w:r/>
+            <w:r>
+              <w:rPr>
+                <w:b w:val="0"/>
+                <w:sz w:val="17"/>
+              </w:rPr>
+              <w:t>discussion</w:t>
+            </w:r>
+          </w:p>
+        </w:tc>
+        <w:tc>
+          <w:tcPr>
+            <w:tcW w:type="dxa" w:w="864"/>
+            <w:vAlign w:val="center"/>
+          </w:tcPr>
+          <w:p>
+            <w:r/>
+            <w:r>
+              <w:rPr>
+                <w:b w:val="0"/>
+                <w:sz w:val="17"/>
+              </w:rPr>
+              <w:t>noted</w:t>
+            </w:r>
+          </w:p>
+        </w:tc>
+        <w:tc>
+          <w:tcPr>
+            <w:tcW w:type="dxa" w:w="4680"/>
+            <w:vAlign w:val="center"/>
+          </w:tcPr>
+          <w:p>
+            <w:r/>
+            <w:r>
+              <w:rPr>
+                <w:b w:val="0"/>
+                <w:sz w:val="17"/>
+              </w:rPr>
+              <w:t>[FS_6G_MED] AI results attribution and linking AI traffic results to body of the TR</w:t>
+            </w:r>
+          </w:p>
+        </w:tc>
+        <w:tc>
+          <w:tcPr>
+            <w:tcW w:type="dxa" w:w="1368"/>
+            <w:vAlign w:val="center"/>
+          </w:tcPr>
+          <w:p>
+            <w:r/>
+            <w:r>
+              <w:rPr>
+                <w:b w:val="0"/>
+                <w:sz w:val="17"/>
+              </w:rPr>
+              <w:t>修订自 S4-261454</w:t>
+            </w:r>
+          </w:p>
+        </w:tc>
+      </w:tr>
+      <w:tr>
+        <w:tc>
+          <w:tcPr>
+            <w:tcW w:type="dxa" w:w="1080"/>
+            <w:vAlign w:val="center"/>
+          </w:tcPr>
+          <w:p>
+            <w:r/>
+            <w:r>
+              <w:rPr>
+                <w:b w:val="0"/>
+                <w:sz w:val="17"/>
+              </w:rPr>
+              <w:t>S4-261817</w:t>
+            </w:r>
+          </w:p>
+        </w:tc>
+        <w:tc>
+          <w:tcPr>
+            <w:tcW w:type="dxa" w:w="2088"/>
+            <w:vAlign w:val="center"/>
+          </w:tcPr>
+          <w:p>
+            <w:r/>
+            <w:r>
+              <w:rPr>
+                <w:b w:val="0"/>
+                <w:sz w:val="17"/>
+              </w:rPr>
+              <w:t>HUAWEI TECH. GmbH</w:t>
+            </w:r>
+          </w:p>
+        </w:tc>
+        <w:tc>
+          <w:tcPr>
+            <w:tcW w:type="dxa" w:w="792"/>
+            <w:vAlign w:val="center"/>
+          </w:tcPr>
+          <w:p>
+            <w:r/>
+            <w:r>
+              <w:rPr>
+                <w:b w:val="0"/>
+                <w:sz w:val="17"/>
+              </w:rPr>
+              <w:t>pCR</w:t>
+            </w:r>
+          </w:p>
+        </w:tc>
+        <w:tc>
+          <w:tcPr>
+            <w:tcW w:type="dxa" w:w="864"/>
+            <w:vAlign w:val="center"/>
+          </w:tcPr>
+          <w:p>
+            <w:r/>
+            <w:r>
+              <w:rPr>
+                <w:b w:val="0"/>
+                <w:sz w:val="17"/>
+              </w:rPr>
+              <w:t>agreed</w:t>
+            </w:r>
+          </w:p>
+        </w:tc>
+        <w:tc>
+          <w:tcPr>
+            <w:tcW w:type="dxa" w:w="4680"/>
+            <w:vAlign w:val="center"/>
+          </w:tcPr>
+          <w:p>
+            <w:r/>
+            <w:r>
+              <w:rPr>
+                <w:b w:val="0"/>
+                <w:sz w:val="17"/>
+              </w:rPr>
+              <w:t>[FS_6G_MED] fix for correctly reporting work on AI traffic characteristics in the TR body and referencing annexes on AI traffic characteristics</w:t>
+            </w:r>
+          </w:p>
+        </w:tc>
+        <w:tc>
+          <w:tcPr>
+            <w:tcW w:type="dxa" w:w="1368"/>
+            <w:vAlign w:val="center"/>
+          </w:tcPr>
+          <w:p>
+            <w:r/>
+            <w:r>
+              <w:rPr>
+                <w:b w:val="0"/>
+                <w:sz w:val="17"/>
+              </w:rPr>
+              <w:t>修订自 S4-261462</w:t>
+            </w:r>
+          </w:p>
+        </w:tc>
+      </w:tr>
+      <w:tr>
+        <w:tc>
+          <w:tcPr>
+            <w:tcW w:type="dxa" w:w="1080"/>
+            <w:vAlign w:val="center"/>
+          </w:tcPr>
+          <w:p>
+            <w:r/>
+            <w:r>
+              <w:rPr>
+                <w:b w:val="0"/>
+                <w:sz w:val="17"/>
+              </w:rPr>
+              <w:t>S4-261818</w:t>
+            </w:r>
+          </w:p>
+        </w:tc>
+        <w:tc>
+          <w:tcPr>
+            <w:tcW w:type="dxa" w:w="2088"/>
+            <w:vAlign w:val="center"/>
+          </w:tcPr>
+          <w:p>
+            <w:r/>
+            <w:r>
+              <w:rPr>
+                <w:b w:val="0"/>
+                <w:sz w:val="17"/>
+              </w:rPr>
+              <w:t>Huawei Technologies France</w:t>
+            </w:r>
+          </w:p>
+        </w:tc>
+        <w:tc>
+          <w:tcPr>
+            <w:tcW w:type="dxa" w:w="792"/>
+            <w:vAlign w:val="center"/>
+          </w:tcPr>
+          <w:p>
+            <w:r/>
+            <w:r>
+              <w:rPr>
+                <w:b w:val="0"/>
+                <w:sz w:val="17"/>
+              </w:rPr>
+              <w:t>pCR</w:t>
+            </w:r>
+          </w:p>
+        </w:tc>
+        <w:tc>
+          <w:tcPr>
+            <w:tcW w:type="dxa" w:w="864"/>
+            <w:vAlign w:val="center"/>
+          </w:tcPr>
+          <w:p>
+            <w:r/>
+            <w:r>
+              <w:rPr>
+                <w:b w:val="0"/>
+                <w:sz w:val="17"/>
+              </w:rPr>
+              <w:t>agreed</w:t>
+            </w:r>
+          </w:p>
+        </w:tc>
+        <w:tc>
+          <w:tcPr>
+            <w:tcW w:type="dxa" w:w="4680"/>
+            <w:vAlign w:val="center"/>
+          </w:tcPr>
+          <w:p>
+            <w:r/>
+            <w:r>
+              <w:rPr>
+                <w:b w:val="0"/>
+                <w:sz w:val="17"/>
+              </w:rPr>
+              <w:t>[FS_6G_MED] Additional evaluation of real-time video understanding under packet loss sweep</w:t>
+            </w:r>
+          </w:p>
+        </w:tc>
+        <w:tc>
+          <w:tcPr>
+            <w:tcW w:type="dxa" w:w="1368"/>
+            <w:vAlign w:val="center"/>
+          </w:tcPr>
+          <w:p>
+            <w:r/>
+            <w:r>
+              <w:rPr>
+                <w:b w:val="0"/>
+                <w:sz w:val="17"/>
+              </w:rPr>
+              <w:t>修订自 S4-261455</w:t>
+            </w:r>
+          </w:p>
+        </w:tc>
+      </w:tr>
+      <w:tr>
+        <w:tc>
+          <w:tcPr>
+            <w:tcW w:type="dxa" w:w="1080"/>
+            <w:vAlign w:val="center"/>
+          </w:tcPr>
+          <w:p>
+            <w:r/>
+            <w:r>
+              <w:rPr>
+                <w:b w:val="0"/>
+                <w:sz w:val="17"/>
+              </w:rPr>
+              <w:t>S4-261819</w:t>
+            </w:r>
+          </w:p>
+        </w:tc>
+        <w:tc>
+          <w:tcPr>
+            <w:tcW w:type="dxa" w:w="2088"/>
+            <w:vAlign w:val="center"/>
+          </w:tcPr>
+          <w:p>
+            <w:r/>
+            <w:r>
+              <w:rPr>
+                <w:b w:val="0"/>
+                <w:sz w:val="17"/>
+              </w:rPr>
+              <w:t>Huawei</w:t>
+            </w:r>
+          </w:p>
+        </w:tc>
+        <w:tc>
+          <w:tcPr>
+            <w:tcW w:type="dxa" w:w="792"/>
+            <w:vAlign w:val="center"/>
+          </w:tcPr>
+          <w:p>
+            <w:r/>
+            <w:r>
+              <w:rPr>
+                <w:b w:val="0"/>
+                <w:sz w:val="17"/>
+              </w:rPr>
+              <w:t>pCR</w:t>
+            </w:r>
+          </w:p>
+        </w:tc>
+        <w:tc>
+          <w:tcPr>
+            <w:tcW w:type="dxa" w:w="864"/>
+            <w:vAlign w:val="center"/>
+          </w:tcPr>
+          <w:p>
+            <w:r/>
+            <w:r>
+              <w:rPr>
+                <w:b w:val="0"/>
+                <w:sz w:val="17"/>
+              </w:rPr>
+              <w:t>agreed</w:t>
+            </w:r>
+          </w:p>
+        </w:tc>
+        <w:tc>
+          <w:tcPr>
+            <w:tcW w:type="dxa" w:w="4680"/>
+            <w:vAlign w:val="center"/>
+          </w:tcPr>
+          <w:p>
+            <w:r/>
+            <w:r>
+              <w:rPr>
+                <w:b w:val="0"/>
+                <w:sz w:val="17"/>
+              </w:rPr>
+              <w:t>[FS_6G_MED] on resolving the editors notes in Clause C</w:t>
+            </w:r>
+          </w:p>
+        </w:tc>
+        <w:tc>
+          <w:tcPr>
+            <w:tcW w:type="dxa" w:w="1368"/>
+            <w:vAlign w:val="center"/>
+          </w:tcPr>
+          <w:p>
+            <w:r/>
+            <w:r>
+              <w:rPr>
+                <w:b w:val="0"/>
+                <w:sz w:val="17"/>
+              </w:rPr>
+              <w:t>修订自 S4-261456</w:t>
+            </w:r>
+          </w:p>
+        </w:tc>
+      </w:tr>
+      <w:tr>
+        <w:tc>
+          <w:tcPr>
+            <w:tcW w:type="dxa" w:w="1080"/>
+            <w:vAlign w:val="center"/>
+          </w:tcPr>
+          <w:p>
+            <w:r/>
+            <w:r>
+              <w:rPr>
+                <w:b w:val="0"/>
+                <w:sz w:val="17"/>
+              </w:rPr>
+              <w:t>S4-261820</w:t>
+            </w:r>
+          </w:p>
+        </w:tc>
+        <w:tc>
+          <w:tcPr>
+            <w:tcW w:type="dxa" w:w="2088"/>
+            <w:vAlign w:val="center"/>
+          </w:tcPr>
+          <w:p>
+            <w:r/>
+            <w:r>
+              <w:rPr>
+                <w:b w:val="0"/>
+                <w:sz w:val="17"/>
+              </w:rPr>
+              <w:t>China Mobile (Hangzhou) Inf.</w:t>
+            </w:r>
+          </w:p>
+        </w:tc>
+        <w:tc>
+          <w:tcPr>
+            <w:tcW w:type="dxa" w:w="792"/>
+            <w:vAlign w:val="center"/>
+          </w:tcPr>
+          <w:p>
+            <w:r/>
+            <w:r>
+              <w:rPr>
+                <w:b w:val="0"/>
+                <w:sz w:val="17"/>
+              </w:rPr>
+              <w:t>pCR</w:t>
+            </w:r>
+          </w:p>
+        </w:tc>
+        <w:tc>
+          <w:tcPr>
+            <w:tcW w:type="dxa" w:w="864"/>
+            <w:vAlign w:val="center"/>
+          </w:tcPr>
+          <w:p>
+            <w:r/>
+            <w:r>
+              <w:rPr>
+                <w:b w:val="0"/>
+                <w:sz w:val="17"/>
+              </w:rPr>
+              <w:t>agreed</w:t>
+            </w:r>
+          </w:p>
+        </w:tc>
+        <w:tc>
+          <w:tcPr>
+            <w:tcW w:type="dxa" w:w="4680"/>
+            <w:vAlign w:val="center"/>
+          </w:tcPr>
+          <w:p>
+            <w:r/>
+            <w:r>
+              <w:rPr>
+                <w:b w:val="0"/>
+                <w:sz w:val="17"/>
+              </w:rPr>
+              <w:t>[FS_6G_MED] Pseudo-CR on AI Gateway Test Scenario</w:t>
+            </w:r>
+          </w:p>
+        </w:tc>
+        <w:tc>
+          <w:tcPr>
+            <w:tcW w:type="dxa" w:w="1368"/>
+            <w:vAlign w:val="center"/>
+          </w:tcPr>
+          <w:p>
+            <w:r/>
+            <w:r>
+              <w:rPr>
+                <w:b w:val="0"/>
+                <w:sz w:val="17"/>
+              </w:rPr>
+              <w:t>修订自 S4-261519</w:t>
+            </w:r>
+          </w:p>
+        </w:tc>
+      </w:tr>
+      <w:tr>
+        <w:tc>
+          <w:tcPr>
+            <w:tcW w:type="dxa" w:w="1080"/>
+            <w:vAlign w:val="center"/>
+          </w:tcPr>
+          <w:p>
+            <w:r/>
+            <w:r>
+              <w:rPr>
+                <w:b w:val="0"/>
+                <w:sz w:val="17"/>
+              </w:rPr>
+              <w:t>S4-261824</w:t>
+            </w:r>
+          </w:p>
+        </w:tc>
+        <w:tc>
+          <w:tcPr>
+            <w:tcW w:type="dxa" w:w="2088"/>
+            <w:vAlign w:val="center"/>
+          </w:tcPr>
+          <w:p>
+            <w:r/>
+            <w:r>
+              <w:rPr>
+                <w:b w:val="0"/>
+                <w:sz w:val="17"/>
+              </w:rPr>
+              <w:t>DOCOMO Beijing Labs</w:t>
+            </w:r>
+          </w:p>
+        </w:tc>
+        <w:tc>
+          <w:tcPr>
+            <w:tcW w:type="dxa" w:w="792"/>
+            <w:vAlign w:val="center"/>
+          </w:tcPr>
+          <w:p>
+            <w:r/>
+            <w:r>
+              <w:rPr>
+                <w:b w:val="0"/>
+                <w:sz w:val="17"/>
+              </w:rPr>
+              <w:t>pCR</w:t>
+            </w:r>
+          </w:p>
+        </w:tc>
+        <w:tc>
+          <w:tcPr>
+            <w:tcW w:type="dxa" w:w="864"/>
+            <w:vAlign w:val="center"/>
+          </w:tcPr>
+          <w:p>
+            <w:r/>
+            <w:r>
+              <w:rPr>
+                <w:b w:val="0"/>
+                <w:sz w:val="17"/>
+              </w:rPr>
+              <w:t>noted</w:t>
+            </w:r>
+          </w:p>
+        </w:tc>
+        <w:tc>
+          <w:tcPr>
+            <w:tcW w:type="dxa" w:w="4680"/>
+            <w:vAlign w:val="center"/>
+          </w:tcPr>
+          <w:p>
+            <w:r/>
+            <w:r>
+              <w:rPr>
+                <w:b w:val="0"/>
+                <w:sz w:val="17"/>
+              </w:rPr>
+              <w:t>[FS_6G_MED] Further study on tokenized traffic metrics</w:t>
+            </w:r>
+          </w:p>
+        </w:tc>
+        <w:tc>
+          <w:tcPr>
+            <w:tcW w:type="dxa" w:w="1368"/>
+            <w:vAlign w:val="center"/>
+          </w:tcPr>
+          <w:p>
+            <w:r/>
+            <w:r>
+              <w:rPr>
+                <w:b w:val="0"/>
+                <w:sz w:val="17"/>
+              </w:rPr>
+              <w:t>修订自 S4-261471</w:t>
+            </w:r>
+          </w:p>
+        </w:tc>
+      </w:tr>
+      <w:tr>
+        <w:tc>
+          <w:tcPr>
+            <w:tcW w:type="dxa" w:w="1080"/>
+            <w:vAlign w:val="center"/>
+          </w:tcPr>
+          <w:p>
+            <w:r/>
+            <w:r>
+              <w:rPr>
+                <w:b w:val="0"/>
+                <w:sz w:val="17"/>
+              </w:rPr>
+              <w:t>S4-261825</w:t>
+            </w:r>
+          </w:p>
+        </w:tc>
+        <w:tc>
+          <w:tcPr>
+            <w:tcW w:type="dxa" w:w="2088"/>
+            <w:vAlign w:val="center"/>
+          </w:tcPr>
+          <w:p>
+            <w:r/>
+            <w:r>
+              <w:rPr>
+                <w:b w:val="0"/>
+                <w:sz w:val="17"/>
+              </w:rPr>
+              <w:t>Huawei, Nokia</w:t>
+            </w:r>
+          </w:p>
+        </w:tc>
+        <w:tc>
+          <w:tcPr>
+            <w:tcW w:type="dxa" w:w="792"/>
+            <w:vAlign w:val="center"/>
+          </w:tcPr>
+          <w:p>
+            <w:r/>
+            <w:r>
+              <w:rPr>
+                <w:b w:val="0"/>
+                <w:sz w:val="17"/>
+              </w:rPr>
+              <w:t>pCR</w:t>
+            </w:r>
+          </w:p>
+        </w:tc>
+        <w:tc>
+          <w:tcPr>
+            <w:tcW w:type="dxa" w:w="864"/>
+            <w:vAlign w:val="center"/>
+          </w:tcPr>
+          <w:p>
+            <w:r/>
+            <w:r>
+              <w:rPr>
+                <w:b w:val="0"/>
+                <w:sz w:val="17"/>
+              </w:rPr>
+              <w:t>agreed</w:t>
+            </w:r>
+          </w:p>
+        </w:tc>
+        <w:tc>
+          <w:tcPr>
+            <w:tcW w:type="dxa" w:w="4680"/>
+            <w:vAlign w:val="center"/>
+          </w:tcPr>
+          <w:p>
+            <w:r/>
+            <w:r>
+              <w:rPr>
+                <w:b w:val="0"/>
+                <w:sz w:val="17"/>
+              </w:rPr>
+              <w:t>[FS_6G_MED] Task based QoE metric for video/multi-modal understanding</w:t>
+            </w:r>
+          </w:p>
+        </w:tc>
+        <w:tc>
+          <w:tcPr>
+            <w:tcW w:type="dxa" w:w="1368"/>
+            <w:vAlign w:val="center"/>
+          </w:tcPr>
+          <w:p>
+            <w:r/>
+            <w:r>
+              <w:rPr>
+                <w:b w:val="0"/>
+                <w:sz w:val="17"/>
+              </w:rPr>
+              <w:t>修订自 S4-261452</w:t>
+            </w:r>
+          </w:p>
+        </w:tc>
+      </w:tr>
+      <w:tr>
+        <w:tc>
+          <w:tcPr>
+            <w:tcW w:type="dxa" w:w="1080"/>
+            <w:vAlign w:val="center"/>
+          </w:tcPr>
+          <w:p>
+            <w:r/>
+            <w:r>
+              <w:rPr>
+                <w:b w:val="0"/>
+                <w:sz w:val="17"/>
+              </w:rPr>
+              <w:t>S4-261826</w:t>
+            </w:r>
+          </w:p>
+        </w:tc>
+        <w:tc>
+          <w:tcPr>
+            <w:tcW w:type="dxa" w:w="2088"/>
+            <w:vAlign w:val="center"/>
+          </w:tcPr>
+          <w:p>
+            <w:r/>
+            <w:r>
+              <w:rPr>
+                <w:b w:val="0"/>
+                <w:sz w:val="17"/>
+              </w:rPr>
+              <w:t>Huawei Device Co., Ltd</w:t>
+            </w:r>
+          </w:p>
+        </w:tc>
+        <w:tc>
+          <w:tcPr>
+            <w:tcW w:type="dxa" w:w="792"/>
+            <w:vAlign w:val="center"/>
+          </w:tcPr>
+          <w:p>
+            <w:r/>
+            <w:r>
+              <w:rPr>
+                <w:b w:val="0"/>
+                <w:sz w:val="17"/>
+              </w:rPr>
+              <w:t>pCR</w:t>
+            </w:r>
+          </w:p>
+        </w:tc>
+        <w:tc>
+          <w:tcPr>
+            <w:tcW w:type="dxa" w:w="864"/>
+            <w:vAlign w:val="center"/>
+          </w:tcPr>
+          <w:p>
+            <w:r/>
+            <w:r>
+              <w:rPr>
+                <w:b w:val="0"/>
+                <w:sz w:val="17"/>
+              </w:rPr>
+              <w:t>agreed</w:t>
+            </w:r>
+          </w:p>
+        </w:tc>
+        <w:tc>
+          <w:tcPr>
+            <w:tcW w:type="dxa" w:w="4680"/>
+            <w:vAlign w:val="center"/>
+          </w:tcPr>
+          <w:p>
+            <w:r/>
+            <w:r>
+              <w:rPr>
+                <w:b w:val="0"/>
+                <w:sz w:val="17"/>
+              </w:rPr>
+              <w:t>[FS_6G_MED] Definitions for AI/ML Service Architecture Terminology</w:t>
+            </w:r>
+          </w:p>
+        </w:tc>
+        <w:tc>
+          <w:tcPr>
+            <w:tcW w:type="dxa" w:w="1368"/>
+            <w:vAlign w:val="center"/>
+          </w:tcPr>
+          <w:p>
+            <w:r/>
+            <w:r>
+              <w:rPr>
+                <w:b w:val="0"/>
+                <w:sz w:val="17"/>
+              </w:rPr>
+              <w:t>修订自 S4-261453</w:t>
+            </w:r>
+          </w:p>
+        </w:tc>
+      </w:tr>
+      <w:tr>
+        <w:tc>
+          <w:tcPr>
+            <w:tcW w:type="dxa" w:w="1080"/>
+            <w:vAlign w:val="center"/>
+          </w:tcPr>
+          <w:p>
+            <w:r/>
+            <w:r>
+              <w:rPr>
+                <w:b w:val="0"/>
+                <w:sz w:val="17"/>
+              </w:rPr>
+              <w:t>S4-261827</w:t>
+            </w:r>
+          </w:p>
+        </w:tc>
+        <w:tc>
+          <w:tcPr>
+            <w:tcW w:type="dxa" w:w="2088"/>
+            <w:vAlign w:val="center"/>
+          </w:tcPr>
+          <w:p>
+            <w:r/>
+            <w:r>
+              <w:rPr>
+                <w:b w:val="0"/>
+                <w:sz w:val="17"/>
+              </w:rPr>
+              <w:t>NTT DOCOMO INC..</w:t>
+            </w:r>
+          </w:p>
+        </w:tc>
+        <w:tc>
+          <w:tcPr>
+            <w:tcW w:type="dxa" w:w="792"/>
+            <w:vAlign w:val="center"/>
+          </w:tcPr>
+          <w:p>
+            <w:r/>
+            <w:r>
+              <w:rPr>
+                <w:b w:val="0"/>
+                <w:sz w:val="17"/>
+              </w:rPr>
+              <w:t>pCR</w:t>
+            </w:r>
+          </w:p>
+        </w:tc>
+        <w:tc>
+          <w:tcPr>
+            <w:tcW w:type="dxa" w:w="864"/>
+            <w:vAlign w:val="center"/>
+          </w:tcPr>
+          <w:p>
+            <w:r/>
+            <w:r>
+              <w:rPr>
+                <w:b w:val="0"/>
+                <w:sz w:val="17"/>
+              </w:rPr>
+              <w:t>agreed</w:t>
+            </w:r>
+          </w:p>
+        </w:tc>
+        <w:tc>
+          <w:tcPr>
+            <w:tcW w:type="dxa" w:w="4680"/>
+            <w:vAlign w:val="center"/>
+          </w:tcPr>
+          <w:p>
+            <w:r/>
+            <w:r>
+              <w:rPr>
+                <w:b w:val="0"/>
+                <w:sz w:val="17"/>
+              </w:rPr>
+              <w:t>[FS_6G_MED] Further study on high communication frequency</w:t>
+            </w:r>
+          </w:p>
+        </w:tc>
+        <w:tc>
+          <w:tcPr>
+            <w:tcW w:type="dxa" w:w="1368"/>
+            <w:vAlign w:val="center"/>
+          </w:tcPr>
+          <w:p>
+            <w:r/>
+            <w:r>
+              <w:rPr>
+                <w:b w:val="0"/>
+                <w:sz w:val="17"/>
+              </w:rPr>
+              <w:t>修订自 S4-261534</w:t>
+            </w:r>
+          </w:p>
+        </w:tc>
+      </w:tr>
+      <w:tr>
+        <w:tc>
+          <w:tcPr>
+            <w:tcW w:type="dxa" w:w="1080"/>
+            <w:vAlign w:val="center"/>
+          </w:tcPr>
+          <w:p>
+            <w:r/>
+            <w:r>
+              <w:rPr>
+                <w:b w:val="0"/>
+                <w:sz w:val="17"/>
+              </w:rPr>
+              <w:t>S4-261834</w:t>
+            </w:r>
+          </w:p>
+        </w:tc>
+        <w:tc>
+          <w:tcPr>
+            <w:tcW w:type="dxa" w:w="2088"/>
+            <w:vAlign w:val="center"/>
+          </w:tcPr>
+          <w:p>
+            <w:r/>
+            <w:r>
+              <w:rPr>
+                <w:b w:val="0"/>
+                <w:sz w:val="17"/>
+              </w:rPr>
+              <w:t>Qualcomm Germany</w:t>
+            </w:r>
+          </w:p>
+        </w:tc>
+        <w:tc>
+          <w:tcPr>
+            <w:tcW w:type="dxa" w:w="792"/>
+            <w:vAlign w:val="center"/>
+          </w:tcPr>
+          <w:p>
+            <w:r/>
+            <w:r>
+              <w:rPr>
+                <w:b w:val="0"/>
+                <w:sz w:val="17"/>
+              </w:rPr>
+              <w:t>pCR</w:t>
+            </w:r>
+          </w:p>
+        </w:tc>
+        <w:tc>
+          <w:tcPr>
+            <w:tcW w:type="dxa" w:w="864"/>
+            <w:vAlign w:val="center"/>
+          </w:tcPr>
+          <w:p>
+            <w:r/>
+            <w:r>
+              <w:rPr>
+                <w:b w:val="0"/>
+                <w:sz w:val="17"/>
+              </w:rPr>
+              <w:t>agreed</w:t>
+            </w:r>
+          </w:p>
+        </w:tc>
+        <w:tc>
+          <w:tcPr>
+            <w:tcW w:type="dxa" w:w="4680"/>
+            <w:vAlign w:val="center"/>
+          </w:tcPr>
+          <w:p>
+            <w:r/>
+            <w:r>
+              <w:rPr>
+                <w:b w:val="0"/>
+                <w:sz w:val="17"/>
+              </w:rPr>
+              <w:t>[FS_6G_MED] Stabilization and Harmonization of AI Traffic Characterization Data in TR 26.870</w:t>
+            </w:r>
+          </w:p>
+        </w:tc>
+        <w:tc>
+          <w:tcPr>
+            <w:tcW w:type="dxa" w:w="1368"/>
+            <w:vAlign w:val="center"/>
+          </w:tcPr>
+          <w:p>
+            <w:r/>
+            <w:r>
+              <w:rPr>
+                <w:b w:val="0"/>
+                <w:sz w:val="17"/>
+              </w:rPr>
+              <w:t>修订自 S4-261590</w:t>
             </w:r>
           </w:p>
         </w:tc>
@@ -837,10 +4545,11 @@
     <w:p/>
     <w:p>
       <w:pPr>
-        <w:pStyle w:val="Heading1"/>
+        <w:pStyle w:val="Heading2"/>
+        <w:spacing w:before="160" w:after="80"/>
       </w:pPr>
       <w:r>
-        <w:t>4. Agenda 11.3.2：AI-native representations</w:t>
+        <w:t>3.2 Agenda 11.3.2: AI-native representations</w:t>
       </w:r>
     </w:p>
     <w:tbl>
@@ -848,73 +4557,116 @@
         <w:tblStyle w:val="TableGrid"/>
         <w:tblW w:type="auto" w:w="0"/>
         <w:jc w:val="center"/>
-        <w:tblLayout w:type="fixed"/>
         <w:tblLook w:firstColumn="1" w:firstRow="1" w:lastColumn="0" w:lastRow="0" w:noHBand="0" w:noVBand="1" w:val="04A0"/>
       </w:tblPr>
       <w:tblGrid>
-        <w:gridCol w:w="2493"/>
-        <w:gridCol w:w="2493"/>
-        <w:gridCol w:w="2493"/>
-        <w:gridCol w:w="2493"/>
+        <w:gridCol w:w="1704"/>
+        <w:gridCol w:w="1704"/>
+        <w:gridCol w:w="1704"/>
+        <w:gridCol w:w="1704"/>
+        <w:gridCol w:w="1704"/>
+        <w:gridCol w:w="1704"/>
       </w:tblGrid>
       <w:tr>
         <w:tc>
           <w:tcPr>
-            <w:tcW w:type="dxa" w:w="1814"/>
+            <w:tcW w:type="dxa" w:w="1080"/>
+            <w:vAlign w:val="center"/>
             <w:shd w:fill="D9EAF7"/>
           </w:tcPr>
           <w:p>
+            <w:r/>
             <w:r>
               <w:rPr>
                 <w:b/>
-                <w:sz w:val="16"/>
-              </w:rPr>
-              <w:t>技术簇及相关 TDoc</w:t>
-            </w:r>
-          </w:p>
-        </w:tc>
-        <w:tc>
-          <w:tcPr>
-            <w:tcW w:type="dxa" w:w="4025"/>
+                <w:sz w:val="17"/>
+              </w:rPr>
+              <w:t>TDoc</w:t>
+            </w:r>
+          </w:p>
+        </w:tc>
+        <w:tc>
+          <w:tcPr>
+            <w:tcW w:type="dxa" w:w="2088"/>
+            <w:vAlign w:val="center"/>
             <w:shd w:fill="D9EAF7"/>
           </w:tcPr>
           <w:p>
+            <w:r/>
             <w:r>
               <w:rPr>
                 <w:b/>
-                <w:sz w:val="16"/>
-              </w:rPr>
-              <w:t>观点与技术细节</w:t>
-            </w:r>
-          </w:p>
-        </w:tc>
-        <w:tc>
-          <w:tcPr>
-            <w:tcW w:type="dxa" w:w="1247"/>
+                <w:sz w:val="17"/>
+              </w:rPr>
+              <w:t>公司/来源</w:t>
+            </w:r>
+          </w:p>
+        </w:tc>
+        <w:tc>
+          <w:tcPr>
+            <w:tcW w:type="dxa" w:w="792"/>
+            <w:vAlign w:val="center"/>
             <w:shd w:fill="D9EAF7"/>
           </w:tcPr>
           <w:p>
+            <w:r/>
             <w:r>
               <w:rPr>
                 <w:b/>
-                <w:sz w:val="16"/>
-              </w:rPr>
-              <w:t>会议结果</w:t>
-            </w:r>
-          </w:p>
-        </w:tc>
-        <w:tc>
-          <w:tcPr>
-            <w:tcW w:type="dxa" w:w="2948"/>
+                <w:sz w:val="17"/>
+              </w:rPr>
+              <w:t>类型</w:t>
+            </w:r>
+          </w:p>
+        </w:tc>
+        <w:tc>
+          <w:tcPr>
+            <w:tcW w:type="dxa" w:w="864"/>
+            <w:vAlign w:val="center"/>
             <w:shd w:fill="D9EAF7"/>
           </w:tcPr>
           <w:p>
+            <w:r/>
             <w:r>
               <w:rPr>
                 <w:b/>
-                <w:sz w:val="16"/>
-              </w:rPr>
-              <w:t>评审判断</w:t>
+                <w:sz w:val="17"/>
+              </w:rPr>
+              <w:t>状态</w:t>
+            </w:r>
+          </w:p>
+        </w:tc>
+        <w:tc>
+          <w:tcPr>
+            <w:tcW w:type="dxa" w:w="4680"/>
+            <w:vAlign w:val="center"/>
+            <w:shd w:fill="D9EAF7"/>
+          </w:tcPr>
+          <w:p>
+            <w:r/>
+            <w:r>
+              <w:rPr>
+                <w:b/>
+                <w:sz w:val="17"/>
+              </w:rPr>
+              <w:t>标题</w:t>
+            </w:r>
+          </w:p>
+        </w:tc>
+        <w:tc>
+          <w:tcPr>
+            <w:tcW w:type="dxa" w:w="1368"/>
+            <w:vAlign w:val="center"/>
+            <w:shd w:fill="D9EAF7"/>
+          </w:tcPr>
+          <w:p>
+            <w:r/>
+            <w:r>
+              <w:rPr>
+                <w:b/>
+                <w:sz w:val="17"/>
+              </w:rPr>
+              <w:t>修订关系</w:t>
             </w:r>
           </w:p>
         </w:tc>
@@ -922,59 +4674,97 @@
       <w:tr>
         <w:tc>
           <w:tcPr>
-            <w:tcW w:type="dxa" w:w="1814"/>
-          </w:tcPr>
-          <w:p>
-            <w:r>
-              <w:rPr>
-                <w:b w:val="0"/>
-                <w:sz w:val="16"/>
-              </w:rPr>
-              <w:t>传输与信令</w:t>
-              <w:br/>
-              <w:t>261450/1805</w:t>
-            </w:r>
-          </w:p>
-        </w:tc>
-        <w:tc>
-          <w:tcPr>
-            <w:tcW w:type="dxa" w:w="4025"/>
-          </w:tcPr>
-          <w:p>
-            <w:r>
-              <w:rPr>
-                <w:b w:val="0"/>
-                <w:sz w:val="16"/>
-              </w:rPr>
-              <w:t>区分 token 粒度观测和显式承载 token、embedding、latent、feature tensor 的 representation stream。研究 packetization、fragmentation/aggregation、timing、stream association、capability negotiation、metadata、媒体相关性、接收端解释。RTP/SDP 是实时候选，但无互操作 payload format。</w:t>
-            </w:r>
-          </w:p>
-        </w:tc>
-        <w:tc>
-          <w:tcPr>
-            <w:tcW w:type="dxa" w:w="1247"/>
-          </w:tcPr>
-          <w:p>
-            <w:r>
-              <w:rPr>
-                <w:b w:val="0"/>
-                <w:sz w:val="16"/>
-              </w:rPr>
-              <w:t>agreed</w:t>
-            </w:r>
-          </w:p>
-        </w:tc>
-        <w:tc>
-          <w:tcPr>
-            <w:tcW w:type="dxa" w:w="2948"/>
-          </w:tcPr>
-          <w:p>
-            <w:r>
-              <w:rPr>
-                <w:b w:val="0"/>
-                <w:sz w:val="16"/>
-              </w:rPr>
-              <w:t>先做 capability/metadata 与映射试验；不应假设 RTP 适合所有表示，大 tensor/可靠批传输可能偏向 QUIC/HTTP。</w:t>
+            <w:tcW w:type="dxa" w:w="1080"/>
+            <w:vAlign w:val="center"/>
+          </w:tcPr>
+          <w:p>
+            <w:r/>
+            <w:r>
+              <w:rPr>
+                <w:b w:val="0"/>
+                <w:sz w:val="17"/>
+              </w:rPr>
+              <w:t>S4-261450</w:t>
+            </w:r>
+          </w:p>
+        </w:tc>
+        <w:tc>
+          <w:tcPr>
+            <w:tcW w:type="dxa" w:w="2088"/>
+            <w:vAlign w:val="center"/>
+          </w:tcPr>
+          <w:p>
+            <w:r/>
+            <w:r>
+              <w:rPr>
+                <w:b w:val="0"/>
+                <w:sz w:val="17"/>
+              </w:rPr>
+              <w:t>Nokia</w:t>
+            </w:r>
+          </w:p>
+        </w:tc>
+        <w:tc>
+          <w:tcPr>
+            <w:tcW w:type="dxa" w:w="792"/>
+            <w:vAlign w:val="center"/>
+          </w:tcPr>
+          <w:p>
+            <w:r/>
+            <w:r>
+              <w:rPr>
+                <w:b w:val="0"/>
+                <w:sz w:val="17"/>
+              </w:rPr>
+              <w:t>pCR</w:t>
+            </w:r>
+          </w:p>
+        </w:tc>
+        <w:tc>
+          <w:tcPr>
+            <w:tcW w:type="dxa" w:w="864"/>
+            <w:vAlign w:val="center"/>
+          </w:tcPr>
+          <w:p>
+            <w:r/>
+            <w:r>
+              <w:rPr>
+                <w:b w:val="0"/>
+                <w:sz w:val="17"/>
+              </w:rPr>
+              <w:t>revised</w:t>
+            </w:r>
+          </w:p>
+        </w:tc>
+        <w:tc>
+          <w:tcPr>
+            <w:tcW w:type="dxa" w:w="4680"/>
+            <w:vAlign w:val="center"/>
+          </w:tcPr>
+          <w:p>
+            <w:r/>
+            <w:r>
+              <w:rPr>
+                <w:b w:val="0"/>
+                <w:sz w:val="17"/>
+              </w:rPr>
+              <w:t>[FS_6G_MED] Transport and signalling of AI-native representations</w:t>
+            </w:r>
+          </w:p>
+        </w:tc>
+        <w:tc>
+          <w:tcPr>
+            <w:tcW w:type="dxa" w:w="1368"/>
+            <w:vAlign w:val="center"/>
+          </w:tcPr>
+          <w:p>
+            <w:r/>
+            <w:r>
+              <w:rPr>
+                <w:b w:val="0"/>
+                <w:sz w:val="17"/>
+              </w:rPr>
+              <w:t>修订至 S4-261805</w:t>
             </w:r>
           </w:p>
         </w:tc>
@@ -982,59 +4772,97 @@
       <w:tr>
         <w:tc>
           <w:tcPr>
-            <w:tcW w:type="dxa" w:w="1814"/>
-          </w:tcPr>
-          <w:p>
-            <w:r>
-              <w:rPr>
-                <w:b w:val="0"/>
-                <w:sz w:val="16"/>
-              </w:rPr>
-              <w:t>多模态 intent</w:t>
-              <w:br/>
-              <w:t>261484、261648</w:t>
-            </w:r>
-          </w:p>
-        </w:tc>
-        <w:tc>
-          <w:tcPr>
-            <w:tcW w:type="dxa" w:w="4025"/>
-          </w:tcPr>
-          <w:p>
-            <w:r>
-              <w:rPr>
-                <w:b w:val="0"/>
-                <w:sz w:val="16"/>
-              </w:rPr>
-              <w:t>研究文字、图像、音频、视频/传感器向 AI 可消费中间表示转换的服务模型和格式。</w:t>
-            </w:r>
-          </w:p>
-        </w:tc>
-        <w:tc>
-          <w:tcPr>
-            <w:tcW w:type="dxa" w:w="1247"/>
-          </w:tcPr>
-          <w:p>
-            <w:r>
-              <w:rPr>
-                <w:b w:val="0"/>
-                <w:sz w:val="16"/>
-              </w:rPr>
-              <w:t>均 noted</w:t>
-            </w:r>
-          </w:p>
-        </w:tc>
-        <w:tc>
-          <w:tcPr>
-            <w:tcW w:type="dxa" w:w="2948"/>
-          </w:tcPr>
-          <w:p>
-            <w:r>
-              <w:rPr>
-                <w:b w:val="0"/>
-                <w:sz w:val="16"/>
-              </w:rPr>
-              <w:t>需形成 intent schema、模态时间对齐、隐私边界和任务成功判据。</w:t>
+            <w:tcW w:type="dxa" w:w="1080"/>
+            <w:vAlign w:val="center"/>
+          </w:tcPr>
+          <w:p>
+            <w:r/>
+            <w:r>
+              <w:rPr>
+                <w:b w:val="0"/>
+                <w:sz w:val="17"/>
+              </w:rPr>
+              <w:t>S4-261484</w:t>
+            </w:r>
+          </w:p>
+        </w:tc>
+        <w:tc>
+          <w:tcPr>
+            <w:tcW w:type="dxa" w:w="2088"/>
+            <w:vAlign w:val="center"/>
+          </w:tcPr>
+          <w:p>
+            <w:r/>
+            <w:r>
+              <w:rPr>
+                <w:b w:val="0"/>
+                <w:sz w:val="17"/>
+              </w:rPr>
+              <w:t>InterDigital Canada</w:t>
+            </w:r>
+          </w:p>
+        </w:tc>
+        <w:tc>
+          <w:tcPr>
+            <w:tcW w:type="dxa" w:w="792"/>
+            <w:vAlign w:val="center"/>
+          </w:tcPr>
+          <w:p>
+            <w:r/>
+            <w:r>
+              <w:rPr>
+                <w:b w:val="0"/>
+                <w:sz w:val="17"/>
+              </w:rPr>
+              <w:t>discussion</w:t>
+            </w:r>
+          </w:p>
+        </w:tc>
+        <w:tc>
+          <w:tcPr>
+            <w:tcW w:type="dxa" w:w="864"/>
+            <w:vAlign w:val="center"/>
+          </w:tcPr>
+          <w:p>
+            <w:r/>
+            <w:r>
+              <w:rPr>
+                <w:b w:val="0"/>
+                <w:sz w:val="17"/>
+              </w:rPr>
+              <w:t>noted</w:t>
+            </w:r>
+          </w:p>
+        </w:tc>
+        <w:tc>
+          <w:tcPr>
+            <w:tcW w:type="dxa" w:w="4680"/>
+            <w:vAlign w:val="center"/>
+          </w:tcPr>
+          <w:p>
+            <w:r/>
+            <w:r>
+              <w:rPr>
+                <w:b w:val="0"/>
+                <w:sz w:val="17"/>
+              </w:rPr>
+              <w:t>[FS_6G_MED] Considerations on Media Intent Understanding</w:t>
+            </w:r>
+          </w:p>
+        </w:tc>
+        <w:tc>
+          <w:tcPr>
+            <w:tcW w:type="dxa" w:w="1368"/>
+            <w:vAlign w:val="center"/>
+          </w:tcPr>
+          <w:p>
+            <w:r/>
+            <w:r>
+              <w:rPr>
+                <w:b w:val="0"/>
+                <w:sz w:val="17"/>
+              </w:rPr>
+              <w:t>修订自 S4aP260065</w:t>
             </w:r>
           </w:p>
         </w:tc>
@@ -1042,59 +4870,388 @@
       <w:tr>
         <w:tc>
           <w:tcPr>
-            <w:tcW w:type="dxa" w:w="1814"/>
-          </w:tcPr>
-          <w:p>
-            <w:r>
-              <w:rPr>
-                <w:b w:val="0"/>
-                <w:sz w:val="16"/>
-              </w:rPr>
-              <w:t>LLM/MLLM 中间数据与渐进重建</w:t>
-              <w:br/>
-              <w:t>261527、261528</w:t>
-            </w:r>
-          </w:p>
-        </w:tc>
-        <w:tc>
-          <w:tcPr>
-            <w:tcW w:type="dxa" w:w="4025"/>
-          </w:tcPr>
-          <w:p>
-            <w:r>
-              <w:rPr>
-                <w:b w:val="0"/>
-                <w:sz w:val="16"/>
-              </w:rPr>
-              <w:t>比较离散 VQ token、连续 embedding，以及神经 codec 的 hyper-latent Zt 和 y0...yn。Zt 丢失无法重建；slice 逐层改善质量，任一 yn 丢失使后续 slice 不再贡献。</w:t>
-            </w:r>
-          </w:p>
-        </w:tc>
-        <w:tc>
-          <w:tcPr>
-            <w:tcW w:type="dxa" w:w="1247"/>
-          </w:tcPr>
-          <w:p>
-            <w:r>
-              <w:rPr>
-                <w:b w:val="0"/>
-                <w:sz w:val="16"/>
-              </w:rPr>
-              <w:t>均 noted</w:t>
-            </w:r>
-          </w:p>
-        </w:tc>
-        <w:tc>
-          <w:tcPr>
-            <w:tcW w:type="dxa" w:w="2948"/>
-          </w:tcPr>
-          <w:p>
-            <w:r>
-              <w:rPr>
-                <w:b w:val="0"/>
-                <w:sz w:val="16"/>
-              </w:rPr>
-              <w:t>说明依赖图和 unequal error protection 的价值；需要跨 codec/跨任务验证。</w:t>
+            <w:tcW w:type="dxa" w:w="1080"/>
+            <w:vAlign w:val="center"/>
+          </w:tcPr>
+          <w:p>
+            <w:r/>
+            <w:r>
+              <w:rPr>
+                <w:b w:val="0"/>
+                <w:sz w:val="17"/>
+              </w:rPr>
+              <w:t>S4-261527</w:t>
+            </w:r>
+          </w:p>
+        </w:tc>
+        <w:tc>
+          <w:tcPr>
+            <w:tcW w:type="dxa" w:w="2088"/>
+            <w:vAlign w:val="center"/>
+          </w:tcPr>
+          <w:p>
+            <w:r/>
+            <w:r>
+              <w:rPr>
+                <w:b w:val="0"/>
+                <w:sz w:val="17"/>
+              </w:rPr>
+              <w:t>MediaTek Inc.</w:t>
+            </w:r>
+          </w:p>
+        </w:tc>
+        <w:tc>
+          <w:tcPr>
+            <w:tcW w:type="dxa" w:w="792"/>
+            <w:vAlign w:val="center"/>
+          </w:tcPr>
+          <w:p>
+            <w:r/>
+            <w:r>
+              <w:rPr>
+                <w:b w:val="0"/>
+                <w:sz w:val="17"/>
+              </w:rPr>
+              <w:t>discussion</w:t>
+            </w:r>
+          </w:p>
+        </w:tc>
+        <w:tc>
+          <w:tcPr>
+            <w:tcW w:type="dxa" w:w="864"/>
+            <w:vAlign w:val="center"/>
+          </w:tcPr>
+          <w:p>
+            <w:r/>
+            <w:r>
+              <w:rPr>
+                <w:b w:val="0"/>
+                <w:sz w:val="17"/>
+              </w:rPr>
+              <w:t>noted</w:t>
+            </w:r>
+          </w:p>
+        </w:tc>
+        <w:tc>
+          <w:tcPr>
+            <w:tcW w:type="dxa" w:w="4680"/>
+            <w:vAlign w:val="center"/>
+          </w:tcPr>
+          <w:p>
+            <w:r/>
+            <w:r>
+              <w:rPr>
+                <w:b w:val="0"/>
+                <w:sz w:val="17"/>
+              </w:rPr>
+              <w:t>[FS_6G_MED] Progressive Image Reconstruction - Discussion</w:t>
+            </w:r>
+          </w:p>
+        </w:tc>
+        <w:tc>
+          <w:tcPr>
+            <w:tcW w:type="dxa" w:w="1368"/>
+            <w:vAlign w:val="center"/>
+          </w:tcPr>
+          <w:p>
+            <w:r/>
+            <w:r>
+              <w:rPr>
+                <w:b w:val="0"/>
+                <w:sz w:val="17"/>
+              </w:rPr>
+            </w:r>
+          </w:p>
+        </w:tc>
+      </w:tr>
+      <w:tr>
+        <w:tc>
+          <w:tcPr>
+            <w:tcW w:type="dxa" w:w="1080"/>
+            <w:vAlign w:val="center"/>
+          </w:tcPr>
+          <w:p>
+            <w:r/>
+            <w:r>
+              <w:rPr>
+                <w:b w:val="0"/>
+                <w:sz w:val="17"/>
+              </w:rPr>
+              <w:t>S4-261528</w:t>
+            </w:r>
+          </w:p>
+        </w:tc>
+        <w:tc>
+          <w:tcPr>
+            <w:tcW w:type="dxa" w:w="2088"/>
+            <w:vAlign w:val="center"/>
+          </w:tcPr>
+          <w:p>
+            <w:r/>
+            <w:r>
+              <w:rPr>
+                <w:b w:val="0"/>
+                <w:sz w:val="17"/>
+              </w:rPr>
+              <w:t>MediaTek Inc.</w:t>
+            </w:r>
+          </w:p>
+        </w:tc>
+        <w:tc>
+          <w:tcPr>
+            <w:tcW w:type="dxa" w:w="792"/>
+            <w:vAlign w:val="center"/>
+          </w:tcPr>
+          <w:p>
+            <w:r/>
+            <w:r>
+              <w:rPr>
+                <w:b w:val="0"/>
+                <w:sz w:val="17"/>
+              </w:rPr>
+              <w:t>pCR</w:t>
+            </w:r>
+          </w:p>
+        </w:tc>
+        <w:tc>
+          <w:tcPr>
+            <w:tcW w:type="dxa" w:w="864"/>
+            <w:vAlign w:val="center"/>
+          </w:tcPr>
+          <w:p>
+            <w:r/>
+            <w:r>
+              <w:rPr>
+                <w:b w:val="0"/>
+                <w:sz w:val="17"/>
+              </w:rPr>
+              <w:t>noted</w:t>
+            </w:r>
+          </w:p>
+        </w:tc>
+        <w:tc>
+          <w:tcPr>
+            <w:tcW w:type="dxa" w:w="4680"/>
+            <w:vAlign w:val="center"/>
+          </w:tcPr>
+          <w:p>
+            <w:r/>
+            <w:r>
+              <w:rPr>
+                <w:b w:val="0"/>
+                <w:sz w:val="17"/>
+              </w:rPr>
+              <w:t>[FS_6G_MED] WT#2 Intermediate data for LLM/MLLM</w:t>
+            </w:r>
+          </w:p>
+        </w:tc>
+        <w:tc>
+          <w:tcPr>
+            <w:tcW w:type="dxa" w:w="1368"/>
+            <w:vAlign w:val="center"/>
+          </w:tcPr>
+          <w:p>
+            <w:r/>
+            <w:r>
+              <w:rPr>
+                <w:b w:val="0"/>
+                <w:sz w:val="17"/>
+              </w:rPr>
+            </w:r>
+          </w:p>
+        </w:tc>
+      </w:tr>
+      <w:tr>
+        <w:tc>
+          <w:tcPr>
+            <w:tcW w:type="dxa" w:w="1080"/>
+            <w:vAlign w:val="center"/>
+          </w:tcPr>
+          <w:p>
+            <w:r/>
+            <w:r>
+              <w:rPr>
+                <w:b w:val="0"/>
+                <w:sz w:val="17"/>
+              </w:rPr>
+              <w:t>S4-261648</w:t>
+            </w:r>
+          </w:p>
+        </w:tc>
+        <w:tc>
+          <w:tcPr>
+            <w:tcW w:type="dxa" w:w="2088"/>
+            <w:vAlign w:val="center"/>
+          </w:tcPr>
+          <w:p>
+            <w:r/>
+            <w:r>
+              <w:rPr>
+                <w:b w:val="0"/>
+                <w:sz w:val="17"/>
+              </w:rPr>
+              <w:t>InterDigital Canada</w:t>
+            </w:r>
+          </w:p>
+        </w:tc>
+        <w:tc>
+          <w:tcPr>
+            <w:tcW w:type="dxa" w:w="792"/>
+            <w:vAlign w:val="center"/>
+          </w:tcPr>
+          <w:p>
+            <w:r/>
+            <w:r>
+              <w:rPr>
+                <w:b w:val="0"/>
+                <w:sz w:val="17"/>
+              </w:rPr>
+              <w:t>pCR</w:t>
+            </w:r>
+          </w:p>
+        </w:tc>
+        <w:tc>
+          <w:tcPr>
+            <w:tcW w:type="dxa" w:w="864"/>
+            <w:vAlign w:val="center"/>
+          </w:tcPr>
+          <w:p>
+            <w:r/>
+            <w:r>
+              <w:rPr>
+                <w:b w:val="0"/>
+                <w:sz w:val="17"/>
+              </w:rPr>
+              <w:t>noted</w:t>
+            </w:r>
+          </w:p>
+        </w:tc>
+        <w:tc>
+          <w:tcPr>
+            <w:tcW w:type="dxa" w:w="4680"/>
+            <w:vAlign w:val="center"/>
+          </w:tcPr>
+          <w:p>
+            <w:r/>
+            <w:r>
+              <w:rPr>
+                <w:b w:val="0"/>
+                <w:sz w:val="17"/>
+              </w:rPr>
+              <w:t>[FS_6G_MED] pCR on WT2: Multi-modal Intent Understanding</w:t>
+            </w:r>
+          </w:p>
+        </w:tc>
+        <w:tc>
+          <w:tcPr>
+            <w:tcW w:type="dxa" w:w="1368"/>
+            <w:vAlign w:val="center"/>
+          </w:tcPr>
+          <w:p>
+            <w:r/>
+            <w:r>
+              <w:rPr>
+                <w:b w:val="0"/>
+                <w:sz w:val="17"/>
+              </w:rPr>
+            </w:r>
+          </w:p>
+        </w:tc>
+      </w:tr>
+      <w:tr>
+        <w:tc>
+          <w:tcPr>
+            <w:tcW w:type="dxa" w:w="1080"/>
+            <w:vAlign w:val="center"/>
+          </w:tcPr>
+          <w:p>
+            <w:r/>
+            <w:r>
+              <w:rPr>
+                <w:b w:val="0"/>
+                <w:sz w:val="17"/>
+              </w:rPr>
+              <w:t>S4-261805</w:t>
+            </w:r>
+          </w:p>
+        </w:tc>
+        <w:tc>
+          <w:tcPr>
+            <w:tcW w:type="dxa" w:w="2088"/>
+            <w:vAlign w:val="center"/>
+          </w:tcPr>
+          <w:p>
+            <w:r/>
+            <w:r>
+              <w:rPr>
+                <w:b w:val="0"/>
+                <w:sz w:val="17"/>
+              </w:rPr>
+              <w:t>Nokia</w:t>
+            </w:r>
+          </w:p>
+        </w:tc>
+        <w:tc>
+          <w:tcPr>
+            <w:tcW w:type="dxa" w:w="792"/>
+            <w:vAlign w:val="center"/>
+          </w:tcPr>
+          <w:p>
+            <w:r/>
+            <w:r>
+              <w:rPr>
+                <w:b w:val="0"/>
+                <w:sz w:val="17"/>
+              </w:rPr>
+              <w:t>pCR</w:t>
+            </w:r>
+          </w:p>
+        </w:tc>
+        <w:tc>
+          <w:tcPr>
+            <w:tcW w:type="dxa" w:w="864"/>
+            <w:vAlign w:val="center"/>
+          </w:tcPr>
+          <w:p>
+            <w:r/>
+            <w:r>
+              <w:rPr>
+                <w:b w:val="0"/>
+                <w:sz w:val="17"/>
+              </w:rPr>
+              <w:t>agreed</w:t>
+            </w:r>
+          </w:p>
+        </w:tc>
+        <w:tc>
+          <w:tcPr>
+            <w:tcW w:type="dxa" w:w="4680"/>
+            <w:vAlign w:val="center"/>
+          </w:tcPr>
+          <w:p>
+            <w:r/>
+            <w:r>
+              <w:rPr>
+                <w:b w:val="0"/>
+                <w:sz w:val="17"/>
+              </w:rPr>
+              <w:t>[FS_6G_MED] Transport and signalling of AI-native representations</w:t>
+            </w:r>
+          </w:p>
+        </w:tc>
+        <w:tc>
+          <w:tcPr>
+            <w:tcW w:type="dxa" w:w="1368"/>
+            <w:vAlign w:val="center"/>
+          </w:tcPr>
+          <w:p>
+            <w:r/>
+            <w:r>
+              <w:rPr>
+                <w:b w:val="0"/>
+                <w:sz w:val="17"/>
+              </w:rPr>
+              <w:t>修订自 S4-261450</w:t>
             </w:r>
           </w:p>
         </w:tc>
@@ -1104,43 +5261,520 @@
     <w:p>
       <w:pPr>
         <w:pStyle w:val="Heading1"/>
+        <w:spacing w:before="160" w:after="80"/>
       </w:pPr>
       <w:r>
-        <w:t>5. 跨议程技术判断</w:t>
+        <w:t>4. Agenda 11.3.1 技术提案详评</w:t>
       </w:r>
     </w:p>
     <w:p>
       <w:pPr>
         <w:pStyle w:val="Heading2"/>
+        <w:spacing w:before="160" w:after="80"/>
       </w:pPr>
       <w:r>
-        <w:t>5.1 Representation-aware 模型</w:t>
+        <w:t>4.1 Qualcomm：合成 AI 媒体流量生成与测试床治理</w:t>
       </w:r>
     </w:p>
     <w:p>
+      <w:pPr>
+        <w:spacing w:after="80" w:line="259" w:lineRule="auto"/>
+      </w:pPr>
       <w:r>
-        <w:t>建议引入 representation unit（RU），而不是裸 token 或裸 packet。RU 至少携带：type（离散 ID/连续 embedding/latent/tensor/媒体块）、model/tokenizer 与版本、shape/dimension 或 codebook、量化/压缩、source media/时间戳关联、依赖层级、deadline、重要性/可恢复性标签。网络侧观察 RU 到 packet 的聚合、分片、方向、IAT、可靠性、重传。</w:t>
+        <w:rPr>
+          <w:sz w:val="21"/>
+        </w:rPr>
+        <w:t>相关 TDoc：S4-261440、S4-261444/S4-261721/S4-261815、S4-261446/S4-261814、S4-261447、S4-261448、S4-261590/S4-261834。公司信息在会议表中主要显示为 QUALCOMM JAPAN LLC.、Qualcomm Germany，公开稿件文本中部分署名为 Qualcomm Inc./Qualcomm Incorporated。</w:t>
+      </w:r>
+    </w:p>
+    <w:p>
+      <w:pPr>
+        <w:spacing w:after="80" w:line="259" w:lineRule="auto"/>
+      </w:pPr>
+      <w:r>
+        <w:rPr>
+          <w:sz w:val="21"/>
+        </w:rPr>
+        <w:t>S4-261447 是本议程中技术含量最高的讨论稿之一。它把 AI media service 的流量抽象为 flow 序列，每个 packet 用三个离散通道描述：packet size、inter-arrival time（IAT）和 direction。size 与 IAT 各量化为 65 个 bin，IAT 使用对数间隔以覆盖 heavy-tail；direction 是 UL/DL 二值；flow length 作为第四个 flow-level 参数建模，长度上限为 100 个 packet。这个抽象的价值在于，它不依赖特定应用协议字段，可从 pcap 与测量日志构造，适合作为 SA4 与 RAN 之间讨论 AI/ML traffic model 的共同语言。</w:t>
+      </w:r>
+    </w:p>
+    <w:p>
+      <w:pPr>
+        <w:spacing w:after="80" w:line="259" w:lineRule="auto"/>
+      </w:pPr>
+      <w:r>
+        <w:rPr>
+          <w:sz w:val="21"/>
+        </w:rPr>
+        <w:t>该提案比较了三类生成器。Order-0 Markov 只学习每个 traffic category 下 size、IAT、direction、flow length 的边缘分布，优点是可解释、计数即可训练，缺点是 packet 间无记忆，无法表达 burst 或 request/response 结构。Order-1 Markov 用 transition matrix 建模下一状态条件分布，可捕获相邻 packet 的短程相关，如大包之后继续出现大包，但三个通道仍相互独立，size-IAT-direction 的联合结构仍然弱。Conditional VAE 则用双向 recurrent encoder 将 packet sequence 压缩到 latent vector，再由 autoregressive decoder 按 traffic category 生成序列；decoder 每步输入上一 packet 的三通道状态和位置 embedding，并用 category-conditioned prior、free-bits floor、length head 处理模式坍缩与长度建模问题。</w:t>
+      </w:r>
+    </w:p>
+    <w:p>
+      <w:pPr>
+        <w:spacing w:after="80" w:line="259" w:lineRule="auto"/>
+      </w:pPr>
+      <w:r>
+        <w:rPr>
+          <w:sz w:val="21"/>
+        </w:rPr>
+        <w:t>评估方法也值得写入后续研究框架。提案要求按照 capture group 而非 flow 进行 train/validation/test 切分，避免同一 capture 中的相关 flow 同时落入训练集和测试集造成数据泄漏；只用 clean profile 训练 generator，再在后续叠加网络 impairment；dequantization codec 只在训练集拟合，用 empirical inverse-CDF 从 bin 还原 bytes/seconds，避免 bin center 造成 KS statistic 下限。该数据集构造得到 56,297 个 attributed flows、927 个 independent capture groups，按 70/15/15 切分，并在 7 类有足够支撑的 traffic category 上评估。</w:t>
+      </w:r>
+    </w:p>
+    <w:p>
+      <w:pPr>
+        <w:spacing w:after="80" w:line="259" w:lineRule="auto"/>
+      </w:pPr>
+      <w:r>
+        <w:rPr>
+          <w:sz w:val="21"/>
+        </w:rPr>
+        <w:t>结果显示，Markov 模型在 packet-level marginal 上更好：order-1 在 packet size 和 IAT 的 KS 分别为 0.131、0.136，CVAE 为 0.152、0.142；但 CVAE 在 per-flow joint statistics 上更好，例如 flow length 0.314、uplink fraction 0.231、total bytes 0.367，明显优于 Markov 的 total bytes 0.477/0.513。结论是：如果标准只需要单包分布，简单 Markov 足够；如果要用于容量仿真、burst 评估、UL/DL 比例和 total volume，必须引入联合序列模型。</w:t>
+      </w:r>
+    </w:p>
+    <w:p>
+      <w:pPr>
+        <w:spacing w:after="80" w:line="259" w:lineRule="auto"/>
+      </w:pPr>
+      <w:r>
+        <w:rPr>
+          <w:sz w:val="21"/>
+        </w:rPr>
+        <w:t>S4-261834 则把上述实验治理问题推进到 TR 26.870 的稳定化：建议把数据状态区分为 CANDIDATE 与 STABLE，并以 6 个月为默认挑战期，要求记录 scenario、profile、run provenance、capture group、工具版本和排除原因。这里的标准化意义不是“某个模型得分更高”，而是把 AI traffic 数据从一次性展示变成可追溯、可复算、可挑战的数据产品。</w:t>
       </w:r>
     </w:p>
     <w:p>
       <w:pPr>
         <w:pStyle w:val="Heading2"/>
+        <w:spacing w:before="160" w:after="80"/>
       </w:pPr>
       <w:r>
-        <w:t>5.2 任务 QoE 与依赖分级可靠性</w:t>
+        <w:t>4.2 vivo：实时视频理解与实时音频流量模型</w:t>
       </w:r>
     </w:p>
     <w:p>
+      <w:pPr>
+        <w:spacing w:after="80" w:line="259" w:lineRule="auto"/>
+      </w:pPr>
       <w:r>
-        <w:t>每个场景拟合 Q=f(loss, delay, jitter, ordering, representation loss pattern)，报告 P(task success&gt;=target)、deadline miss、质量退化斜率、恢复时间。TTFT、chunk gap、TTLT 分别归因至 access、transport、gateway queue、prefill/decoding、tool call。重要性是依赖图中的条件属性：可用 I(RU)=Delta Q_task / Delta loss(RU) 或消融近似；基础层用低 PER、有限重传/FEC，增强层可 deadline-aware discard。</w:t>
+        <w:rPr>
+          <w:sz w:val="21"/>
+        </w:rPr>
+        <w:t>相关 TDoc：S4-261503、S4-261504/S4-261780、S4-261505。会议表中来源公司为 vivo、vivo Mobile Communication Co.。其中 S4-261780 已 agreed，是对 RAN1 AI/ML traffic model 讨论最直接有用的实测参数贡献。</w:t>
+      </w:r>
+    </w:p>
+    <w:p>
+      <w:pPr>
+        <w:spacing w:after="80" w:line="259" w:lineRule="auto"/>
+      </w:pPr>
+      <w:r>
+        <w:rPr>
+          <w:sz w:val="21"/>
+        </w:rPr>
+        <w:t>实时视频理解场景的技术设置是：客户端通过 WebRTC 发送 tokenized video traffic，上行以 RTP/UDP 传输，AI 响应通过 RTC DataChannel 返回。该提案强调 UL 是可标准化建模的主体，因为 UL 由应用配置决定，呈 near-CBR；DL 响应与问题设计、视频时间线、答案长度强相关，难以抽象为通用模型。实测中每帧 1,024 tokens，每 token 2 B，因此 token payload 约 2,048 B；受 MTU 限制，每帧拆成两个 RTP/UDP segment，约 1,140 B 与 1,020 B，总 UDP payload 约 2,160 B，其中包含约 112 B RTP/VP8 header overhead。应用帧率 2 fps，对应固定 500 ms arrival interval，单 session 上行速率约 34.6 kbps，RTCP overhead 约 2.2%。</w:t>
+      </w:r>
+    </w:p>
+    <w:p>
+      <w:pPr>
+        <w:spacing w:after="80" w:line="259" w:lineRule="auto"/>
+      </w:pPr>
+      <w:r>
+        <w:rPr>
+          <w:sz w:val="21"/>
+        </w:rPr>
+        <w:t>这个模型的关键不是带宽高，而是“语义单位与 packetization 的对应关系清楚”：frame/token payload 被 RTP segment 化，网络丢包不再只是损坏像素块，而可能损坏一组 tokenized representation。对于 RAN1 提到的 Option-1a token model 与 Option-1b PHY packet model，该贡献提供了桥接样例：Token size/token arrival rate 可先在应用层定义，再映射到 RTP/UDP packet size、arrival、PDB、PSR。后续标准研究应保留 token/frame/RTP packet 三层映射，而不是只记录最终 packet size。</w:t>
+      </w:r>
+    </w:p>
+    <w:p>
+      <w:pPr>
+        <w:spacing w:after="80" w:line="259" w:lineRule="auto"/>
+      </w:pPr>
+      <w:r>
+        <w:rPr>
+          <w:sz w:val="21"/>
+        </w:rPr>
+        <w:t>实时音频场景采用 WebSocket Secure 传输，基于 Qwen realtime API，10 个 session、每 session 3 turn。提案把 DL 的 response.audio.delta event 定义为 burst，每个 delta 是最小独立可解码音频单元，大小约 11 KB、约 240 ms PCM16 audio。实测 1,708 个 delta event，burst size 均值约 10.2 KB，范围约 163 B 到 14,165 B；burst duration 均值约 0.92 ms；inter-burst interval 均值约 50 ms，约 48% 落在 40-60 ms，约 93% 落在 0-100 ms。由此得到 peak burst rate 约 88.6 Mbps，average burst rate 约 1.6 Mbps，duty cycle 约 1.8%。</w:t>
+      </w:r>
+    </w:p>
+    <w:p>
+      <w:pPr>
+        <w:spacing w:after="80" w:line="259" w:lineRule="auto"/>
+      </w:pPr>
+      <w:r>
+        <w:rPr>
+          <w:sz w:val="21"/>
+        </w:rPr>
+        <w:t>该结果对网络侧调度有直接启发：平均速率不高，但瞬时 burst 很尖锐；如果只用 average bitrate 做资源评估，会低估短时队列、grant timing 和 jitter 对实时对话体验的影响。它也说明“AI audio”不一定是传统 RTP 语音流，其传输事件可能由模型生成 cadence 决定，burst interval 比 codec frame interval 更能解释网络行为。</w:t>
+      </w:r>
+    </w:p>
+    <w:p>
+      <w:pPr>
+        <w:pStyle w:val="Heading2"/>
+        <w:spacing w:before="160" w:after="80"/>
+      </w:pPr>
+      <w:r>
+        <w:t>4.3 Qualcomm：Agentic AI 场景、A2A 与上行流量反转</w:t>
+      </w:r>
+    </w:p>
+    <w:p>
+      <w:pPr>
+        <w:spacing w:after="80" w:line="259" w:lineRule="auto"/>
+      </w:pPr>
+      <w:r>
+        <w:rPr>
+          <w:sz w:val="21"/>
+        </w:rPr>
+        <w:t>相关 TDoc：S4-261446/S4-261814。会议表中来源为 QUALCOMM JAPAN LLC.，公开稿件文本中 CR source 为 Qualcomm Incorporated。S4-261814 已 agreed。</w:t>
+      </w:r>
+    </w:p>
+    <w:p>
+      <w:pPr>
+        <w:spacing w:after="80" w:line="259" w:lineRule="auto"/>
+      </w:pPr>
+      <w:r>
+        <w:rPr>
+          <w:sz w:val="21"/>
+        </w:rPr>
+        <w:t>该提案把 agentic AI 拆成两类场景：personal assistant agent 与 agent-to-agent collaboration。Personal assistant agent 使用本地 self-hosted runtime，通过 local gateway 接收任务，同时向 LLM provider 和外部工具产生 runtime egress；A2A 场景则使用 deterministic agents，通过 HTTP-based agent interworking protocol 做 capability discovery、task delegation、streaming result delivery 和 multi-agent aggregation。这个设计有一个重要优点：A2A agent 不含 LLM，因此测得的时延主要反映协议与网络，而不是模型推理随机性。</w:t>
+      </w:r>
+    </w:p>
+    <w:p>
+      <w:pPr>
+        <w:spacing w:after="80" w:line="259" w:lineRule="auto"/>
+      </w:pPr>
+      <w:r>
+        <w:rPr>
+          <w:sz w:val="21"/>
+        </w:rPr>
+        <w:t>结果显示 personal assistant 的任务完成时间主要被模型推理和工具调用支配：unshaped baseline 约 11.4 s，6g_itu_hrllc 约 9.7 s，常规 profile 差异小于推理方差；只有 satellite_geo 与 congested profile 明显拉长到约 24.4 s 与 26.6 s。A2A 则不同：single task 在 unshaped 下约 0.002 s，在 satellite_geo 下约 0.687 s，几乎等于 profile RTT；streaming 增加 inter-chunk spacing，multi-agent 增加约 0.28 s orchestration cost。</w:t>
+      </w:r>
+    </w:p>
+    <w:p>
+      <w:pPr>
+        <w:spacing w:after="80" w:line="259" w:lineRule="auto"/>
+      </w:pPr>
+      <w:r>
+        <w:rPr>
+          <w:sz w:val="21"/>
+        </w:rPr>
+        <w:t>更重要的是流量方向性。应用层看，OpenClaw turn 似乎强 DL：约 144 B UL、20,230 B DL，UL/DL 约 0.007；但网络层 pcap 看到的 runtime egress 接近对称，UL/DL 约 0.50，每 turn 约 172 kB UL，因为每个 agent step 会重复上传 accumulated context、system prompt 和 tool definitions。A2A 小消息也有类似放大：应用层只有数百字节，但 wire 上约 1,931 B UL、4,084 B DL，TLS/TCP/ACK/JSON-RPC overhead 占比高。</w:t>
+      </w:r>
+    </w:p>
+    <w:p>
+      <w:pPr>
+        <w:spacing w:after="80" w:line="259" w:lineRule="auto"/>
+      </w:pPr>
+      <w:r>
+        <w:rPr>
+          <w:sz w:val="21"/>
+        </w:rPr>
+        <w:t>这对 6G AI traffic 的判断非常关键：agentic workload 不能沿用“媒体业务天然下行重”的经验。上行 grant latency、短连接握手、连接复用、0-RTT resumption、persistent multiplexed transport、small-packet reliability，比单纯扩大下行容量更关键。报告建议把 agentic AI 单列为 signaling-like workload：低吞吐、中等时延预算、低 packet error rate、对小包重传与握手时延敏感。</w:t>
+      </w:r>
+    </w:p>
+    <w:p>
+      <w:pPr>
+        <w:pStyle w:val="Heading2"/>
+        <w:spacing w:before="160" w:after="80"/>
+      </w:pPr>
+      <w:r>
+        <w:t>4.4 DOCOMO/vivo/Huawei：token error resilience、重要性与结果归因</w:t>
+      </w:r>
+    </w:p>
+    <w:p>
+      <w:pPr>
+        <w:spacing w:after="80" w:line="259" w:lineRule="auto"/>
+      </w:pPr>
+      <w:r>
+        <w:rPr>
+          <w:sz w:val="21"/>
+        </w:rPr>
+        <w:t>相关 TDoc：S4-261471/S4-261824（DOCOMO Beijing Labs/NTT DOCOMO）、S4-261503/S4-261505（vivo）、S4-261454/S4-261816、S4-261455/S4-261818、S4-261456/S4-261819、S4-261462/S4-261817（Huawei/HUAWEI TECH. GmbH/Huawei Technologies France）。</w:t>
+      </w:r>
+    </w:p>
+    <w:p>
+      <w:pPr>
+        <w:spacing w:after="80" w:line="259" w:lineRule="auto"/>
+      </w:pPr>
+      <w:r>
+        <w:rPr>
+          <w:sz w:val="21"/>
+        </w:rPr>
+        <w:t>S4-261824 指出，当前 Annex D.4 已有 token amount、TTFT、TTLT 等指标，但缺少 token loss/corruption/excessive delay 对 semantic correctness、output quality、task-level performance 的影响刻画。它提出 token importance 不是固定 token ID 的属性，而随任务、模型、上下文和序列功能角色动态变化。因此，不能简单定义“第 N 个 token 更重要”，而应报告高重要性 token 的比例、连续 token loss 的可承受长度、以及在 TCP 场景中因 retransmission 导致 token 超过 processing/rendering deadline 的影响。</w:t>
+      </w:r>
+    </w:p>
+    <w:p>
+      <w:pPr>
+        <w:spacing w:after="80" w:line="259" w:lineRule="auto"/>
+      </w:pPr>
+      <w:r>
+        <w:rPr>
+          <w:sz w:val="21"/>
+        </w:rPr>
+        <w:t>vivo 的 importance differentiation 与 error resilience 方向与 DOCOMO 互补：如果 tokenized video understanding 在一定 packet loss 下仍能保持较高理解准确率，说明 representation 本身具备一定冗余或任务容忍度；但高重要性 token 的丢失可能造成非线性质量下降。Huawei 的 packet loss sweep 与结果归因提案则强调，需要把 AI traffic results 正确链接到 TR body/annex，并明确 packet loss 对评估结果的归因路径：是网络造成的丢失、传输协议的恢复、模型鲁棒性，还是任务本身容错。</w:t>
+      </w:r>
+    </w:p>
+    <w:p>
+      <w:pPr>
+        <w:spacing w:after="80" w:line="259" w:lineRule="auto"/>
+      </w:pPr>
+      <w:r>
+        <w:rPr>
+          <w:sz w:val="21"/>
+        </w:rPr>
+        <w:t>这里建议后续研究使用“任务质量曲线”替代单点准确率：Q_task = f(loss rate, loss burst length, delay, deadline miss, representation layer)。对于每个场景报告 P(success &gt;= target)、质量下降斜率、恢复机制、关键 representation unit 的 ablation 结果。这样 RAN/SA4 才能讨论 packet success rate、PDB、HARQ/RLC/应用重传和 FEC 的分工。</w:t>
+      </w:r>
+    </w:p>
+    <w:p>
+      <w:pPr>
+        <w:pStyle w:val="Heading2"/>
+        <w:spacing w:before="160" w:after="80"/>
+      </w:pPr>
+      <w:r>
+        <w:t>4.5 InterDigital/Huawei/Nokia/China Mobile：流程、QoE、术语与 AI Gateway</w:t>
+      </w:r>
+    </w:p>
+    <w:p>
+      <w:pPr>
+        <w:spacing w:after="80" w:line="259" w:lineRule="auto"/>
+      </w:pPr>
+      <w:r>
+        <w:rPr>
+          <w:sz w:val="21"/>
+        </w:rPr>
+        <w:t>相关 TDoc：S4-261449/S4-261813（InterDigital France R&amp;D, SAS）、S4-261452/S4-261825（Huawei, Nokia）、S4-261453/S4-261826（Huawei Device Co., Ltd）、S4-261519/S4-261820（China Mobile (Hangzhou) Inf.）。这些提案不是都包含大规模实验，但对 TR 结构化收敛很重要。</w:t>
+      </w:r>
+    </w:p>
+    <w:p>
+      <w:pPr>
+        <w:spacing w:after="80" w:line="259" w:lineRule="auto"/>
+      </w:pPr>
+      <w:r>
+        <w:rPr>
+          <w:sz w:val="21"/>
+        </w:rPr>
+        <w:t>InterDigital 的 multimodal analysis procedure 将多模态输入、AI transform、model inference、结果输出纳入统一流程，价值在于为不同 traffic capture 指标提供可定位阶段。Huawei/Nokia 的 task based QoE metric 指向更根本的问题：AI media 业务的 QoE 往往不是“视频是否清晰”，而是任务是否完成、回答是否正确、检测/理解是否达到阈值、响应是否满足 deadline。Huawei Device 的术语提案则有助于区分 AI/ML service、AI-native representation、token、embedding、latent 等概念，避免同一词在应用层、模型层和网络层被混用。China Mobile 的 AI Gateway 场景则把边缘/网络侧 AI function 引入 traffic characterization，后续需明确 gateway 是透明转发、表示转换、模型执行，还是 QoS/缓存/安全策略执行点。</w:t>
       </w:r>
     </w:p>
     <w:p>
       <w:pPr>
         <w:pStyle w:val="Heading1"/>
+        <w:spacing w:before="160" w:after="80"/>
       </w:pPr>
       <w:r>
-        <w:t>6. 面向新技术研究、挖掘与探索的建议</w:t>
+        <w:t>5. Agenda 11.3.2 技术提案详评</w:t>
+      </w:r>
+    </w:p>
+    <w:p>
+      <w:pPr>
+        <w:pStyle w:val="Heading2"/>
+        <w:spacing w:before="160" w:after="80"/>
+      </w:pPr>
+      <w:r>
+        <w:t>5.1 Nokia：AI-native representation 的传输与信令</w:t>
+      </w:r>
+    </w:p>
+    <w:p>
+      <w:pPr>
+        <w:spacing w:after="80" w:line="259" w:lineRule="auto"/>
+      </w:pPr>
+      <w:r>
+        <w:rPr>
+          <w:sz w:val="21"/>
+        </w:rPr>
+        <w:t>相关 TDoc：S4-261450/S4-261805，来源 Nokia，S4-261805 已 agreed。该提案是 11.3.2 中唯一 agreed 的核心技术文本。</w:t>
+      </w:r>
+    </w:p>
+    <w:p>
+      <w:pPr>
+        <w:spacing w:after="80" w:line="259" w:lineRule="auto"/>
+      </w:pPr>
+      <w:r>
+        <w:rPr>
+          <w:sz w:val="21"/>
+        </w:rPr>
+        <w:t>Nokia 将“tokenized traffic metrics”和“显式承载 AI-native representations”区分开来。前者可以通过日志、协议 trace、packet capture 观察 token rate、TTFT、TTLT、burstiness；后者则是把 discrete token、continuous embedding、latent representation、feature tensor 等作为网络中实际传输并由 AI/ML model 或 AI media function 消费的数据对象。这个区分非常重要：一旦 representation 被显式传输，就必须处理 packetization、fragmentation、aggregation、timing、stream association、capability negotiation、metadata signalling、source media correlation 和 receiver interpretation。</w:t>
+      </w:r>
+    </w:p>
+    <w:p>
+      <w:pPr>
+        <w:spacing w:after="80" w:line="259" w:lineRule="auto"/>
+      </w:pPr>
+      <w:r>
+        <w:rPr>
+          <w:sz w:val="21"/>
+        </w:rPr>
+        <w:t>提案提出 RTP/SDP 是值得研究的候选机制，因为 3GPP/WebRTC 实时媒体已有 RTP timestamp、SSRC、payload type、RTCP feedback、SDP negotiation 等基础能力。如果 representation stream 来自 audio/video/sensor，或需要与传统媒体同步，RTP 可以提供时间戳、流标识和媒体关联的起点。但当前没有可互通的 RTP payload format 或 SDP signalling model 来描述 AI-native representation，例如 representation type、encoder/model identity、shape、codebook、quantization、embedding dimension、dependency、deadline、source media mapping 等。</w:t>
+      </w:r>
+    </w:p>
+    <w:p>
+      <w:pPr>
+        <w:spacing w:after="80" w:line="259" w:lineRule="auto"/>
+      </w:pPr>
+      <w:r>
+        <w:rPr>
+          <w:sz w:val="21"/>
+        </w:rPr>
+        <w:t>报告建议将 AI-native representation 最小化抽象为 Representation Unit（RU）：RU metadata 至少包含 representation type（token/embedding/latent/feature tensor）、encoder/model/version、shape/codebook/compression、source media reference、timestamp/duration、dependency graph、importance class、deadline 与 privacy/security attribute。传输层再决定 RU 到 packet 的映射：一个 RU 是否可被拆分、多个 RU 是否可聚合、是否允许丢弃 enhancement RU、是否需要 FEC/retransmission、以及 receiver 在缺失 RU 时如何降级。</w:t>
+      </w:r>
+    </w:p>
+    <w:p>
+      <w:pPr>
+        <w:pStyle w:val="Heading2"/>
+        <w:spacing w:before="160" w:after="80"/>
+      </w:pPr>
+      <w:r>
+        <w:t>5.2 MediaTek：DCVC-RT progressive image reconstruction 与 latent 依赖</w:t>
+      </w:r>
+    </w:p>
+    <w:p>
+      <w:pPr>
+        <w:spacing w:after="80" w:line="259" w:lineRule="auto"/>
+      </w:pPr>
+      <w:r>
+        <w:rPr>
+          <w:sz w:val="21"/>
+        </w:rPr>
+        <w:t>相关 TDoc：S4-261527、S4-261528，来源 MediaTek Inc.，状态均为 noted。虽然未 agreed，但技术信号强，建议作为后续研究优先跟踪对象。</w:t>
+      </w:r>
+    </w:p>
+    <w:p>
+      <w:pPr>
+        <w:spacing w:after="80" w:line="259" w:lineRule="auto"/>
+      </w:pPr>
+      <w:r>
+        <w:rPr>
+          <w:sz w:val="21"/>
+        </w:rPr>
+        <w:t>S4-261528 在已有两类中间格式之外提出第三类：利用 neural video/image codec 产生的 continuous intermediate data，典型例子是 DCVC-RT。不同于纯 VQ token 或直接映射到 MLLM embedding space 的 continuous embeddings，DCVC-RT 输出 hyper-latent Zt 与 main-latent slices y0..y3，解码端先重建图像/视频，再送入 LLM/MLLM。这类中间数据既有机器消费属性，也保留了“可渐进重建”的媒体编码特征。</w:t>
+      </w:r>
+    </w:p>
+    <w:p>
+      <w:pPr>
+        <w:spacing w:after="80" w:line="259" w:lineRule="auto"/>
+      </w:pPr>
+      <w:r>
+        <w:rPr>
+          <w:sz w:val="21"/>
+        </w:rPr>
+        <w:t>S4-261527 的实验给出了明确的依赖关系：Zt 是基础层，若 Zt 丢失，即使 y0-y3 共约 89.8% 数据仍在，也无法有效重建，PSNR 仅约 9.67 dB；有 Zt 时，逐步增加 y0、y1、y2、y3 可持续提升质量。示例中仅 Zt 约 3.1% 数据可得 21.45 dB，Zt+y0 约 32.1% 数据可达 25.82 dB，Zt+y0+y1 约 56.6% 数据可达 28.93 dB，Zt+y0+y1+y2 约 79.1% 数据可达 32.61 dB，全量约 39.83 dB。另一个实验中，简单 portrait 达到 30 dB 可能只需 Zt+y0，而复杂 building 需要 Zt 到 y2。</w:t>
+      </w:r>
+    </w:p>
+    <w:p>
+      <w:pPr>
+        <w:spacing w:after="80" w:line="259" w:lineRule="auto"/>
+      </w:pPr>
+      <w:r>
+        <w:rPr>
+          <w:sz w:val="21"/>
+        </w:rPr>
+        <w:t>这个结果对网络传输有直接含义：RU importance 不是“payload 大小”决定的，Zt 数据量小但可靠性要求最高；main-latent slice 有顺序依赖，若 y1 丢失，后续 y2/y3 对质量提升可能失效。后续应研究 latent-aware UEP（unequal error protection）、base/enhancement layer deadline、层间依赖信令、partial delivery discard policy，以及针对任务质量而非 PSNR 的最小可用 slice 数。</w:t>
+      </w:r>
+    </w:p>
+    <w:p>
+      <w:pPr>
+        <w:pStyle w:val="Heading2"/>
+        <w:spacing w:before="160" w:after="80"/>
+      </w:pPr>
+      <w:r>
+        <w:t>5.3 InterDigital：Media Intent 与 Multi-modal Intent Understanding</w:t>
+      </w:r>
+    </w:p>
+    <w:p>
+      <w:pPr>
+        <w:spacing w:after="80" w:line="259" w:lineRule="auto"/>
+      </w:pPr>
+      <w:r>
+        <w:rPr>
+          <w:sz w:val="21"/>
+        </w:rPr>
+        <w:t>相关 TDoc：S4-261484、S4-261648，来源 InterDigital Canada，状态 noted。该方向更偏概念和服务语义，但与 AI traffic 的 representation-aware 传输存在交叉。</w:t>
+      </w:r>
+    </w:p>
+    <w:p>
+      <w:pPr>
+        <w:spacing w:after="80" w:line="259" w:lineRule="auto"/>
+      </w:pPr>
+      <w:r>
+        <w:rPr>
+          <w:sz w:val="21"/>
+        </w:rPr>
+        <w:t>Intent 类提案关注用户或应用意图如何被媒体系统理解、表达和用于 AI processing。它们与 traffic characterization 的关系不在于直接给出 packet model，而在于定义“哪些内容需要传、传到什么精度、何时足够”。如果 intent 可被结构化表达，网络或应用可以选择只传任务相关 representation，而不传完整媒体，或对关键 modality/representation 采用更高可靠性。</w:t>
+      </w:r>
+    </w:p>
+    <w:p>
+      <w:pPr>
+        <w:spacing w:after="80" w:line="259" w:lineRule="auto"/>
+      </w:pPr>
+      <w:r>
+        <w:rPr>
+          <w:sz w:val="21"/>
+        </w:rPr>
+        <w:t>风险在于 intent 容易停留在高层语义，缺少可互通 schema、时序关联、隐私边界和可测指标。建议后续把 intent 与 RU metadata 绑定：intent scope、source modality、validity time、confidence、privacy sensitivity、task target、quality threshold。这样 intent 才能落到 transport/signalling 和 QoE 评估，而不是只作为业务描述。</w:t>
+      </w:r>
+    </w:p>
+    <w:p>
+      <w:pPr>
+        <w:pStyle w:val="Heading1"/>
+        <w:spacing w:before="160" w:after="80"/>
+      </w:pPr>
+      <w:r>
+        <w:t>6. 跨议程技术判断</w:t>
+      </w:r>
+    </w:p>
+    <w:p>
+      <w:pPr>
+        <w:pStyle w:val="ListBullet"/>
+        <w:spacing w:after="40"/>
+      </w:pPr>
+      <w:r>
+        <w:rPr>
+          <w:sz w:val="20"/>
+        </w:rPr>
+        <w:t>从 packet-centric 转为 representation-aware：AI traffic 的关键对象应从 IP packet 扩展到 token、embedding、latent、feature tensor 等 RU，并记录 RU 与 packet 的映射。</w:t>
+      </w:r>
+    </w:p>
+    <w:p>
+      <w:pPr>
+        <w:pStyle w:val="ListBullet"/>
+        <w:spacing w:after="40"/>
+      </w:pPr>
+      <w:r>
+        <w:rPr>
+          <w:sz w:val="20"/>
+        </w:rPr>
+        <w:t>从平均速率转为 burst/deadline/importance：实时音频和 agentic AI 都显示平均吞吐不足以解释网络需求，短时 burst、连接建立、小包可靠性和 deadline miss 更关键。</w:t>
+      </w:r>
+    </w:p>
+    <w:p>
+      <w:pPr>
+        <w:pStyle w:val="ListBullet"/>
+        <w:spacing w:after="40"/>
+      </w:pPr>
+      <w:r>
+        <w:rPr>
+          <w:sz w:val="20"/>
+        </w:rPr>
+        <w:t>从媒体质量转为任务 QoE：视频理解、multimodal analysis、intent、agentic task 都需要以任务成功率、语义正确性、响应 deadline、降级斜率为核心。</w:t>
+      </w:r>
+    </w:p>
+    <w:p>
+      <w:pPr>
+        <w:pStyle w:val="ListBullet"/>
+        <w:spacing w:after="40"/>
+      </w:pPr>
+      <w:r>
+        <w:rPr>
+          <w:sz w:val="20"/>
+        </w:rPr>
+        <w:t>从单公司结果转为可复现实验资产：capture group 切分、clean profile 训练、metadata、版本、挑战期和 cross-check 是防止“漂亮但不可复现”结果进入 TR 的基础。</w:t>
+      </w:r>
+    </w:p>
+    <w:p>
+      <w:pPr>
+        <w:pStyle w:val="Heading1"/>
+        <w:spacing w:before="160" w:after="80"/>
+      </w:pPr>
+      <w:r>
+        <w:t>7. 面向新技术研究、挖掘、探索的建议</w:t>
       </w:r>
     </w:p>
     <w:tbl>
@@ -1148,26 +5782,27 @@
         <w:tblStyle w:val="TableGrid"/>
         <w:tblW w:type="auto" w:w="0"/>
         <w:jc w:val="center"/>
-        <w:tblLayout w:type="fixed"/>
         <w:tblLook w:firstColumn="1" w:firstRow="1" w:lastColumn="0" w:lastRow="0" w:noHBand="0" w:noVBand="1" w:val="04A0"/>
       </w:tblPr>
       <w:tblGrid>
-        <w:gridCol w:w="2493"/>
-        <w:gridCol w:w="2493"/>
-        <w:gridCol w:w="2493"/>
-        <w:gridCol w:w="2493"/>
+        <w:gridCol w:w="2556"/>
+        <w:gridCol w:w="2556"/>
+        <w:gridCol w:w="2556"/>
+        <w:gridCol w:w="2556"/>
       </w:tblGrid>
       <w:tr>
         <w:tc>
           <w:tcPr>
-            <w:tcW w:type="dxa" w:w="737"/>
+            <w:tcW w:type="dxa" w:w="864"/>
+            <w:vAlign w:val="center"/>
             <w:shd w:fill="D9EAF7"/>
           </w:tcPr>
           <w:p>
+            <w:r/>
             <w:r>
               <w:rPr>
                 <w:b/>
-                <w:sz w:val="16"/>
+                <w:sz w:val="17"/>
               </w:rPr>
               <w:t>优先级</w:t>
             </w:r>
@@ -1175,46 +5810,52 @@
         </w:tc>
         <w:tc>
           <w:tcPr>
-            <w:tcW w:type="dxa" w:w="2268"/>
+            <w:tcW w:type="dxa" w:w="2160"/>
+            <w:vAlign w:val="center"/>
             <w:shd w:fill="D9EAF7"/>
           </w:tcPr>
           <w:p>
+            <w:r/>
             <w:r>
               <w:rPr>
                 <w:b/>
-                <w:sz w:val="16"/>
-              </w:rPr>
-              <w:t>研究课题</w:t>
-            </w:r>
-          </w:p>
-        </w:tc>
-        <w:tc>
-          <w:tcPr>
-            <w:tcW w:type="dxa" w:w="4025"/>
+                <w:sz w:val="17"/>
+              </w:rPr>
+              <w:t>研究方向</w:t>
+            </w:r>
+          </w:p>
+        </w:tc>
+        <w:tc>
+          <w:tcPr>
+            <w:tcW w:type="dxa" w:w="4608"/>
+            <w:vAlign w:val="center"/>
             <w:shd w:fill="D9EAF7"/>
           </w:tcPr>
           <w:p>
+            <w:r/>
             <w:r>
               <w:rPr>
                 <w:b/>
-                <w:sz w:val="16"/>
-              </w:rPr>
-              <w:t>实验与交付物</w:t>
-            </w:r>
-          </w:p>
-        </w:tc>
-        <w:tc>
-          <w:tcPr>
-            <w:tcW w:type="dxa" w:w="3005"/>
+                <w:sz w:val="17"/>
+              </w:rPr>
+              <w:t>建议动作</w:t>
+            </w:r>
+          </w:p>
+        </w:tc>
+        <w:tc>
+          <w:tcPr>
+            <w:tcW w:type="dxa" w:w="3456"/>
+            <w:vAlign w:val="center"/>
             <w:shd w:fill="D9EAF7"/>
           </w:tcPr>
           <w:p>
+            <w:r/>
             <w:r>
               <w:rPr>
                 <w:b/>
-                <w:sz w:val="16"/>
-              </w:rPr>
-              <w:t>成功判据</w:t>
+                <w:sz w:val="17"/>
+              </w:rPr>
+              <w:t>预期产出</w:t>
             </w:r>
           </w:p>
         </w:tc>
@@ -1222,13 +5863,15 @@
       <w:tr>
         <w:tc>
           <w:tcPr>
-            <w:tcW w:type="dxa" w:w="737"/>
-          </w:tcPr>
-          <w:p>
-            <w:r>
-              <w:rPr>
-                <w:b w:val="0"/>
-                <w:sz w:val="16"/>
+            <w:tcW w:type="dxa" w:w="864"/>
+            <w:vAlign w:val="center"/>
+          </w:tcPr>
+          <w:p>
+            <w:r/>
+            <w:r>
+              <w:rPr>
+                <w:b w:val="0"/>
+                <w:sz w:val="17"/>
               </w:rPr>
               <w:t>P0</w:t>
             </w:r>
@@ -1236,43 +5879,49 @@
         </w:tc>
         <w:tc>
           <w:tcPr>
-            <w:tcW w:type="dxa" w:w="2268"/>
-          </w:tcPr>
-          <w:p>
-            <w:r>
-              <w:rPr>
-                <w:b w:val="0"/>
-                <w:sz w:val="16"/>
-              </w:rPr>
-              <w:t>AI-native representation envelope</w:t>
-            </w:r>
-          </w:p>
-        </w:tc>
-        <w:tc>
-          <w:tcPr>
-            <w:tcW w:type="dxa" w:w="4025"/>
-          </w:tcPr>
-          <w:p>
-            <w:r>
-              <w:rPr>
-                <w:b w:val="0"/>
-                <w:sz w:val="16"/>
-              </w:rPr>
-              <w:t>定义 RU 元数据；实现 RTP/SDP（实时）与 QUIC/HTTP（可靠批传输）适配层，在同一 video/audio/MLLM 场景比较。</w:t>
-            </w:r>
-          </w:p>
-        </w:tc>
-        <w:tc>
-          <w:tcPr>
-            <w:tcW w:type="dxa" w:w="3005"/>
-          </w:tcPr>
-          <w:p>
-            <w:r>
-              <w:rPr>
-                <w:b w:val="0"/>
-                <w:sz w:val="16"/>
-              </w:rPr>
-              <w:t>跨两实现正确协商类型、版本、shape、时戳和依赖层；任务端可解释。</w:t>
+            <w:tcW w:type="dxa" w:w="2160"/>
+            <w:vAlign w:val="center"/>
+          </w:tcPr>
+          <w:p>
+            <w:r/>
+            <w:r>
+              <w:rPr>
+                <w:b w:val="0"/>
+                <w:sz w:val="17"/>
+              </w:rPr>
+              <w:t>Representation Unit 抽象与元数据</w:t>
+            </w:r>
+          </w:p>
+        </w:tc>
+        <w:tc>
+          <w:tcPr>
+            <w:tcW w:type="dxa" w:w="4608"/>
+            <w:vAlign w:val="center"/>
+          </w:tcPr>
+          <w:p>
+            <w:r/>
+            <w:r>
+              <w:rPr>
+                <w:b w:val="0"/>
+                <w:sz w:val="17"/>
+              </w:rPr>
+              <w:t>基于 Nokia S4-261805 和 MediaTek latent 例子，定义 RU metadata、dependency、importance、deadline、source media mapping。</w:t>
+            </w:r>
+          </w:p>
+        </w:tc>
+        <w:tc>
+          <w:tcPr>
+            <w:tcW w:type="dxa" w:w="3456"/>
+            <w:vAlign w:val="center"/>
+          </w:tcPr>
+          <w:p>
+            <w:r/>
+            <w:r>
+              <w:rPr>
+                <w:b w:val="0"/>
+                <w:sz w:val="17"/>
+              </w:rPr>
+              <w:t>TR key issue + 最小 metadata 表；为 RTP/SDP/QUIC/HTTP 承载比较提供统一对象。</w:t>
             </w:r>
           </w:p>
         </w:tc>
@@ -1280,13 +5929,15 @@
       <w:tr>
         <w:tc>
           <w:tcPr>
-            <w:tcW w:type="dxa" w:w="737"/>
-          </w:tcPr>
-          <w:p>
-            <w:r>
-              <w:rPr>
-                <w:b w:val="0"/>
-                <w:sz w:val="16"/>
+            <w:tcW w:type="dxa" w:w="864"/>
+            <w:vAlign w:val="center"/>
+          </w:tcPr>
+          <w:p>
+            <w:r/>
+            <w:r>
+              <w:rPr>
+                <w:b w:val="0"/>
+                <w:sz w:val="17"/>
               </w:rPr>
               <w:t>P0</w:t>
             </w:r>
@@ -1294,43 +5945,49 @@
         </w:tc>
         <w:tc>
           <w:tcPr>
-            <w:tcW w:type="dxa" w:w="2268"/>
-          </w:tcPr>
-          <w:p>
-            <w:r>
-              <w:rPr>
-                <w:b w:val="0"/>
-                <w:sz w:val="16"/>
-              </w:rPr>
-              <w:t>任务感知 UEP/FEC 与 deadline discard</w:t>
-            </w:r>
-          </w:p>
-        </w:tc>
-        <w:tc>
-          <w:tcPr>
-            <w:tcW w:type="dxa" w:w="4025"/>
-          </w:tcPr>
-          <w:p>
-            <w:r>
-              <w:rPr>
-                <w:b w:val="0"/>
-                <w:sz w:val="16"/>
-              </w:rPr>
-              <w:t>对 VQ token、embedding chunk、neural-codec latent、agent 消息施加 loss/jitter/burst loss；比较等保护、基础层保护、importance-aware。</w:t>
-            </w:r>
-          </w:p>
-        </w:tc>
-        <w:tc>
-          <w:tcPr>
-            <w:tcW w:type="dxa" w:w="3005"/>
-          </w:tcPr>
-          <w:p>
-            <w:r>
-              <w:rPr>
-                <w:b w:val="0"/>
-                <w:sz w:val="16"/>
-              </w:rPr>
-              <w:t>同等无线资源下任务成功率/质量提升可复现，并量化尾时延代价。</w:t>
+            <w:tcW w:type="dxa" w:w="2160"/>
+            <w:vAlign w:val="center"/>
+          </w:tcPr>
+          <w:p>
+            <w:r/>
+            <w:r>
+              <w:rPr>
+                <w:b w:val="0"/>
+                <w:sz w:val="17"/>
+              </w:rPr>
+              <w:t>任务 QoE 与 token/latent error resilience</w:t>
+            </w:r>
+          </w:p>
+        </w:tc>
+        <w:tc>
+          <w:tcPr>
+            <w:tcW w:type="dxa" w:w="4608"/>
+            <w:vAlign w:val="center"/>
+          </w:tcPr>
+          <w:p>
+            <w:r/>
+            <w:r>
+              <w:rPr>
+                <w:b w:val="0"/>
+                <w:sz w:val="17"/>
+              </w:rPr>
+              <w:t>基于 DOCOMO/vivo/Huawei 方向，设计 loss sweep、burst loss、deadline miss、importance ablation。</w:t>
+            </w:r>
+          </w:p>
+        </w:tc>
+        <w:tc>
+          <w:tcPr>
+            <w:tcW w:type="dxa" w:w="3456"/>
+            <w:vAlign w:val="center"/>
+          </w:tcPr>
+          <w:p>
+            <w:r/>
+            <w:r>
+              <w:rPr>
+                <w:b w:val="0"/>
+                <w:sz w:val="17"/>
+              </w:rPr>
+              <w:t>Q_task 曲线、P(success&gt;=target)、高重要性 RU 比例、连续丢失容忍度。</w:t>
             </w:r>
           </w:p>
         </w:tc>
@@ -1338,13 +5995,15 @@
       <w:tr>
         <w:tc>
           <w:tcPr>
-            <w:tcW w:type="dxa" w:w="737"/>
-          </w:tcPr>
-          <w:p>
-            <w:r>
-              <w:rPr>
-                <w:b w:val="0"/>
-                <w:sz w:val="16"/>
+            <w:tcW w:type="dxa" w:w="864"/>
+            <w:vAlign w:val="center"/>
+          </w:tcPr>
+          <w:p>
+            <w:r/>
+            <w:r>
+              <w:rPr>
+                <w:b w:val="0"/>
+                <w:sz w:val="17"/>
               </w:rPr>
               <w:t>P0</w:t>
             </w:r>
@@ -1352,43 +6011,49 @@
         </w:tc>
         <w:tc>
           <w:tcPr>
-            <w:tcW w:type="dxa" w:w="2268"/>
-          </w:tcPr>
-          <w:p>
-            <w:r>
-              <w:rPr>
-                <w:b w:val="0"/>
-                <w:sz w:val="16"/>
-              </w:rPr>
-              <w:t>可复现 AI traffic 数据集</w:t>
-            </w:r>
-          </w:p>
-        </w:tc>
-        <w:tc>
-          <w:tcPr>
-            <w:tcW w:type="dxa" w:w="4025"/>
-          </w:tcPr>
-          <w:p>
-            <w:r>
-              <w:rPr>
-                <w:b w:val="0"/>
-                <w:sz w:val="16"/>
-              </w:rPr>
-              <w:t>使用 CANDIDATE/STABLE/CROSS_CHECKED；发布 anonymized trace、RU sidecar、脚本、profile、版本清单。</w:t>
-            </w:r>
-          </w:p>
-        </w:tc>
-        <w:tc>
-          <w:tcPr>
-            <w:tcW w:type="dxa" w:w="3005"/>
-          </w:tcPr>
-          <w:p>
-            <w:r>
-              <w:rPr>
-                <w:b w:val="0"/>
-                <w:sz w:val="16"/>
-              </w:rPr>
-              <w:t>两家独立测量在方向、数量级、burst、Q-loss 曲线上一致并给出不确定性。</w:t>
+            <w:tcW w:type="dxa" w:w="2160"/>
+            <w:vAlign w:val="center"/>
+          </w:tcPr>
+          <w:p>
+            <w:r/>
+            <w:r>
+              <w:rPr>
+                <w:b w:val="0"/>
+                <w:sz w:val="17"/>
+              </w:rPr>
+              <w:t>AI traffic 数据治理与合成流量</w:t>
+            </w:r>
+          </w:p>
+        </w:tc>
+        <w:tc>
+          <w:tcPr>
+            <w:tcW w:type="dxa" w:w="4608"/>
+            <w:vAlign w:val="center"/>
+          </w:tcPr>
+          <w:p>
+            <w:r/>
+            <w:r>
+              <w:rPr>
+                <w:b w:val="0"/>
+                <w:sz w:val="17"/>
+              </w:rPr>
+              <w:t>采用 Qualcomm 的 capture-group split、clean-profile fitting、empirical dequantization、CANDIDATE/STABLE 数据状态。</w:t>
+            </w:r>
+          </w:p>
+        </w:tc>
+        <w:tc>
+          <w:tcPr>
+            <w:tcW w:type="dxa" w:w="3456"/>
+            <w:vAlign w:val="center"/>
+          </w:tcPr>
+          <w:p>
+            <w:r/>
+            <w:r>
+              <w:rPr>
+                <w:b w:val="0"/>
+                <w:sz w:val="17"/>
+              </w:rPr>
+              <w:t>可复现实验包、synthetic generator baseline、跨公司 cross-check 机制。</w:t>
             </w:r>
           </w:p>
         </w:tc>
@@ -1396,13 +6061,15 @@
       <w:tr>
         <w:tc>
           <w:tcPr>
-            <w:tcW w:type="dxa" w:w="737"/>
-          </w:tcPr>
-          <w:p>
-            <w:r>
-              <w:rPr>
-                <w:b w:val="0"/>
-                <w:sz w:val="16"/>
+            <w:tcW w:type="dxa" w:w="864"/>
+            <w:vAlign w:val="center"/>
+          </w:tcPr>
+          <w:p>
+            <w:r/>
+            <w:r>
+              <w:rPr>
+                <w:b w:val="0"/>
+                <w:sz w:val="17"/>
               </w:rPr>
               <w:t>P1</w:t>
             </w:r>
@@ -1410,43 +6077,49 @@
         </w:tc>
         <w:tc>
           <w:tcPr>
-            <w:tcW w:type="dxa" w:w="2268"/>
-          </w:tcPr>
-          <w:p>
-            <w:r>
-              <w:rPr>
-                <w:b w:val="0"/>
-                <w:sz w:val="16"/>
-              </w:rPr>
-              <w:t>Agentic 接入网模型</w:t>
-            </w:r>
-          </w:p>
-        </w:tc>
-        <w:tc>
-          <w:tcPr>
-            <w:tcW w:type="dxa" w:w="4025"/>
-          </w:tcPr>
-          <w:p>
-            <w:r>
-              <w:rPr>
-                <w:b w:val="0"/>
-                <w:sz w:val="16"/>
-              </w:rPr>
-              <w:t>建模 context 增长、tool loop、A2A fan-out、重试、缓存命中；记录 app/gateway/wire。</w:t>
-            </w:r>
-          </w:p>
-        </w:tc>
-        <w:tc>
-          <w:tcPr>
-            <w:tcW w:type="dxa" w:w="3005"/>
-          </w:tcPr>
-          <w:p>
-            <w:r>
-              <w:rPr>
-                <w:b w:val="0"/>
-                <w:sz w:val="16"/>
-              </w:rPr>
-              <w:t>预测 UL grant latency、RTT、PER 对 completion time p95/p99 的贡献。</w:t>
+            <w:tcW w:type="dxa" w:w="2160"/>
+            <w:vAlign w:val="center"/>
+          </w:tcPr>
+          <w:p>
+            <w:r/>
+            <w:r>
+              <w:rPr>
+                <w:b w:val="0"/>
+                <w:sz w:val="17"/>
+              </w:rPr>
+              <w:t>Agentic AI 小包/上行/连接模型</w:t>
+            </w:r>
+          </w:p>
+        </w:tc>
+        <w:tc>
+          <w:tcPr>
+            <w:tcW w:type="dxa" w:w="4608"/>
+            <w:vAlign w:val="center"/>
+          </w:tcPr>
+          <w:p>
+            <w:r/>
+            <w:r>
+              <w:rPr>
+                <w:b w:val="0"/>
+                <w:sz w:val="17"/>
+              </w:rPr>
+              <w:t>继续扩展 personal assistant 与 A2A，多模型、多工具、多 hop、parallel dispatch、remote agent，分离控制面与 runtime egress。</w:t>
+            </w:r>
+          </w:p>
+        </w:tc>
+        <w:tc>
+          <w:tcPr>
+            <w:tcW w:type="dxa" w:w="3456"/>
+            <w:vAlign w:val="center"/>
+          </w:tcPr>
+          <w:p>
+            <w:r/>
+            <w:r>
+              <w:rPr>
+                <w:b w:val="0"/>
+                <w:sz w:val="17"/>
+              </w:rPr>
+              <w:t>agentic signaling traffic model、UL grant latency 建议、连接复用/0-RTT收益评估。</w:t>
             </w:r>
           </w:p>
         </w:tc>
@@ -1454,13 +6127,15 @@
       <w:tr>
         <w:tc>
           <w:tcPr>
-            <w:tcW w:type="dxa" w:w="737"/>
-          </w:tcPr>
-          <w:p>
-            <w:r>
-              <w:rPr>
-                <w:b w:val="0"/>
-                <w:sz w:val="16"/>
+            <w:tcW w:type="dxa" w:w="864"/>
+            <w:vAlign w:val="center"/>
+          </w:tcPr>
+          <w:p>
+            <w:r/>
+            <w:r>
+              <w:rPr>
+                <w:b w:val="0"/>
+                <w:sz w:val="17"/>
               </w:rPr>
               <w:t>P1</w:t>
             </w:r>
@@ -1468,43 +6143,115 @@
         </w:tc>
         <w:tc>
           <w:tcPr>
-            <w:tcW w:type="dxa" w:w="2268"/>
-          </w:tcPr>
-          <w:p>
-            <w:r>
-              <w:rPr>
-                <w:b w:val="0"/>
-                <w:sz w:val="16"/>
-              </w:rPr>
-              <w:t>多模态 intent 与隐私最小化</w:t>
-            </w:r>
-          </w:p>
-        </w:tc>
-        <w:tc>
-          <w:tcPr>
-            <w:tcW w:type="dxa" w:w="4025"/>
-          </w:tcPr>
-          <w:p>
-            <w:r>
-              <w:rPr>
-                <w:b w:val="0"/>
-                <w:sz w:val="16"/>
-              </w:rPr>
-              <w:t>比较原始媒体、VQ token、embedding/feature 的带宽、能耗、QoE、漂移鲁棒性、成员推断风险。</w:t>
-            </w:r>
-          </w:p>
-        </w:tc>
-        <w:tc>
-          <w:tcPr>
-            <w:tcW w:type="dxa" w:w="3005"/>
-          </w:tcPr>
-          <w:p>
-            <w:r>
-              <w:rPr>
-                <w:b w:val="0"/>
-                <w:sz w:val="16"/>
-              </w:rPr>
-              <w:t>目标 QoE 下量化节省，并给出版本不匹配和权限控制。</w:t>
+            <w:tcW w:type="dxa" w:w="2160"/>
+            <w:vAlign w:val="center"/>
+          </w:tcPr>
+          <w:p>
+            <w:r/>
+            <w:r>
+              <w:rPr>
+                <w:b w:val="0"/>
+                <w:sz w:val="17"/>
+              </w:rPr>
+              <w:t>RTP/SDP 与 QUIC/HTTP 承载对比</w:t>
+            </w:r>
+          </w:p>
+        </w:tc>
+        <w:tc>
+          <w:tcPr>
+            <w:tcW w:type="dxa" w:w="4608"/>
+            <w:vAlign w:val="center"/>
+          </w:tcPr>
+          <w:p>
+            <w:r/>
+            <w:r>
+              <w:rPr>
+                <w:b w:val="0"/>
+                <w:sz w:val="17"/>
+              </w:rPr>
+              <w:t>针对 tokenized video、audio delta、latent slices 各实现至少两个承载方案，比较同步、反馈、重传、FEC、能力协商。</w:t>
+            </w:r>
+          </w:p>
+        </w:tc>
+        <w:tc>
+          <w:tcPr>
+            <w:tcW w:type="dxa" w:w="3456"/>
+            <w:vAlign w:val="center"/>
+          </w:tcPr>
+          <w:p>
+            <w:r/>
+            <w:r>
+              <w:rPr>
+                <w:b w:val="0"/>
+                <w:sz w:val="17"/>
+              </w:rPr>
+              <w:t>候选 payload/signalling gap list；决定是否需要新 RTP payload/SDP 参数。</w:t>
+            </w:r>
+          </w:p>
+        </w:tc>
+      </w:tr>
+      <w:tr>
+        <w:tc>
+          <w:tcPr>
+            <w:tcW w:type="dxa" w:w="864"/>
+            <w:vAlign w:val="center"/>
+          </w:tcPr>
+          <w:p>
+            <w:r/>
+            <w:r>
+              <w:rPr>
+                <w:b w:val="0"/>
+                <w:sz w:val="17"/>
+              </w:rPr>
+              <w:t>P1</w:t>
+            </w:r>
+          </w:p>
+        </w:tc>
+        <w:tc>
+          <w:tcPr>
+            <w:tcW w:type="dxa" w:w="2160"/>
+            <w:vAlign w:val="center"/>
+          </w:tcPr>
+          <w:p>
+            <w:r/>
+            <w:r>
+              <w:rPr>
+                <w:b w:val="0"/>
+                <w:sz w:val="17"/>
+              </w:rPr>
+              <w:t>Intent-driven representation selection</w:t>
+            </w:r>
+          </w:p>
+        </w:tc>
+        <w:tc>
+          <w:tcPr>
+            <w:tcW w:type="dxa" w:w="4608"/>
+            <w:vAlign w:val="center"/>
+          </w:tcPr>
+          <w:p>
+            <w:r/>
+            <w:r>
+              <w:rPr>
+                <w:b w:val="0"/>
+                <w:sz w:val="17"/>
+              </w:rPr>
+              <w:t>把 InterDigital intent 与 RU 绑定，研究任务意图如何驱动表征选择、精度、隐私最小化和可靠性等级。</w:t>
+            </w:r>
+          </w:p>
+        </w:tc>
+        <w:tc>
+          <w:tcPr>
+            <w:tcW w:type="dxa" w:w="3456"/>
+            <w:vAlign w:val="center"/>
+          </w:tcPr>
+          <w:p>
+            <w:r/>
+            <w:r>
+              <w:rPr>
+                <w:b w:val="0"/>
+                <w:sz w:val="17"/>
+              </w:rPr>
+              <w:t>intent schema 草案、隐私风险清单、任务驱动传输策略。</w:t>
             </w:r>
           </w:p>
         </w:tc>
@@ -1514,323 +6261,68 @@
     <w:p>
       <w:pPr>
         <w:pStyle w:val="Heading1"/>
+        <w:spacing w:before="160" w:after="80"/>
       </w:pPr>
       <w:r>
-        <w:t>7. 工作顺序与风险控制</w:t>
+        <w:t>8. 建议的后续工作顺序</w:t>
       </w:r>
     </w:p>
     <w:p>
       <w:pPr>
-        <w:pStyle w:val="ListNumber"/>
+        <w:spacing w:after="80" w:line="259" w:lineRule="auto"/>
       </w:pPr>
       <w:r>
-        <w:t>先冻结测量语义：统一 RU、逻辑 token、token representation、packet、event 及最小 provenance。</w:t>
+        <w:rPr>
+          <w:sz w:val="21"/>
+        </w:rPr>
+        <w:t>建议 SA4 后续先收敛术语和对象，再收敛协议：第一步冻结 RU/token/embedding/latent 的工作定义和元数据字段；第二步以四个场景作为 benchmark，即 tokenized real-time video、real-time audio delta streaming、agentic A2A/personal assistant、DCVC-RT latent progressive reconstruction；第三步在每个场景上跑 loss/delay/jitter/deadline sweep，输出任务 QoE 曲线；第四步再比较 RTP/SDP、WebRTC DataChannel、QUIC/HTTP/WebSocket 等承载。这样可以避免先争论协议扩展，而底层表征对象和质量指标尚不清楚。</w:t>
       </w:r>
     </w:p>
     <w:p>
       <w:pPr>
-        <w:pStyle w:val="ListNumber"/>
+        <w:spacing w:after="80" w:line="259" w:lineRule="auto"/>
       </w:pPr>
       <w:r>
-        <w:t>再验证场景和 QoE 曲线：优先实时视频、实时音频、agent/A2A、神经 codec 渐进图像四类。</w:t>
-      </w:r>
-    </w:p>
-    <w:p>
-      <w:pPr>
-        <w:pStyle w:val="ListNumber"/>
-      </w:pPr>
-      <w:r>
-        <w:t>最后讨论协议收敛：依据试验选择 RTP/SDP、QUIC/HTTP 或混合承载，仅在互操作需求和收益明确后讨论扩展。</w:t>
-      </w:r>
-    </w:p>
-    <w:p>
-      <w:pPr>
-        <w:pStyle w:val="ListBullet"/>
-      </w:pPr>
-      <w:r>
-        <w:t>模型、tokenizer、服务端策略漂移：结果附带版本、时间、区域、配置 hash，并使用区间/趋势。</w:t>
-      </w:r>
-    </w:p>
-    <w:p>
-      <w:pPr>
-        <w:pStyle w:val="ListBullet"/>
-      </w:pPr>
-      <w:r>
-        <w:t>embedding/latent 不天然匿名：研究加入重建、成员推断、属性推断和越权复用测试。</w:t>
-      </w:r>
-    </w:p>
-    <w:p>
-      <w:pPr>
-        <w:pStyle w:val="ListBullet"/>
-      </w:pPr>
-      <w:r>
-        <w:t>跨层归因失真：模型 prefill/decoding、gateway 排队、工具调用与网络时延必须拆分。</w:t>
+        <w:rPr>
+          <w:sz w:val="21"/>
+        </w:rPr>
+        <w:t>研究风险也需要提前管理：embedding/latent 可能泄露源媒体或用户隐私，不能简单视作匿名特征；model/version drift 会导致 traffic model 快速失效；同一业务在应用层和网络层的 UL/DL 比例可能完全不同；packet loss 的影响可能被 TCP 重传隐藏成 latency 问题。因此，报告建议每项实验同时记录 application layer、transport/network layer、model/task layer 三组指标。</w:t>
       </w:r>
     </w:p>
     <w:p>
       <w:pPr>
         <w:pStyle w:val="Heading1"/>
+        <w:spacing w:before="160" w:after="80"/>
       </w:pPr>
       <w:r>
-        <w:t>附录：TDoc 索引、来源与限制</w:t>
-      </w:r>
-    </w:p>
-    <w:tbl>
-      <w:tblPr>
-        <w:tblStyle w:val="TableGrid"/>
-        <w:tblW w:type="auto" w:w="0"/>
-        <w:jc w:val="center"/>
-        <w:tblLayout w:type="fixed"/>
-        <w:tblLook w:firstColumn="1" w:firstRow="1" w:lastColumn="0" w:lastRow="0" w:noHBand="0" w:noVBand="1" w:val="04A0"/>
-      </w:tblPr>
-      <w:tblGrid>
-        <w:gridCol w:w="3324"/>
-        <w:gridCol w:w="3324"/>
-        <w:gridCol w:w="3324"/>
-      </w:tblGrid>
-      <w:tr>
-        <w:tc>
-          <w:tcPr>
-            <w:tcW w:type="dxa" w:w="1020"/>
-            <w:shd w:fill="D9EAF7"/>
-          </w:tcPr>
-          <w:p>
-            <w:r>
-              <w:rPr>
-                <w:b/>
-                <w:sz w:val="16"/>
-              </w:rPr>
-              <w:t>议程</w:t>
-            </w:r>
-          </w:p>
-        </w:tc>
-        <w:tc>
-          <w:tcPr>
-            <w:tcW w:type="dxa" w:w="6803"/>
-            <w:shd w:fill="D9EAF7"/>
-          </w:tcPr>
-          <w:p>
-            <w:r>
-              <w:rPr>
-                <w:b/>
-                <w:sz w:val="16"/>
-              </w:rPr>
-              <w:t>TDoc（主题）</w:t>
-            </w:r>
-          </w:p>
-        </w:tc>
-        <w:tc>
-          <w:tcPr>
-            <w:tcW w:type="dxa" w:w="2268"/>
-            <w:shd w:fill="D9EAF7"/>
-          </w:tcPr>
-          <w:p>
-            <w:r>
-              <w:rPr>
-                <w:b/>
-                <w:sz w:val="16"/>
-              </w:rPr>
-              <w:t>最终状态</w:t>
-            </w:r>
-          </w:p>
-        </w:tc>
-      </w:tr>
-      <w:tr>
-        <w:tc>
-          <w:tcPr>
-            <w:tcW w:type="dxa" w:w="1020"/>
-          </w:tcPr>
-          <w:p>
-            <w:r>
-              <w:rPr>
-                <w:b w:val="0"/>
-                <w:sz w:val="16"/>
-              </w:rPr>
-              <w:t>11.3.1</w:t>
-            </w:r>
-          </w:p>
-        </w:tc>
-        <w:tc>
-          <w:tcPr>
-            <w:tcW w:type="dxa" w:w="6803"/>
-          </w:tcPr>
-          <w:p>
-            <w:r>
-              <w:rPr>
-                <w:b w:val="0"/>
-                <w:sz w:val="16"/>
-              </w:rPr>
-              <w:t>261440 测试床；261444/721 embedding；261446/814 Agentic；261447 合成；261448 交叉核验</w:t>
-            </w:r>
-          </w:p>
-        </w:tc>
-        <w:tc>
-          <w:tcPr>
-            <w:tcW w:type="dxa" w:w="2268"/>
-          </w:tcPr>
-          <w:p>
-            <w:r>
-              <w:rPr>
-                <w:b w:val="0"/>
-                <w:sz w:val="16"/>
-              </w:rPr>
-              <w:t>agreed；revised/noted；agreed；noted；noted</w:t>
-            </w:r>
-          </w:p>
-        </w:tc>
-      </w:tr>
-      <w:tr>
-        <w:tc>
-          <w:tcPr>
-            <w:tcW w:type="dxa" w:w="1020"/>
-          </w:tcPr>
-          <w:p>
-            <w:r>
-              <w:rPr>
-                <w:b w:val="0"/>
-                <w:sz w:val="16"/>
-              </w:rPr>
-              <w:t>11.3.1</w:t>
-            </w:r>
-          </w:p>
-        </w:tc>
-        <w:tc>
-          <w:tcPr>
-            <w:tcW w:type="dxa" w:w="6803"/>
-          </w:tcPr>
-          <w:p>
-            <w:r>
-              <w:rPr>
-                <w:b w:val="0"/>
-                <w:sz w:val="16"/>
-              </w:rPr>
-              <w:t>261449/813 多模态；261452/825 QoE；261453/826 术语；261454/816 归因；261455/818 loss；261456/819 Clause C</w:t>
-            </w:r>
-          </w:p>
-        </w:tc>
-        <w:tc>
-          <w:tcPr>
-            <w:tcW w:type="dxa" w:w="2268"/>
-          </w:tcPr>
-          <w:p>
-            <w:r>
-              <w:rPr>
-                <w:b w:val="0"/>
-                <w:sz w:val="16"/>
-              </w:rPr>
-              <w:t>agreed；agreed；agreed；noted；agreed；agreed</w:t>
-            </w:r>
-          </w:p>
-        </w:tc>
-      </w:tr>
-      <w:tr>
-        <w:tc>
-          <w:tcPr>
-            <w:tcW w:type="dxa" w:w="1020"/>
-          </w:tcPr>
-          <w:p>
-            <w:r>
-              <w:rPr>
-                <w:b w:val="0"/>
-                <w:sz w:val="16"/>
-              </w:rPr>
-              <w:t>11.3.1</w:t>
-            </w:r>
-          </w:p>
-        </w:tc>
-        <w:tc>
-          <w:tcPr>
-            <w:tcW w:type="dxa" w:w="6803"/>
-          </w:tcPr>
-          <w:p>
-            <w:r>
-              <w:rPr>
-                <w:b w:val="0"/>
-                <w:sz w:val="16"/>
-              </w:rPr>
-              <w:t>261459 下一步；261462/817 链接；261471/824 token；261503 重要性；261504/780 视频/音频；261505 韧性；261519/820 Gateway；261534/827 高频；261590/834 稳定化</w:t>
-            </w:r>
-          </w:p>
-        </w:tc>
-        <w:tc>
-          <w:tcPr>
-            <w:tcW w:type="dxa" w:w="2268"/>
-          </w:tcPr>
-          <w:p>
-            <w:r>
-              <w:rPr>
-                <w:b w:val="0"/>
-                <w:sz w:val="16"/>
-              </w:rPr>
-              <w:t>noted；agreed；noted；noted；agreed；noted；agreed；agreed；agreed</w:t>
-            </w:r>
-          </w:p>
-        </w:tc>
-      </w:tr>
-      <w:tr>
-        <w:tc>
-          <w:tcPr>
-            <w:tcW w:type="dxa" w:w="1020"/>
-          </w:tcPr>
-          <w:p>
-            <w:r>
-              <w:rPr>
-                <w:b w:val="0"/>
-                <w:sz w:val="16"/>
-              </w:rPr>
-              <w:t>11.3.2</w:t>
-            </w:r>
-          </w:p>
-        </w:tc>
-        <w:tc>
-          <w:tcPr>
-            <w:tcW w:type="dxa" w:w="6803"/>
-          </w:tcPr>
-          <w:p>
-            <w:r>
-              <w:rPr>
-                <w:b w:val="0"/>
-                <w:sz w:val="16"/>
-              </w:rPr>
-              <w:t>261450/805 表示传输；261484 intent；261527 渐进图像；261528 中间数据；261648 多模态 intent</w:t>
-            </w:r>
-          </w:p>
-        </w:tc>
-        <w:tc>
-          <w:tcPr>
-            <w:tcW w:type="dxa" w:w="2268"/>
-          </w:tcPr>
-          <w:p>
-            <w:r>
-              <w:rPr>
-                <w:b w:val="0"/>
-                <w:sz w:val="16"/>
-              </w:rPr>
-              <w:t>agreed；noted；noted；noted；noted</w:t>
-            </w:r>
-          </w:p>
-        </w:tc>
-      </w:tr>
-    </w:tbl>
-    <w:p/>
-    <w:p>
-      <w:r>
-        <w:t>主来源：3GPP SA4#137-e Documents 目录及 TDoc List Meeting SA4#137-e.xlsx：</w:t>
+        <w:t>附录：资料来源与限制</w:t>
       </w:r>
     </w:p>
     <w:p>
+      <w:pPr>
+        <w:spacing w:after="80" w:line="259" w:lineRule="auto"/>
+      </w:pPr>
       <w:r>
-        <w:t>https://www.3gpp.org/ftp/tsg_sa/WG4_CODEC/TSGS4_137-e/Docs/TDoc_List_Meeting_SA4%23137-e.xlsx</w:t>
+        <w:rPr>
+          <w:sz w:val="21"/>
+        </w:rPr>
+        <w:t>本报告以 3GPP SA4#137-e TDoc_List_Meeting_SA4#137-e.xlsx 中 agenda 11.3.1 与 11.3.2 的条目为索引，并结合本地已下载公开 TDoc 文本进行技术分析。部分修订前或旧版 Word 文档未能抽取完整正文，因此对未展开的 TDoc 主要依据会议表中的公司、标题、状态与修订关系归纳；对已抽取正文的技术提案进行了重点详评。</w:t>
       </w:r>
     </w:p>
     <w:p>
+      <w:pPr>
+        <w:spacing w:after="80" w:line="259" w:lineRule="auto"/>
+      </w:pPr>
       <w:r>
-        <w:t>原始 TDoc 地址遵循：https://www.3gpp.org/ftp/tsg_sa/WG4_CODEC/TSGS4_137-e/Docs/S4-&lt;编号&gt;.zip。本文为技术研判材料，不替代 SA4 已同意文本；noted 主张均为待验证研究输入。</w:t>
+        <w:rPr>
+          <w:sz w:val="21"/>
+        </w:rPr>
+        <w:t>原始会议清单链接：https://www.3gpp.org/ftp/tsg_sa/WG4_CODEC/TSGS4_137-e/Docs/TDoc_List_Meeting_SA4%23137-e.xlsx</w:t>
       </w:r>
     </w:p>
     <w:sectPr>
       <w:pgSz w:w="12240" w:h="15840"/>
-      <w:pgMar w:top="1020" w:right="1134" w:bottom="1020" w:left="1134" w:header="720" w:footer="720" w:gutter="0"/>
+      <w:pgMar w:top="1008" w:right="1008" w:bottom="1008" w:left="1008" w:header="720" w:footer="720" w:gutter="0"/>
       <w:cols w:space="720"/>
       <w:docGrid w:linePitch="360"/>
     </w:sectPr>
@@ -2201,10 +6693,8 @@
     <w:name w:val="Normal"/>
     <w:qFormat/>
     <w:rsid w:val="00FC693F"/>
-    <w:pPr>
-      <w:spacing w:line="288" w:lineRule="auto"/>
-    </w:pPr>
     <w:rPr>
+      <w:rFonts w:ascii="Microsoft YaHei" w:hAnsi="Microsoft YaHei" w:eastAsia="Microsoft YaHei"/>
       <w:sz w:val="21"/>
     </w:rPr>
   </w:style>
@@ -2267,11 +6757,11 @@
       <w:outlineLvl w:val="0"/>
     </w:pPr>
     <w:rPr>
-      <w:rFonts w:asciiTheme="majorHAnsi" w:eastAsiaTheme="majorEastAsia" w:hAnsiTheme="majorHAnsi" w:cstheme="majorBidi"/>
+      <w:rFonts w:asciiTheme="majorHAnsi" w:eastAsiaTheme="majorEastAsia" w:hAnsiTheme="majorHAnsi" w:cstheme="majorBidi" w:ascii="Microsoft YaHei" w:hAnsi="Microsoft YaHei" w:eastAsia="Microsoft YaHei"/>
       <w:b/>
       <w:bCs/>
       <w:color w:val="365F91" w:themeColor="accent1" w:themeShade="BF"/>
-      <w:sz w:val="30"/>
+      <w:sz w:val="28"/>
       <w:szCs w:val="28"/>
     </w:rPr>
   </w:style>
@@ -2291,11 +6781,11 @@
       <w:outlineLvl w:val="1"/>
     </w:pPr>
     <w:rPr>
-      <w:rFonts w:asciiTheme="majorHAnsi" w:eastAsiaTheme="majorEastAsia" w:hAnsiTheme="majorHAnsi" w:cstheme="majorBidi"/>
+      <w:rFonts w:asciiTheme="majorHAnsi" w:eastAsiaTheme="majorEastAsia" w:hAnsiTheme="majorHAnsi" w:cstheme="majorBidi" w:ascii="Microsoft YaHei" w:hAnsi="Microsoft YaHei" w:eastAsia="Microsoft YaHei"/>
       <w:b/>
       <w:bCs/>
       <w:color w:val="4F81BD" w:themeColor="accent1"/>
-      <w:sz w:val="24"/>
+      <w:sz w:val="26"/>
       <w:szCs w:val="26"/>
     </w:rPr>
   </w:style>
@@ -2315,7 +6805,7 @@
       <w:outlineLvl w:val="2"/>
     </w:pPr>
     <w:rPr>
-      <w:rFonts w:asciiTheme="majorHAnsi" w:eastAsiaTheme="majorEastAsia" w:hAnsiTheme="majorHAnsi" w:cstheme="majorBidi"/>
+      <w:rFonts w:asciiTheme="majorHAnsi" w:eastAsiaTheme="majorEastAsia" w:hAnsiTheme="majorHAnsi" w:cstheme="majorBidi" w:ascii="Microsoft YaHei" w:hAnsi="Microsoft YaHei" w:eastAsia="Microsoft YaHei"/>
       <w:b/>
       <w:bCs/>
       <w:color w:val="4F81BD" w:themeColor="accent1"/>
@@ -2560,7 +7050,7 @@
       <w:color w:val="17365D" w:themeColor="text2" w:themeShade="BF"/>
       <w:spacing w:val="5"/>
       <w:kern w:val="28"/>
-      <w:sz w:val="44"/>
+      <w:sz w:val="52"/>
       <w:szCs w:val="52"/>
     </w:rPr>
   </w:style>
